--- a/report/report.docx
+++ b/report/report.docx
@@ -29,7 +29,7 @@
           <w:color w:val="52514E"/>
           <w:sz w:val="26"/>
         </w:rPr>
-        <w:t>A logistic-regression study of the 2015 Gorkha earthquake building-damage data (Richter's Predictor)</w:t>
+        <w:t>Logistic regression, random forest and gradient boosting on the 2015 Gorkha earthquake building-damage data (Richter's Predictor)</w:t>
       </w:r>
     </w:p>
     <w:p/>
@@ -419,7 +419,7 @@
       <w:pPr>
         <w:pStyle w:val="Heading1"/>
       </w:pPr>
-      <w:bookmarkStart w:id="0" w:name="_Toc242297582"/>
+      <w:bookmarkStart w:id="0" w:name="_Toc243069522"/>
       <w:r>
         <w:lastRenderedPageBreak/>
         <w:t>Abstract</w:t>
@@ -431,20 +431,23 @@
         <w:jc w:val="both"/>
       </w:pPr>
       <w:r>
-        <w:t xml:space="preserve">After the 2015 Gorkha earthquake, Nepal surveyed hundreds of thousands of damaged buildings. We ask whether a building's recorded structure and location can predict its damage grade well enough to rank buildings for inspection. Using 260,601 labelled buildings from the DrivenData competition Richter's Predictor, we built a leakage-safe scikit-learn pipeline and ran seven controlled experiments, restricted to logistic regression. Location, encoded with cross-fitted multiclass target encoding of 11,595 local </w:t>
-      </w:r>
-      <w:r>
-        <w:t>areas, gave the largest single gain (+6.3 pp in cross-validated micro-F1). An ordinal formulation using two cumulative binary models did not outperform the standard multinomial model, and class weighting traded overall accuracy for recall of the rare low-damage class. The tuned model (E4, C = 0.3) reaches a holdout micro-F1 of 0.740 and macro-F1 of 0.680, against 0.569 for the majority-class baseline. Ranking buildings by predicted probability of grade-3 damage, inspecting the top 20% of buildings finds 49.</w:t>
-      </w:r>
-      <w:r>
-        <w:t>8% of all grade-3 buildings, 2.5 times what a random order finds. The coefficients agree with engineering intuition: mud-mortar stone and stone-flag construction raise the odds of destruction, and engineered reinforced concrete and cement-bonded masonry lower them.</w:t>
+        <w:t>After the 2015 Gorkha earthquake, Nepal surveyed hundreds of thousands of damaged buildings. We ask whether a building's recorded structure and location can predict its damage grade well enough to rank buildings for inspection. Using 260,601 labelled buildings from the DrivenData competition Richter's Predictor, we built a leakage-safe scikit-learn pipeline and compared three classifiers: logistic regression, a random forest and HistGradientBoosting. Seven controlled logistic-regression experiments showed t</w:t>
+      </w:r>
+      <w:r>
+        <w:t>hat location, encoded with cross-fitted multiclass target encoding of 11,595 local areas, gave the largest single gain (+6.3 pp in cross-validated micro-F1). An ordinal formulation did not outperform the multinomial model, and class weighting traded overall accuracy for recall of the rare low-damage class. The tuned logistic model reaches a holdout micro-F1 of 0.740 (macro-F1 0.680), against 0.569 for the majority-class baseline. With the same features and folds, the tuned random forest reaches 0.750 and Hi</w:t>
+      </w:r>
+      <w:r>
+        <w:t>stGradientBoosting 0.750. HistGradientBoosting, which had the highest cross-validated micro-F1, is our final model: it gains +0.98 pp in cross-validation and +0.93 pp on the holdout over logistic regression. Ranking buildings by the final model's probability of grade-3 damage, inspecting the top 20% finds 50.6% of all grade-3 buildings, against 20% for a random order. The logistic coefficients agree with engineering intuition: mud-mortar stone and stone-flag construction raise the odds of destruction, and e</w:t>
+      </w:r>
+      <w:r>
+        <w:t>ngineered reinforced concrete and cement-bonded masonry lower them.</w:t>
       </w:r>
     </w:p>
     <w:p>
       <w:pPr>
         <w:pStyle w:val="Heading1"/>
       </w:pPr>
-      <w:bookmarkStart w:id="1" w:name="_Toc242297583"/>
+      <w:bookmarkStart w:id="1" w:name="_Toc243069523"/>
       <w:r>
         <w:t>Contents</w:t>
       </w:r>
@@ -475,7 +478,7 @@
       <w:r>
         <w:fldChar w:fldCharType="separate"/>
       </w:r>
-      <w:hyperlink w:anchor="_Toc242297582" w:history="1">
+      <w:hyperlink w:anchor="_Toc243069522" w:history="1">
         <w:r>
           <w:rPr>
             <w:rStyle w:val="Hyperlink"/>
@@ -502,7 +505,7 @@
             <w:noProof/>
             <w:webHidden/>
           </w:rPr>
-          <w:instrText xml:space="preserve"> PAGEREF _Toc242297582 \h </w:instrText>
+          <w:instrText xml:space="preserve"> PAGEREF _Toc243069522 \h </w:instrText>
         </w:r>
         <w:r>
           <w:rPr>
@@ -549,7 +552,7 @@
           <w14:ligatures w14:val="standardContextual"/>
         </w:rPr>
       </w:pPr>
-      <w:hyperlink w:anchor="_Toc242297583" w:history="1">
+      <w:hyperlink w:anchor="_Toc243069523" w:history="1">
         <w:r>
           <w:rPr>
             <w:rStyle w:val="Hyperlink"/>
@@ -576,7 +579,7 @@
             <w:noProof/>
             <w:webHidden/>
           </w:rPr>
-          <w:instrText xml:space="preserve"> PAGEREF _Toc242297583 \h </w:instrText>
+          <w:instrText xml:space="preserve"> PAGEREF _Toc243069523 \h </w:instrText>
         </w:r>
         <w:r>
           <w:rPr>
@@ -623,7 +626,7 @@
           <w14:ligatures w14:val="standardContextual"/>
         </w:rPr>
       </w:pPr>
-      <w:hyperlink w:anchor="_Toc242297584" w:history="1">
+      <w:hyperlink w:anchor="_Toc243069524" w:history="1">
         <w:r>
           <w:rPr>
             <w:rStyle w:val="Hyperlink"/>
@@ -650,7 +653,7 @@
             <w:noProof/>
             <w:webHidden/>
           </w:rPr>
-          <w:instrText xml:space="preserve"> PAGEREF _Toc242297584 \h </w:instrText>
+          <w:instrText xml:space="preserve"> PAGEREF _Toc243069524 \h </w:instrText>
         </w:r>
         <w:r>
           <w:rPr>
@@ -697,7 +700,7 @@
           <w14:ligatures w14:val="standardContextual"/>
         </w:rPr>
       </w:pPr>
-      <w:hyperlink w:anchor="_Toc242297585" w:history="1">
+      <w:hyperlink w:anchor="_Toc243069525" w:history="1">
         <w:r>
           <w:rPr>
             <w:rStyle w:val="Hyperlink"/>
@@ -724,7 +727,7 @@
             <w:noProof/>
             <w:webHidden/>
           </w:rPr>
-          <w:instrText xml:space="preserve"> PAGEREF _Toc242297585 \h </w:instrText>
+          <w:instrText xml:space="preserve"> PAGEREF _Toc243069525 \h </w:instrText>
         </w:r>
         <w:r>
           <w:rPr>
@@ -771,7 +774,7 @@
           <w14:ligatures w14:val="standardContextual"/>
         </w:rPr>
       </w:pPr>
-      <w:hyperlink w:anchor="_Toc242297586" w:history="1">
+      <w:hyperlink w:anchor="_Toc243069526" w:history="1">
         <w:r>
           <w:rPr>
             <w:rStyle w:val="Hyperlink"/>
@@ -798,7 +801,7 @@
             <w:noProof/>
             <w:webHidden/>
           </w:rPr>
-          <w:instrText xml:space="preserve"> PAGEREF _Toc242297586 \h </w:instrText>
+          <w:instrText xml:space="preserve"> PAGEREF _Toc243069526 \h </w:instrText>
         </w:r>
         <w:r>
           <w:rPr>
@@ -845,7 +848,7 @@
           <w14:ligatures w14:val="standardContextual"/>
         </w:rPr>
       </w:pPr>
-      <w:hyperlink w:anchor="_Toc242297587" w:history="1">
+      <w:hyperlink w:anchor="_Toc243069527" w:history="1">
         <w:r>
           <w:rPr>
             <w:rStyle w:val="Hyperlink"/>
@@ -872,7 +875,7 @@
             <w:noProof/>
             <w:webHidden/>
           </w:rPr>
-          <w:instrText xml:space="preserve"> PAGEREF _Toc242297587 \h </w:instrText>
+          <w:instrText xml:space="preserve"> PAGEREF _Toc243069527 \h </w:instrText>
         </w:r>
         <w:r>
           <w:rPr>
@@ -919,7 +922,7 @@
           <w14:ligatures w14:val="standardContextual"/>
         </w:rPr>
       </w:pPr>
-      <w:hyperlink w:anchor="_Toc242297588" w:history="1">
+      <w:hyperlink w:anchor="_Toc243069528" w:history="1">
         <w:r>
           <w:rPr>
             <w:rStyle w:val="Hyperlink"/>
@@ -946,7 +949,7 @@
             <w:noProof/>
             <w:webHidden/>
           </w:rPr>
-          <w:instrText xml:space="preserve"> PAGEREF _Toc242297588 \h </w:instrText>
+          <w:instrText xml:space="preserve"> PAGEREF _Toc243069528 \h </w:instrText>
         </w:r>
         <w:r>
           <w:rPr>
@@ -966,7 +969,7 @@
             <w:noProof/>
             <w:webHidden/>
           </w:rPr>
-          <w:t>7</w:t>
+          <w:t>6</w:t>
         </w:r>
         <w:r>
           <w:rPr>
@@ -993,7 +996,7 @@
           <w14:ligatures w14:val="standardContextual"/>
         </w:rPr>
       </w:pPr>
-      <w:hyperlink w:anchor="_Toc242297589" w:history="1">
+      <w:hyperlink w:anchor="_Toc243069529" w:history="1">
         <w:r>
           <w:rPr>
             <w:rStyle w:val="Hyperlink"/>
@@ -1020,7 +1023,7 @@
             <w:noProof/>
             <w:webHidden/>
           </w:rPr>
-          <w:instrText xml:space="preserve"> PAGEREF _Toc242297589 \h </w:instrText>
+          <w:instrText xml:space="preserve"> PAGEREF _Toc243069529 \h </w:instrText>
         </w:r>
         <w:r>
           <w:rPr>
@@ -1067,7 +1070,7 @@
           <w14:ligatures w14:val="standardContextual"/>
         </w:rPr>
       </w:pPr>
-      <w:hyperlink w:anchor="_Toc242297590" w:history="1">
+      <w:hyperlink w:anchor="_Toc243069530" w:history="1">
         <w:r>
           <w:rPr>
             <w:rStyle w:val="Hyperlink"/>
@@ -1094,7 +1097,7 @@
             <w:noProof/>
             <w:webHidden/>
           </w:rPr>
-          <w:instrText xml:space="preserve"> PAGEREF _Toc242297590 \h </w:instrText>
+          <w:instrText xml:space="preserve"> PAGEREF _Toc243069530 \h </w:instrText>
         </w:r>
         <w:r>
           <w:rPr>
@@ -1114,7 +1117,7 @@
             <w:noProof/>
             <w:webHidden/>
           </w:rPr>
-          <w:t>8</w:t>
+          <w:t>7</w:t>
         </w:r>
         <w:r>
           <w:rPr>
@@ -1141,7 +1144,7 @@
           <w14:ligatures w14:val="standardContextual"/>
         </w:rPr>
       </w:pPr>
-      <w:hyperlink w:anchor="_Toc242297591" w:history="1">
+      <w:hyperlink w:anchor="_Toc243069531" w:history="1">
         <w:r>
           <w:rPr>
             <w:rStyle w:val="Hyperlink"/>
@@ -1168,7 +1171,7 @@
             <w:noProof/>
             <w:webHidden/>
           </w:rPr>
-          <w:instrText xml:space="preserve"> PAGEREF _Toc242297591 \h </w:instrText>
+          <w:instrText xml:space="preserve"> PAGEREF _Toc243069531 \h </w:instrText>
         </w:r>
         <w:r>
           <w:rPr>
@@ -1215,7 +1218,7 @@
           <w14:ligatures w14:val="standardContextual"/>
         </w:rPr>
       </w:pPr>
-      <w:hyperlink w:anchor="_Toc242297592" w:history="1">
+      <w:hyperlink w:anchor="_Toc243069532" w:history="1">
         <w:r>
           <w:rPr>
             <w:rStyle w:val="Hyperlink"/>
@@ -1242,7 +1245,7 @@
             <w:noProof/>
             <w:webHidden/>
           </w:rPr>
-          <w:instrText xml:space="preserve"> PAGEREF _Toc242297592 \h </w:instrText>
+          <w:instrText xml:space="preserve"> PAGEREF _Toc243069532 \h </w:instrText>
         </w:r>
         <w:r>
           <w:rPr>
@@ -1289,7 +1292,7 @@
           <w14:ligatures w14:val="standardContextual"/>
         </w:rPr>
       </w:pPr>
-      <w:hyperlink w:anchor="_Toc242297593" w:history="1">
+      <w:hyperlink w:anchor="_Toc243069533" w:history="1">
         <w:r>
           <w:rPr>
             <w:rStyle w:val="Hyperlink"/>
@@ -1316,7 +1319,7 @@
             <w:noProof/>
             <w:webHidden/>
           </w:rPr>
-          <w:instrText xml:space="preserve"> PAGEREF _Toc242297593 \h </w:instrText>
+          <w:instrText xml:space="preserve"> PAGEREF _Toc243069533 \h </w:instrText>
         </w:r>
         <w:r>
           <w:rPr>
@@ -1336,7 +1339,7 @@
             <w:noProof/>
             <w:webHidden/>
           </w:rPr>
-          <w:t>9</w:t>
+          <w:t>8</w:t>
         </w:r>
         <w:r>
           <w:rPr>
@@ -1363,7 +1366,7 @@
           <w14:ligatures w14:val="standardContextual"/>
         </w:rPr>
       </w:pPr>
-      <w:hyperlink w:anchor="_Toc242297594" w:history="1">
+      <w:hyperlink w:anchor="_Toc243069534" w:history="1">
         <w:r>
           <w:rPr>
             <w:rStyle w:val="Hyperlink"/>
@@ -1390,7 +1393,7 @@
             <w:noProof/>
             <w:webHidden/>
           </w:rPr>
-          <w:instrText xml:space="preserve"> PAGEREF _Toc242297594 \h </w:instrText>
+          <w:instrText xml:space="preserve"> PAGEREF _Toc243069534 \h </w:instrText>
         </w:r>
         <w:r>
           <w:rPr>
@@ -1437,7 +1440,7 @@
           <w14:ligatures w14:val="standardContextual"/>
         </w:rPr>
       </w:pPr>
-      <w:hyperlink w:anchor="_Toc242297595" w:history="1">
+      <w:hyperlink w:anchor="_Toc243069535" w:history="1">
         <w:r>
           <w:rPr>
             <w:rStyle w:val="Hyperlink"/>
@@ -1464,7 +1467,7 @@
             <w:noProof/>
             <w:webHidden/>
           </w:rPr>
-          <w:instrText xml:space="preserve"> PAGEREF _Toc242297595 \h </w:instrText>
+          <w:instrText xml:space="preserve"> PAGEREF _Toc243069535 \h </w:instrText>
         </w:r>
         <w:r>
           <w:rPr>
@@ -1511,7 +1514,7 @@
           <w14:ligatures w14:val="standardContextual"/>
         </w:rPr>
       </w:pPr>
-      <w:hyperlink w:anchor="_Toc242297596" w:history="1">
+      <w:hyperlink w:anchor="_Toc243069536" w:history="1">
         <w:r>
           <w:rPr>
             <w:rStyle w:val="Hyperlink"/>
@@ -1538,7 +1541,7 @@
             <w:noProof/>
             <w:webHidden/>
           </w:rPr>
-          <w:instrText xml:space="preserve"> PAGEREF _Toc242297596 \h </w:instrText>
+          <w:instrText xml:space="preserve"> PAGEREF _Toc243069536 \h </w:instrText>
         </w:r>
         <w:r>
           <w:rPr>
@@ -1585,13 +1588,13 @@
           <w14:ligatures w14:val="standardContextual"/>
         </w:rPr>
       </w:pPr>
-      <w:hyperlink w:anchor="_Toc242297597" w:history="1">
+      <w:hyperlink w:anchor="_Toc243069537" w:history="1">
         <w:r>
           <w:rPr>
             <w:rStyle w:val="Hyperlink"/>
             <w:noProof/>
           </w:rPr>
-          <w:t>5.1 Cross-validation results</w:t>
+          <w:t>5.1 Model 1: logistic-regression experiments</w:t>
         </w:r>
         <w:r>
           <w:rPr>
@@ -1612,7 +1615,7 @@
             <w:noProof/>
             <w:webHidden/>
           </w:rPr>
-          <w:instrText xml:space="preserve"> PAGEREF _Toc242297597 \h </w:instrText>
+          <w:instrText xml:space="preserve"> PAGEREF _Toc243069537 \h </w:instrText>
         </w:r>
         <w:r>
           <w:rPr>
@@ -1659,13 +1662,13 @@
           <w14:ligatures w14:val="standardContextual"/>
         </w:rPr>
       </w:pPr>
-      <w:hyperlink w:anchor="_Toc242297598" w:history="1">
+      <w:hyperlink w:anchor="_Toc243069538" w:history="1">
         <w:r>
           <w:rPr>
             <w:rStyle w:val="Hyperlink"/>
             <w:noProof/>
           </w:rPr>
-          <w:t>5.2 Hyperparameter tuning</w:t>
+          <w:t>5.2 Model 1: tuning C</w:t>
         </w:r>
         <w:r>
           <w:rPr>
@@ -1686,7 +1689,7 @@
             <w:noProof/>
             <w:webHidden/>
           </w:rPr>
-          <w:instrText xml:space="preserve"> PAGEREF _Toc242297598 \h </w:instrText>
+          <w:instrText xml:space="preserve"> PAGEREF _Toc243069538 \h </w:instrText>
         </w:r>
         <w:r>
           <w:rPr>
@@ -1733,13 +1736,13 @@
           <w14:ligatures w14:val="standardContextual"/>
         </w:rPr>
       </w:pPr>
-      <w:hyperlink w:anchor="_Toc242297599" w:history="1">
+      <w:hyperlink w:anchor="_Toc243069539" w:history="1">
         <w:r>
           <w:rPr>
             <w:rStyle w:val="Hyperlink"/>
             <w:noProof/>
           </w:rPr>
-          <w:t>5.3 Holdout evaluation</w:t>
+          <w:t>5.3 Model 1: holdout evaluation</w:t>
         </w:r>
         <w:r>
           <w:rPr>
@@ -1760,7 +1763,7 @@
             <w:noProof/>
             <w:webHidden/>
           </w:rPr>
-          <w:instrText xml:space="preserve"> PAGEREF _Toc242297599 \h </w:instrText>
+          <w:instrText xml:space="preserve"> PAGEREF _Toc243069539 \h </w:instrText>
         </w:r>
         <w:r>
           <w:rPr>
@@ -1780,7 +1783,7 @@
             <w:noProof/>
             <w:webHidden/>
           </w:rPr>
-          <w:t>11</w:t>
+          <w:t>10</w:t>
         </w:r>
         <w:r>
           <w:rPr>
@@ -1807,13 +1810,13 @@
           <w14:ligatures w14:val="standardContextual"/>
         </w:rPr>
       </w:pPr>
-      <w:hyperlink w:anchor="_Toc242297600" w:history="1">
+      <w:hyperlink w:anchor="_Toc243069540" w:history="1">
         <w:r>
           <w:rPr>
             <w:rStyle w:val="Hyperlink"/>
             <w:noProof/>
           </w:rPr>
-          <w:t>5.4 Prioritisation analysis</w:t>
+          <w:t>5.4 Model 1: prioritisation analysis</w:t>
         </w:r>
         <w:r>
           <w:rPr>
@@ -1834,7 +1837,7 @@
             <w:noProof/>
             <w:webHidden/>
           </w:rPr>
-          <w:instrText xml:space="preserve"> PAGEREF _Toc242297600 \h </w:instrText>
+          <w:instrText xml:space="preserve"> PAGEREF _Toc243069540 \h </w:instrText>
         </w:r>
         <w:r>
           <w:rPr>
@@ -1854,7 +1857,7 @@
             <w:noProof/>
             <w:webHidden/>
           </w:rPr>
-          <w:t>11</w:t>
+          <w:t>10</w:t>
         </w:r>
         <w:r>
           <w:rPr>
@@ -1881,13 +1884,13 @@
           <w14:ligatures w14:val="standardContextual"/>
         </w:rPr>
       </w:pPr>
-      <w:hyperlink w:anchor="_Toc242297601" w:history="1">
+      <w:hyperlink w:anchor="_Toc243069541" w:history="1">
         <w:r>
           <w:rPr>
             <w:rStyle w:val="Hyperlink"/>
             <w:noProof/>
           </w:rPr>
-          <w:t>5.5 Interpretation of coefficients</w:t>
+          <w:t>5.5 Model 1: interpretation of coefficients</w:t>
         </w:r>
         <w:r>
           <w:rPr>
@@ -1908,7 +1911,7 @@
             <w:noProof/>
             <w:webHidden/>
           </w:rPr>
-          <w:instrText xml:space="preserve"> PAGEREF _Toc242297601 \h </w:instrText>
+          <w:instrText xml:space="preserve"> PAGEREF _Toc243069541 \h </w:instrText>
         </w:r>
         <w:r>
           <w:rPr>
@@ -1928,7 +1931,155 @@
             <w:noProof/>
             <w:webHidden/>
           </w:rPr>
+          <w:t>11</w:t>
+        </w:r>
+        <w:r>
+          <w:rPr>
+            <w:noProof/>
+            <w:webHidden/>
+          </w:rPr>
+          <w:fldChar w:fldCharType="end"/>
+        </w:r>
+      </w:hyperlink>
+    </w:p>
+    <w:p>
+      <w:pPr>
+        <w:pStyle w:val="TOC2"/>
+        <w:tabs>
+          <w:tab w:val="right" w:leader="dot" w:pos="9508"/>
+        </w:tabs>
+        <w:rPr>
+          <w:rFonts w:asciiTheme="minorHAnsi" w:eastAsiaTheme="minorEastAsia" w:hAnsiTheme="minorHAnsi"/>
+          <w:noProof/>
+          <w:kern w:val="2"/>
+          <w:sz w:val="24"/>
+          <w:szCs w:val="30"/>
+          <w:lang w:bidi="th-TH"/>
+          <w14:ligatures w14:val="standardContextual"/>
+        </w:rPr>
+      </w:pPr>
+      <w:hyperlink w:anchor="_Toc243069542" w:history="1">
+        <w:r>
+          <w:rPr>
+            <w:rStyle w:val="Hyperlink"/>
+            <w:noProof/>
+          </w:rPr>
+          <w:t>5.6 Models 2 and 3: tuning the tree ensembles</w:t>
+        </w:r>
+        <w:r>
+          <w:rPr>
+            <w:noProof/>
+            <w:webHidden/>
+          </w:rPr>
+          <w:tab/>
+        </w:r>
+        <w:r>
+          <w:rPr>
+            <w:noProof/>
+            <w:webHidden/>
+          </w:rPr>
+          <w:fldChar w:fldCharType="begin"/>
+        </w:r>
+        <w:r>
+          <w:rPr>
+            <w:noProof/>
+            <w:webHidden/>
+          </w:rPr>
+          <w:instrText xml:space="preserve"> PAGEREF _Toc243069542 \h </w:instrText>
+        </w:r>
+        <w:r>
+          <w:rPr>
+            <w:noProof/>
+            <w:webHidden/>
+          </w:rPr>
+        </w:r>
+        <w:r>
+          <w:rPr>
+            <w:noProof/>
+            <w:webHidden/>
+          </w:rPr>
+          <w:fldChar w:fldCharType="separate"/>
+        </w:r>
+        <w:r>
+          <w:rPr>
+            <w:noProof/>
+            <w:webHidden/>
+          </w:rPr>
           <w:t>12</w:t>
+        </w:r>
+        <w:r>
+          <w:rPr>
+            <w:noProof/>
+            <w:webHidden/>
+          </w:rPr>
+          <w:fldChar w:fldCharType="end"/>
+        </w:r>
+      </w:hyperlink>
+    </w:p>
+    <w:p>
+      <w:pPr>
+        <w:pStyle w:val="TOC2"/>
+        <w:tabs>
+          <w:tab w:val="right" w:leader="dot" w:pos="9508"/>
+        </w:tabs>
+        <w:rPr>
+          <w:rFonts w:asciiTheme="minorHAnsi" w:eastAsiaTheme="minorEastAsia" w:hAnsiTheme="minorHAnsi"/>
+          <w:noProof/>
+          <w:kern w:val="2"/>
+          <w:sz w:val="24"/>
+          <w:szCs w:val="30"/>
+          <w:lang w:bidi="th-TH"/>
+          <w14:ligatures w14:val="standardContextual"/>
+        </w:rPr>
+      </w:pPr>
+      <w:hyperlink w:anchor="_Toc243069543" w:history="1">
+        <w:r>
+          <w:rPr>
+            <w:rStyle w:val="Hyperlink"/>
+            <w:noProof/>
+          </w:rPr>
+          <w:t>5.7 Three-model comparison and choice of the final model</w:t>
+        </w:r>
+        <w:r>
+          <w:rPr>
+            <w:noProof/>
+            <w:webHidden/>
+          </w:rPr>
+          <w:tab/>
+        </w:r>
+        <w:r>
+          <w:rPr>
+            <w:noProof/>
+            <w:webHidden/>
+          </w:rPr>
+          <w:fldChar w:fldCharType="begin"/>
+        </w:r>
+        <w:r>
+          <w:rPr>
+            <w:noProof/>
+            <w:webHidden/>
+          </w:rPr>
+          <w:instrText xml:space="preserve"> PAGEREF _Toc243069543 \h </w:instrText>
+        </w:r>
+        <w:r>
+          <w:rPr>
+            <w:noProof/>
+            <w:webHidden/>
+          </w:rPr>
+        </w:r>
+        <w:r>
+          <w:rPr>
+            <w:noProof/>
+            <w:webHidden/>
+          </w:rPr>
+          <w:fldChar w:fldCharType="separate"/>
+        </w:r>
+        <w:r>
+          <w:rPr>
+            <w:noProof/>
+            <w:webHidden/>
+          </w:rPr>
+          <w:t>13</w:t>
         </w:r>
         <w:r>
           <w:rPr>
@@ -1955,7 +2106,7 @@
           <w14:ligatures w14:val="standardContextual"/>
         </w:rPr>
       </w:pPr>
-      <w:hyperlink w:anchor="_Toc242297602" w:history="1">
+      <w:hyperlink w:anchor="_Toc243069544" w:history="1">
         <w:r>
           <w:rPr>
             <w:rStyle w:val="Hyperlink"/>
@@ -1982,7 +2133,7 @@
             <w:noProof/>
             <w:webHidden/>
           </w:rPr>
-          <w:instrText xml:space="preserve"> PAGEREF _Toc242297602 \h </w:instrText>
+          <w:instrText xml:space="preserve"> PAGEREF _Toc243069544 \h </w:instrText>
         </w:r>
         <w:r>
           <w:rPr>
@@ -2002,7 +2153,7 @@
             <w:noProof/>
             <w:webHidden/>
           </w:rPr>
-          <w:t>14</w:t>
+          <w:t>15</w:t>
         </w:r>
         <w:r>
           <w:rPr>
@@ -2029,7 +2180,7 @@
           <w14:ligatures w14:val="standardContextual"/>
         </w:rPr>
       </w:pPr>
-      <w:hyperlink w:anchor="_Toc242297603" w:history="1">
+      <w:hyperlink w:anchor="_Toc243069545" w:history="1">
         <w:r>
           <w:rPr>
             <w:rStyle w:val="Hyperlink"/>
@@ -2056,7 +2207,7 @@
             <w:noProof/>
             <w:webHidden/>
           </w:rPr>
-          <w:instrText xml:space="preserve"> PAGEREF _Toc242297603 \h </w:instrText>
+          <w:instrText xml:space="preserve"> PAGEREF _Toc243069545 \h </w:instrText>
         </w:r>
         <w:r>
           <w:rPr>
@@ -2076,7 +2227,7 @@
             <w:noProof/>
             <w:webHidden/>
           </w:rPr>
-          <w:t>14</w:t>
+          <w:t>15</w:t>
         </w:r>
         <w:r>
           <w:rPr>
@@ -2103,7 +2254,7 @@
           <w14:ligatures w14:val="standardContextual"/>
         </w:rPr>
       </w:pPr>
-      <w:hyperlink w:anchor="_Toc242297604" w:history="1">
+      <w:hyperlink w:anchor="_Toc243069546" w:history="1">
         <w:r>
           <w:rPr>
             <w:rStyle w:val="Hyperlink"/>
@@ -2130,7 +2281,7 @@
             <w:noProof/>
             <w:webHidden/>
           </w:rPr>
-          <w:instrText xml:space="preserve"> PAGEREF _Toc242297604 \h </w:instrText>
+          <w:instrText xml:space="preserve"> PAGEREF _Toc243069546 \h </w:instrText>
         </w:r>
         <w:r>
           <w:rPr>
@@ -2150,7 +2301,81 @@
             <w:noProof/>
             <w:webHidden/>
           </w:rPr>
-          <w:t>14</w:t>
+          <w:t>15</w:t>
+        </w:r>
+        <w:r>
+          <w:rPr>
+            <w:noProof/>
+            <w:webHidden/>
+          </w:rPr>
+          <w:fldChar w:fldCharType="end"/>
+        </w:r>
+      </w:hyperlink>
+    </w:p>
+    <w:p>
+      <w:pPr>
+        <w:pStyle w:val="TOC2"/>
+        <w:tabs>
+          <w:tab w:val="right" w:leader="dot" w:pos="9508"/>
+        </w:tabs>
+        <w:rPr>
+          <w:rFonts w:asciiTheme="minorHAnsi" w:eastAsiaTheme="minorEastAsia" w:hAnsiTheme="minorHAnsi"/>
+          <w:noProof/>
+          <w:kern w:val="2"/>
+          <w:sz w:val="24"/>
+          <w:szCs w:val="30"/>
+          <w:lang w:bidi="th-TH"/>
+          <w14:ligatures w14:val="standardContextual"/>
+        </w:rPr>
+      </w:pPr>
+      <w:hyperlink w:anchor="_Toc243069547" w:history="1">
+        <w:r>
+          <w:rPr>
+            <w:rStyle w:val="Hyperlink"/>
+            <w:noProof/>
+          </w:rPr>
+          <w:t>6.3 Accuracy versus interpretability</w:t>
+        </w:r>
+        <w:r>
+          <w:rPr>
+            <w:noProof/>
+            <w:webHidden/>
+          </w:rPr>
+          <w:tab/>
+        </w:r>
+        <w:r>
+          <w:rPr>
+            <w:noProof/>
+            <w:webHidden/>
+          </w:rPr>
+          <w:fldChar w:fldCharType="begin"/>
+        </w:r>
+        <w:r>
+          <w:rPr>
+            <w:noProof/>
+            <w:webHidden/>
+          </w:rPr>
+          <w:instrText xml:space="preserve"> PAGEREF _Toc243069547 \h </w:instrText>
+        </w:r>
+        <w:r>
+          <w:rPr>
+            <w:noProof/>
+            <w:webHidden/>
+          </w:rPr>
+        </w:r>
+        <w:r>
+          <w:rPr>
+            <w:noProof/>
+            <w:webHidden/>
+          </w:rPr>
+          <w:fldChar w:fldCharType="separate"/>
+        </w:r>
+        <w:r>
+          <w:rPr>
+            <w:noProof/>
+            <w:webHidden/>
+          </w:rPr>
+          <w:t>16</w:t>
         </w:r>
         <w:r>
           <w:rPr>
@@ -2177,7 +2402,7 @@
           <w14:ligatures w14:val="standardContextual"/>
         </w:rPr>
       </w:pPr>
-      <w:hyperlink w:anchor="_Toc242297605" w:history="1">
+      <w:hyperlink w:anchor="_Toc243069548" w:history="1">
         <w:r>
           <w:rPr>
             <w:rStyle w:val="Hyperlink"/>
@@ -2204,7 +2429,7 @@
             <w:noProof/>
             <w:webHidden/>
           </w:rPr>
-          <w:instrText xml:space="preserve"> PAGEREF _Toc242297605 \h </w:instrText>
+          <w:instrText xml:space="preserve"> PAGEREF _Toc243069548 \h </w:instrText>
         </w:r>
         <w:r>
           <w:rPr>
@@ -2224,7 +2449,7 @@
             <w:noProof/>
             <w:webHidden/>
           </w:rPr>
-          <w:t>15</w:t>
+          <w:t>16</w:t>
         </w:r>
         <w:r>
           <w:rPr>
@@ -2251,7 +2476,7 @@
           <w14:ligatures w14:val="standardContextual"/>
         </w:rPr>
       </w:pPr>
-      <w:hyperlink w:anchor="_Toc242297606" w:history="1">
+      <w:hyperlink w:anchor="_Toc243069549" w:history="1">
         <w:r>
           <w:rPr>
             <w:rStyle w:val="Hyperlink"/>
@@ -2278,7 +2503,7 @@
             <w:noProof/>
             <w:webHidden/>
           </w:rPr>
-          <w:instrText xml:space="preserve"> PAGEREF _Toc242297606 \h </w:instrText>
+          <w:instrText xml:space="preserve"> PAGEREF _Toc243069549 \h </w:instrText>
         </w:r>
         <w:r>
           <w:rPr>
@@ -2298,7 +2523,7 @@
             <w:noProof/>
             <w:webHidden/>
           </w:rPr>
-          <w:t>15</w:t>
+          <w:t>16</w:t>
         </w:r>
         <w:r>
           <w:rPr>
@@ -2325,7 +2550,7 @@
           <w14:ligatures w14:val="standardContextual"/>
         </w:rPr>
       </w:pPr>
-      <w:hyperlink w:anchor="_Toc242297607" w:history="1">
+      <w:hyperlink w:anchor="_Toc243069550" w:history="1">
         <w:r>
           <w:rPr>
             <w:rStyle w:val="Hyperlink"/>
@@ -2352,7 +2577,7 @@
             <w:noProof/>
             <w:webHidden/>
           </w:rPr>
-          <w:instrText xml:space="preserve"> PAGEREF _Toc242297607 \h </w:instrText>
+          <w:instrText xml:space="preserve"> PAGEREF _Toc243069550 \h </w:instrText>
         </w:r>
         <w:r>
           <w:rPr>
@@ -2372,7 +2597,7 @@
             <w:noProof/>
             <w:webHidden/>
           </w:rPr>
-          <w:t>16</w:t>
+          <w:t>17</w:t>
         </w:r>
         <w:r>
           <w:rPr>
@@ -2399,7 +2624,7 @@
           <w14:ligatures w14:val="standardContextual"/>
         </w:rPr>
       </w:pPr>
-      <w:hyperlink w:anchor="_Toc242297608" w:history="1">
+      <w:hyperlink w:anchor="_Toc243069551" w:history="1">
         <w:r>
           <w:rPr>
             <w:rStyle w:val="Hyperlink"/>
@@ -2426,7 +2651,7 @@
             <w:noProof/>
             <w:webHidden/>
           </w:rPr>
-          <w:instrText xml:space="preserve"> PAGEREF _Toc242297608 \h </w:instrText>
+          <w:instrText xml:space="preserve"> PAGEREF _Toc243069551 \h </w:instrText>
         </w:r>
         <w:r>
           <w:rPr>
@@ -2446,7 +2671,7 @@
             <w:noProof/>
             <w:webHidden/>
           </w:rPr>
-          <w:t>16</w:t>
+          <w:t>17</w:t>
         </w:r>
         <w:r>
           <w:rPr>
@@ -2473,7 +2698,7 @@
           <w14:ligatures w14:val="standardContextual"/>
         </w:rPr>
       </w:pPr>
-      <w:hyperlink w:anchor="_Toc242297609" w:history="1">
+      <w:hyperlink w:anchor="_Toc243069552" w:history="1">
         <w:r>
           <w:rPr>
             <w:rStyle w:val="Hyperlink"/>
@@ -2500,7 +2725,7 @@
             <w:noProof/>
             <w:webHidden/>
           </w:rPr>
-          <w:instrText xml:space="preserve"> PAGEREF _Toc242297609 \h </w:instrText>
+          <w:instrText xml:space="preserve"> PAGEREF _Toc243069552 \h </w:instrText>
         </w:r>
         <w:r>
           <w:rPr>
@@ -2520,7 +2745,7 @@
             <w:noProof/>
             <w:webHidden/>
           </w:rPr>
-          <w:t>17</w:t>
+          <w:t>18</w:t>
         </w:r>
         <w:r>
           <w:rPr>
@@ -2547,13 +2772,13 @@
           <w14:ligatures w14:val="standardContextual"/>
         </w:rPr>
       </w:pPr>
-      <w:hyperlink w:anchor="_Toc242297610" w:history="1">
+      <w:hyperlink w:anchor="_Toc243069553" w:history="1">
         <w:r>
           <w:rPr>
             <w:rStyle w:val="Hyperlink"/>
             <w:noProof/>
           </w:rPr>
-          <w:t>A. Full cross-validation results</w:t>
+          <w:t>A. Full cross-validation results (logistic regression)</w:t>
         </w:r>
         <w:r>
           <w:rPr>
@@ -2574,7 +2799,7 @@
             <w:noProof/>
             <w:webHidden/>
           </w:rPr>
-          <w:instrText xml:space="preserve"> PAGEREF _Toc242297610 \h </w:instrText>
+          <w:instrText xml:space="preserve"> PAGEREF _Toc243069553 \h </w:instrText>
         </w:r>
         <w:r>
           <w:rPr>
@@ -2594,7 +2819,7 @@
             <w:noProof/>
             <w:webHidden/>
           </w:rPr>
-          <w:t>17</w:t>
+          <w:t>18</w:t>
         </w:r>
         <w:r>
           <w:rPr>
@@ -2621,13 +2846,13 @@
           <w14:ligatures w14:val="standardContextual"/>
         </w:rPr>
       </w:pPr>
-      <w:hyperlink w:anchor="_Toc242297611" w:history="1">
+      <w:hyperlink w:anchor="_Toc243069554" w:history="1">
         <w:r>
           <w:rPr>
             <w:rStyle w:val="Hyperlink"/>
             <w:noProof/>
           </w:rPr>
-          <w:t>B. Regularisation path</w:t>
+          <w:t>B. Tuning grids</w:t>
         </w:r>
         <w:r>
           <w:rPr>
@@ -2648,7 +2873,7 @@
             <w:noProof/>
             <w:webHidden/>
           </w:rPr>
-          <w:instrText xml:space="preserve"> PAGEREF _Toc242297611 \h </w:instrText>
+          <w:instrText xml:space="preserve"> PAGEREF _Toc243069554 \h </w:instrText>
         </w:r>
         <w:r>
           <w:rPr>
@@ -2668,7 +2893,7 @@
             <w:noProof/>
             <w:webHidden/>
           </w:rPr>
-          <w:t>17</w:t>
+          <w:t>19</w:t>
         </w:r>
         <w:r>
           <w:rPr>
@@ -2695,7 +2920,7 @@
           <w14:ligatures w14:val="standardContextual"/>
         </w:rPr>
       </w:pPr>
-      <w:hyperlink w:anchor="_Toc242297612" w:history="1">
+      <w:hyperlink w:anchor="_Toc243069555" w:history="1">
         <w:r>
           <w:rPr>
             <w:rStyle w:val="Hyperlink"/>
@@ -2722,7 +2947,7 @@
             <w:noProof/>
             <w:webHidden/>
           </w:rPr>
-          <w:instrText xml:space="preserve"> PAGEREF _Toc242297612 \h </w:instrText>
+          <w:instrText xml:space="preserve"> PAGEREF _Toc243069555 \h </w:instrText>
         </w:r>
         <w:r>
           <w:rPr>
@@ -2742,7 +2967,7 @@
             <w:noProof/>
             <w:webHidden/>
           </w:rPr>
-          <w:t>18</w:t>
+          <w:t>20</w:t>
         </w:r>
         <w:r>
           <w:rPr>
@@ -2769,7 +2994,7 @@
           <w14:ligatures w14:val="standardContextual"/>
         </w:rPr>
       </w:pPr>
-      <w:hyperlink w:anchor="_Toc242297613" w:history="1">
+      <w:hyperlink w:anchor="_Toc243069556" w:history="1">
         <w:r>
           <w:rPr>
             <w:rStyle w:val="Hyperlink"/>
@@ -2796,7 +3021,7 @@
             <w:noProof/>
             <w:webHidden/>
           </w:rPr>
-          <w:instrText xml:space="preserve"> PAGEREF _Toc242297613 \h </w:instrText>
+          <w:instrText xml:space="preserve"> PAGEREF _Toc243069556 \h </w:instrText>
         </w:r>
         <w:r>
           <w:rPr>
@@ -2816,7 +3041,7 @@
             <w:noProof/>
             <w:webHidden/>
           </w:rPr>
-          <w:t>19</w:t>
+          <w:t>22</w:t>
         </w:r>
         <w:r>
           <w:rPr>
@@ -2843,7 +3068,7 @@
           <w14:ligatures w14:val="standardContextual"/>
         </w:rPr>
       </w:pPr>
-      <w:hyperlink w:anchor="_Toc242297614" w:history="1">
+      <w:hyperlink w:anchor="_Toc243069557" w:history="1">
         <w:r>
           <w:rPr>
             <w:rStyle w:val="Hyperlink"/>
@@ -2870,7 +3095,7 @@
             <w:noProof/>
             <w:webHidden/>
           </w:rPr>
-          <w:instrText xml:space="preserve"> PAGEREF _Toc242297614 \h </w:instrText>
+          <w:instrText xml:space="preserve"> PAGEREF _Toc243069557 \h </w:instrText>
         </w:r>
         <w:r>
           <w:rPr>
@@ -2890,7 +3115,7 @@
             <w:noProof/>
             <w:webHidden/>
           </w:rPr>
-          <w:t>19</w:t>
+          <w:t>22</w:t>
         </w:r>
         <w:r>
           <w:rPr>
@@ -2915,7 +3140,7 @@
       <w:pPr>
         <w:pStyle w:val="Heading1"/>
       </w:pPr>
-      <w:bookmarkStart w:id="2" w:name="_Toc242297584"/>
+      <w:bookmarkStart w:id="2" w:name="_Toc243069524"/>
       <w:r>
         <w:lastRenderedPageBreak/>
         <w:t>1. Introduction and Problem Statement</w:t>
@@ -2964,7 +3189,7 @@
         <w:jc w:val="both"/>
       </w:pPr>
       <w:r>
-        <w:t xml:space="preserve">We treat this as a three-class classification problem with an ordered target: damage grade 1 (low), 2 (medium) and 3 (almost complete destruction). We deliberately restrict ourselves to </w:t>
+        <w:t xml:space="preserve">We treat this as a three-class classification problem with an ordered target: damage grade 1 (low), 2 (medium) and 3 (almost complete destruction). We compare three classification models. Model 1 is </w:t>
       </w:r>
       <w:r>
         <w:rPr>
@@ -2973,7 +3198,25 @@
         <w:t>logistic regression</w:t>
       </w:r>
       <w:r>
-        <w:t>. Its predictions are fast to compute, its coefficients can be audited by engineers, and its probabilities can be used directly to rank buildings. Our contributions are:</w:t>
+        <w:t xml:space="preserve">, which we study in most depth: its predictions are fast, its coefficients can be audited by engineers, and its probabilities can be used directly to rank buildings. Models 2 and 3 are tree ensembles, a </w:t>
+      </w:r>
+      <w:r>
+        <w:rPr>
+          <w:b/>
+        </w:rPr>
+        <w:t>random forest</w:t>
+      </w:r>
+      <w:r>
+        <w:t xml:space="preserve"> and </w:t>
+      </w:r>
+      <w:r>
+        <w:rPr>
+          <w:b/>
+        </w:rPr>
+        <w:t>HistGradientBoosting</w:t>
+      </w:r>
+      <w:r>
+        <w:t>, which can learn interactions and non-linear effects that a linear model cannot. Our contributions are:</w:t>
       </w:r>
     </w:p>
     <w:p>
@@ -2982,7 +3225,7 @@
         <w:spacing w:after="60"/>
       </w:pPr>
       <w:r>
-        <w:t>a fully leakage-safe preprocessing and modelling pipeline, evaluated with stratified 5-fold cross-validation and a holdout that is used only once;</w:t>
+        <w:t>a fully leakage-safe preprocessing and modelling pipeline, evaluated with stratified 5-fold cross-validation and a holdout that each tuned model sees only once;</w:t>
       </w:r>
     </w:p>
     <w:p>
@@ -2991,7 +3234,7 @@
         <w:spacing w:after="60"/>
       </w:pPr>
       <w:r>
-        <w:t>a controlled sequence of seven experiments that isolates the value of structure, coarse location, fine location, engineered features, class weighting and an ordinal formulation;</w:t>
+        <w:t>a controlled sequence of seven logistic-regression experiments that isolates the value of structure, coarse location, fine location, engineered features, class weighting and an ordinal formulation;</w:t>
       </w:r>
     </w:p>
     <w:p>
@@ -3000,7 +3243,7 @@
         <w:spacing w:after="60"/>
       </w:pPr>
       <w:r>
-        <w:t>cross-fitted multiclass target encoding of the high-cardinality location identifiers, which turns out to be the single most valuable idea;</w:t>
+        <w:t>cross-fitted multiclass target encoding of the high-cardinality location identifiers, which turns out to be the single most valuable idea for all three models;</w:t>
       </w:r>
     </w:p>
     <w:p>
@@ -3009,14 +3252,23 @@
         <w:spacing w:after="60"/>
       </w:pPr>
       <w:r>
-        <w:t>a prioritisation analysis that converts model output into an inspection policy, and a coefficient-level interpretation in plain language.</w:t>
+        <w:t>a like-for-like comparison of the three tuned models on the same features and folds, with the final model chosen by cross-validation;</w:t>
       </w:r>
     </w:p>
     <w:p>
       <w:pPr>
+        <w:pStyle w:val="ListBullet"/>
+        <w:spacing w:after="60"/>
+      </w:pPr>
+      <w:r>
+        <w:t>a prioritisation analysis that converts model output into an inspection policy, and an interpretation that combines odds ratios with permutation importance.</w:t>
+      </w:r>
+    </w:p>
+    <w:p>
+      <w:pPr>
         <w:pStyle w:val="Heading1"/>
       </w:pPr>
-      <w:bookmarkStart w:id="3" w:name="_Toc242297585"/>
+      <w:bookmarkStart w:id="3" w:name="_Toc243069525"/>
       <w:r>
         <w:t>2. Dataset Description</w:t>
       </w:r>
@@ -3462,8 +3714,8 @@
           <w:noProof/>
         </w:rPr>
         <w:drawing>
-          <wp:inline distT="0" distB="0" distL="0" distR="0" wp14:anchorId="249022BC" wp14:editId="48915592">
-            <wp:extent cx="3960000" cy="2231587"/>
+          <wp:inline distT="0" distB="0" distL="0" distR="0" wp14:anchorId="5C69BF49" wp14:editId="5FDC4A21">
+            <wp:extent cx="3420000" cy="1927279"/>
             <wp:effectExtent l="0" t="0" r="0" b="0"/>
             <wp:docPr id="1" name="Picture 1"/>
             <wp:cNvGraphicFramePr>
@@ -3485,7 +3737,7 @@
                   <pic:spPr>
                     <a:xfrm>
                       <a:off x="0" y="0"/>
-                      <a:ext cx="3960000" cy="2231587"/>
+                      <a:ext cx="3420000" cy="1927279"/>
                     </a:xfrm>
                     <a:prstGeom prst="rect">
                       <a:avLst/>
@@ -3517,7 +3769,7 @@
       <w:pPr>
         <w:pStyle w:val="Heading1"/>
       </w:pPr>
-      <w:bookmarkStart w:id="4" w:name="_Toc242297586"/>
+      <w:bookmarkStart w:id="4" w:name="_Toc243069526"/>
       <w:r>
         <w:t>3. Data Pre-processing</w:t>
       </w:r>
@@ -3535,7 +3787,7 @@
       <w:pPr>
         <w:pStyle w:val="Heading2"/>
       </w:pPr>
-      <w:bookmarkStart w:id="5" w:name="_Toc242297587"/>
+      <w:bookmarkStart w:id="5" w:name="_Toc243069527"/>
       <w:r>
         <w:t>3.1 Exploration</w:t>
       </w:r>
@@ -3546,7 +3798,15 @@
         <w:jc w:val="both"/>
       </w:pPr>
       <w:r>
-        <w:t>Construction type separates the classes sharply (Figure 2). Foundation type r, used by 84% of buildings, has a grade-3 share of 38%. Foundation i has a grade-3 share of only 2% and a grade-1 share of 57%. Roof type x shows the same protective pattern (4% grade 3). The category codes are anonymised, but these profiles are consistent with engineered, reinforced construction.</w:t>
+        <w:t>Construction type separates the classes sharply (Appendix C, Figure C1). Foundation type r, used by 84% of buildings, has a grade-3 share of 38%. Foundation i has a grade-3 share of only 2% and a grade-1 share of 57%. Roof type x shows the same protective pattern (4% grade 3). The category codes are anonymised, but these profiles are consistent with engineered, reinforced construction.</w:t>
+      </w:r>
+    </w:p>
+    <w:p>
+      <w:pPr>
+        <w:jc w:val="both"/>
+      </w:pPr>
+      <w:r>
+        <w:t>Superstructure material is the clearest structural signal (Figure 2). Mud-mortar stone is used in 76% of buildings, and 38% of those reached grade 3. Engineered reinforced concrete (RC) reached grade 3 in only 1.9% of cases, with 64% at grade 1. Cement-mortar brick is similarly protective (6% grade 3).</w:t>
       </w:r>
     </w:p>
     <w:p>
@@ -3561,8 +3821,8 @@
         </w:rPr>
         <w:lastRenderedPageBreak/>
         <w:drawing>
-          <wp:inline distT="0" distB="0" distL="0" distR="0" wp14:anchorId="0A8CA2A0" wp14:editId="50478CC5">
-            <wp:extent cx="5580000" cy="2228247"/>
+          <wp:inline distT="0" distB="0" distL="0" distR="0" wp14:anchorId="2114C26F" wp14:editId="3473EC20">
+            <wp:extent cx="3780000" cy="1902446"/>
             <wp:effectExtent l="0" t="0" r="0" b="0"/>
             <wp:docPr id="2" name="Picture 2"/>
             <wp:cNvGraphicFramePr>
@@ -3572,7 +3832,7 @@
               <a:graphicData uri="http://schemas.openxmlformats.org/drawingml/2006/picture">
                 <pic:pic xmlns:pic="http://schemas.openxmlformats.org/drawingml/2006/picture">
                   <pic:nvPicPr>
-                    <pic:cNvPr id="0" name="fig02_damage_by_foundation_roof.png"/>
+                    <pic:cNvPr id="0" name="fig03_damage_by_superstructure.png"/>
                     <pic:cNvPicPr/>
                   </pic:nvPicPr>
                   <pic:blipFill>
@@ -3584,7 +3844,7 @@
                   <pic:spPr>
                     <a:xfrm>
                       <a:off x="0" y="0"/>
-                      <a:ext cx="5580000" cy="2228247"/>
+                      <a:ext cx="3780000" cy="1902446"/>
                     </a:xfrm>
                     <a:prstGeom prst="rect">
                       <a:avLst/>
@@ -3609,7 +3869,7 @@
         <w:t xml:space="preserve">Figure 2. </w:t>
       </w:r>
       <w:r>
-        <w:t>Damage-grade mix by foundation type (left) and roof type (right), training split. Bars are sorted by grade-3 share; n is the number of buildings.</w:t>
+        <w:t>Damage-grade mix by superstructure material. A building can use several materials, so rows overlap.</w:t>
       </w:r>
     </w:p>
     <w:p>
@@ -3617,7 +3877,7 @@
         <w:jc w:val="both"/>
       </w:pPr>
       <w:r>
-        <w:t>Superstructure material is the clearest structural signal (Figure 3). Mud-mortar stone is used in 76% of buildings, and 38% of those reached grade 3. Engineered reinforced concrete (RC) reached grade 3 in only 1.9% of cases, with 64% at grade 1. Cement-mortar brick is similarly protective (6% grade 3).</w:t>
+        <w:t>Location matters at least as much as structure (Figure 3). Across the 31 top-level regions, the grade-3 share ranges from 9% (region 26) to 81% (region 17). Location most likely stands in for shaking intensity, that is, distance from the epicentre and local ground conditions. These are not in the data, but they strongly shape damage.</w:t>
       </w:r>
     </w:p>
     <w:p>
@@ -3631,8 +3891,8 @@
           <w:noProof/>
         </w:rPr>
         <w:drawing>
-          <wp:inline distT="0" distB="0" distL="0" distR="0" wp14:anchorId="63F047B1" wp14:editId="13FB413F">
-            <wp:extent cx="5040000" cy="2536595"/>
+          <wp:inline distT="0" distB="0" distL="0" distR="0" wp14:anchorId="5E364C42" wp14:editId="64186880">
+            <wp:extent cx="4680000" cy="2200830"/>
             <wp:effectExtent l="0" t="0" r="0" b="0"/>
             <wp:docPr id="3" name="Picture 3"/>
             <wp:cNvGraphicFramePr>
@@ -3642,7 +3902,7 @@
               <a:graphicData uri="http://schemas.openxmlformats.org/drawingml/2006/picture">
                 <pic:pic xmlns:pic="http://schemas.openxmlformats.org/drawingml/2006/picture">
                   <pic:nvPicPr>
-                    <pic:cNvPr id="0" name="fig03_damage_by_superstructure.png"/>
+                    <pic:cNvPr id="0" name="fig04_damage_by_geo1.png"/>
                     <pic:cNvPicPr/>
                   </pic:nvPicPr>
                   <pic:blipFill>
@@ -3654,7 +3914,7 @@
                   <pic:spPr>
                     <a:xfrm>
                       <a:off x="0" y="0"/>
-                      <a:ext cx="5040000" cy="2536595"/>
+                      <a:ext cx="4680000" cy="2200830"/>
                     </a:xfrm>
                     <a:prstGeom prst="rect">
                       <a:avLst/>
@@ -3679,7 +3939,7 @@
         <w:t xml:space="preserve">Figure 3. </w:t>
       </w:r>
       <w:r>
-        <w:t>Damage-grade mix by superstructure material. A building can use several materials, so rows overlap.</w:t>
+        <w:t>Damage-grade mix for each of the 31 geo_level_1 regions, sorted by grade-3 share.</w:t>
       </w:r>
     </w:p>
     <w:p>
@@ -3687,88 +3947,17 @@
         <w:jc w:val="both"/>
       </w:pPr>
       <w:r>
-        <w:t>Location matters at least as much as structure (Figure 4). Across the 31 top-level regions, the grade-3 share ranges from 9% (region 26) to 81% (region 17). Location most likely stands in for shaking intensity, that is, distance from the epicentre and local ground conditions. These are not in the data, but they strongly shape damage.</w:t>
+        <w:t xml:space="preserve">The numeric features are right-skewed, with skewness 2.05 for age, 3.52 for area and 1.73 for height. A log1p transform reduces this to -1.04, 0.41 and -0.15 (Appendix C, Figure C2). Individually these features are only weakly related to damage: the largest absolute Spearman correlation with damage grade among numeric and material features is 0.27. Height and number of floors are strongly collinear (ρ = 0.76; Appendix C, Figure C3). The weak marginal correlations show that damage comes from combinations of </w:t>
+      </w:r>
+      <w:r>
+        <w:t>many weak signals, which is what a multivariate model needs to capture. The L2 penalty of logistic regression keeps the collinear pair stable.</w:t>
       </w:r>
     </w:p>
     <w:p>
       <w:pPr>
-        <w:keepNext/>
-        <w:spacing w:after="40"/>
-        <w:jc w:val="center"/>
-      </w:pPr>
-      <w:r>
-        <w:rPr>
-          <w:noProof/>
-        </w:rPr>
-        <w:lastRenderedPageBreak/>
-        <w:drawing>
-          <wp:inline distT="0" distB="0" distL="0" distR="0" wp14:anchorId="2902CF9A" wp14:editId="6BE305E2">
-            <wp:extent cx="5580000" cy="2624066"/>
-            <wp:effectExtent l="0" t="0" r="0" b="0"/>
-            <wp:docPr id="4" name="Picture 4"/>
-            <wp:cNvGraphicFramePr>
-              <a:graphicFrameLocks xmlns:a="http://schemas.openxmlformats.org/drawingml/2006/main" noChangeAspect="1"/>
-            </wp:cNvGraphicFramePr>
-            <a:graphic xmlns:a="http://schemas.openxmlformats.org/drawingml/2006/main">
-              <a:graphicData uri="http://schemas.openxmlformats.org/drawingml/2006/picture">
-                <pic:pic xmlns:pic="http://schemas.openxmlformats.org/drawingml/2006/picture">
-                  <pic:nvPicPr>
-                    <pic:cNvPr id="0" name="fig04_damage_by_geo1.png"/>
-                    <pic:cNvPicPr/>
-                  </pic:nvPicPr>
-                  <pic:blipFill>
-                    <a:blip r:embed="rId11"/>
-                    <a:stretch>
-                      <a:fillRect/>
-                    </a:stretch>
-                  </pic:blipFill>
-                  <pic:spPr>
-                    <a:xfrm>
-                      <a:off x="0" y="0"/>
-                      <a:ext cx="5580000" cy="2624066"/>
-                    </a:xfrm>
-                    <a:prstGeom prst="rect">
-                      <a:avLst/>
-                    </a:prstGeom>
-                  </pic:spPr>
-                </pic:pic>
-              </a:graphicData>
-            </a:graphic>
-          </wp:inline>
-        </w:drawing>
-      </w:r>
-    </w:p>
-    <w:p>
-      <w:pPr>
-        <w:pStyle w:val="Caption"/>
-        <w:jc w:val="center"/>
-      </w:pPr>
-      <w:r>
-        <w:rPr>
-          <w:b/>
-        </w:rPr>
-        <w:t xml:space="preserve">Figure 4. </w:t>
-      </w:r>
-      <w:r>
-        <w:t>Damage-grade mix for each of the 31 geo_level_1 regions, sorted by grade-3 share.</w:t>
-      </w:r>
-    </w:p>
-    <w:p>
-      <w:pPr>
-        <w:jc w:val="both"/>
-      </w:pPr>
-      <w:r>
-        <w:t xml:space="preserve">The numeric features are right-skewed, with skewness 2.05 for age, 3.52 for area and 1.73 for height. A log1p transform reduces this to -1.04, 0.41 and -0.15 (Appendix C, Figure C1). Individually these features are only weakly related to damage: the largest absolute Spearman correlation with damage grade among numeric and material features is 0.27. Height and number of floors are strongly collinear (ρ = 0.76; Appendix C, Figure C2). The weak marginal correlations show that damage comes from combinations of </w:t>
-      </w:r>
-      <w:r>
-        <w:t>many weak signals, which is what a multivariate model needs to capture. The L2 penalty of logistic regression keeps the collinear pair stable.</w:t>
-      </w:r>
-    </w:p>
-    <w:p>
-      <w:pPr>
         <w:pStyle w:val="Heading2"/>
       </w:pPr>
-      <w:bookmarkStart w:id="6" w:name="_Toc242297588"/>
+      <w:bookmarkStart w:id="6" w:name="_Toc243069528"/>
       <w:r>
         <w:t>3.2 Cleaning</w:t>
       </w:r>
@@ -3789,8 +3978,9 @@
       <w:pPr>
         <w:pStyle w:val="Heading2"/>
       </w:pPr>
-      <w:bookmarkStart w:id="7" w:name="_Toc242297589"/>
-      <w:r>
+      <w:bookmarkStart w:id="7" w:name="_Toc243069529"/>
+      <w:r>
+        <w:lastRenderedPageBreak/>
         <w:t>3.3 Encoding and scaling</w:t>
       </w:r>
       <w:bookmarkEnd w:id="7"/>
@@ -4128,7 +4318,6 @@
               <w:rPr>
                 <w:sz w:val="19"/>
               </w:rPr>
-              <w:lastRenderedPageBreak/>
               <w:t>geo_level_2_id, geo_level_3_id (E3+)</w:t>
             </w:r>
           </w:p>
@@ -4247,9 +4436,20 @@
     </w:p>
     <w:p>
       <w:pPr>
+        <w:jc w:val="both"/>
+      </w:pPr>
+      <w:r>
+        <w:t>The two tree ensembles receive the same information through a tree-appropriate variant of this pipeline. AgeCleaner, the engineered features and the multiclass TargetEncoder for geo levels 2 and 3 are unchanged. The log transform and scaling are dropped, because tree splits do not change under monotone transformations. The eight categorical columns and geo_level_1_id are integer-coded with an OrdinalEncoder instead of one-hot encoded; unseen codes become missing values, which both ensembles handle natively.</w:t>
+      </w:r>
+      <w:r>
+        <w:t xml:space="preserve"> HistGradientBoosting treats these nine integer-coded columns as true categories (native categorical splits), while the random forest splits them as ordered codes.</w:t>
+      </w:r>
+    </w:p>
+    <w:p>
+      <w:pPr>
         <w:pStyle w:val="Heading2"/>
       </w:pPr>
-      <w:bookmarkStart w:id="8" w:name="_Toc242297590"/>
+      <w:bookmarkStart w:id="8" w:name="_Toc243069530"/>
       <w:r>
         <w:t>3.4 Feature engineering</w:t>
       </w:r>
@@ -4763,8 +4963,9 @@
       <w:pPr>
         <w:pStyle w:val="Heading1"/>
       </w:pPr>
-      <w:bookmarkStart w:id="9" w:name="_Toc242297591"/>
-      <w:r>
+      <w:bookmarkStart w:id="9" w:name="_Toc243069531"/>
+      <w:r>
+        <w:lastRenderedPageBreak/>
         <w:t>4. Methodology</w:t>
       </w:r>
       <w:bookmarkEnd w:id="9"/>
@@ -4773,7 +4974,7 @@
       <w:pPr>
         <w:pStyle w:val="Heading2"/>
       </w:pPr>
-      <w:bookmarkStart w:id="10" w:name="_Toc242297592"/>
+      <w:bookmarkStart w:id="10" w:name="_Toc243069532"/>
       <w:r>
         <w:t>4.1 Training and testing procedure</w:t>
       </w:r>
@@ -4821,7 +5022,7 @@
         <w:t xml:space="preserve">Tuning. </w:t>
       </w:r>
       <w:r>
-        <w:t>the best of E4–E6 by mean CV micro-F1 was tuned over C ∈ {0.01, 0.03, 0.1, 0.3, 1, 3, 10, 30, 100} with GridSearchCV, using the same folds and scoring f1_micro. GridSearchCV then refitted the best setting on the whole 80% split.</w:t>
+        <w:t>for logistic regression, the best of E4–E6 by mean CV micro-F1 was tuned over C ∈ {0.01, 0.03, 0.1, 0.3, 1, 3, 10, 30, 100}. The random forest (4 candidates) and HistGradientBoosting (6 candidates) were tuned on small grids (Appendix B). All three used GridSearchCV with the same folds, scoring f1_micro, and then refitted the best setting on the whole 80% split.</w:t>
       </w:r>
     </w:p>
     <w:p>
@@ -4836,7 +5037,22 @@
         <w:t xml:space="preserve">Final test. </w:t>
       </w:r>
       <w:r>
-        <w:t>the refitted model was scored once on the 20% holdout; the notebook asserts that this happens only once.</w:t>
+        <w:t>each of the three refitted models was scored once on the 20% holdout; the notebook asserts that no model is scored twice.</w:t>
+      </w:r>
+    </w:p>
+    <w:p>
+      <w:pPr>
+        <w:pStyle w:val="ListBullet"/>
+        <w:spacing w:after="60"/>
+      </w:pPr>
+      <w:r>
+        <w:rPr>
+          <w:b/>
+        </w:rPr>
+        <w:t xml:space="preserve">Final model. </w:t>
+      </w:r>
+      <w:r>
+        <w:t>the overall final model is the one with the highest mean CV micro-F1, so the holdout plays no part in the choice.</w:t>
       </w:r>
     </w:p>
     <w:p>
@@ -4851,16 +5067,15 @@
         <w:t xml:space="preserve">Submission. </w:t>
       </w:r>
       <w:r>
-        <w:t>the tuned configuration was refitted on all 260,601 labelled buildings to predict the 86,868 test buildings.</w:t>
+        <w:t>the final model (HistGradientBoosting) was refitted on all 260,601 labelled buildings to predict the 86,868 test buildings.</w:t>
       </w:r>
     </w:p>
     <w:p>
       <w:pPr>
         <w:pStyle w:val="Heading2"/>
       </w:pPr>
-      <w:bookmarkStart w:id="11" w:name="_Toc242297593"/>
-      <w:r>
-        <w:lastRenderedPageBreak/>
+      <w:bookmarkStart w:id="11" w:name="_Toc243069533"/>
+      <w:r>
         <w:t>4.2 Models</w:t>
       </w:r>
       <w:bookmarkEnd w:id="11"/>
@@ -4951,9 +5166,44 @@
     </w:p>
     <w:p>
       <w:pPr>
+        <w:jc w:val="both"/>
+      </w:pPr>
+      <w:r>
+        <w:rPr>
+          <w:b/>
+        </w:rPr>
+        <w:t xml:space="preserve">Model 2, random forest. </w:t>
+      </w:r>
+      <w:r>
+        <w:t>A random forest (Breiman, 2001) averages the class probabilities of 150 decision trees. Each tree is grown on a bootstrap sample (here of 50% of the training rows, which also bounds memory) and considers only a random subset of features at each split, so the trees are decorrelated and their average has low variance. We tuned the minimum leaf size, which controls tree depth, and the number of features tried per split.</w:t>
+      </w:r>
+    </w:p>
+    <w:p>
+      <w:pPr>
+        <w:jc w:val="both"/>
+      </w:pPr>
+      <w:r>
+        <w:rPr>
+          <w:b/>
+        </w:rPr>
+        <w:t xml:space="preserve">Model 3, HistGradientBoosting. </w:t>
+      </w:r>
+      <w:r>
+        <w:t xml:space="preserve">Gradient boosting (Friedman, 2001) builds an additive model of small trees, F_m(x) = F_{m−1}(x) + η·h_m(x), where each new tree h_m is fitted to the gradient of the multiclass log-loss of the current model and η is the learning rate. scikit-learn's HistGradientBoostingClassifier bins every feature into at most 255 bins, which makes 300 boosting iterations on 200,000 rows fast, and splits categorical features </w:t>
+      </w:r>
+      <w:r>
+        <w:lastRenderedPageBreak/>
+        <w:t>natively. We fixed 300 iterations without early stopping and tuned the learning rate and the maximum</w:t>
+      </w:r>
+      <w:r>
+        <w:t xml:space="preserve"> number of leaves per tree.</w:t>
+      </w:r>
+    </w:p>
+    <w:p>
+      <w:pPr>
         <w:pStyle w:val="Heading2"/>
       </w:pPr>
-      <w:bookmarkStart w:id="12" w:name="_Toc242297594"/>
+      <w:bookmarkStart w:id="12" w:name="_Toc243069534"/>
       <w:r>
         <w:t>4.3 Experimental design</w:t>
       </w:r>
@@ -5446,9 +5696,17 @@
     </w:p>
     <w:p>
       <w:pPr>
+        <w:jc w:val="both"/>
+      </w:pPr>
+      <w:r>
+        <w:t>The tree ensembles were not put through E0–E6 again. To keep the three-model comparison fair, both use exactly the information of the tuned logistic configuration (E4): structure, geo_level_1_id, target-encoded geo levels 2 and 3, the age flag and the kept engineered feature(s).</w:t>
+      </w:r>
+    </w:p>
+    <w:p>
+      <w:pPr>
         <w:pStyle w:val="Heading2"/>
       </w:pPr>
-      <w:bookmarkStart w:id="13" w:name="_Toc242297595"/>
+      <w:bookmarkStart w:id="13" w:name="_Toc243069535"/>
       <w:r>
         <w:t>4.4 Evaluation metrics</w:t>
       </w:r>
@@ -5466,7 +5724,7 @@
       <w:pPr>
         <w:pStyle w:val="Heading1"/>
       </w:pPr>
-      <w:bookmarkStart w:id="14" w:name="_Toc242297596"/>
+      <w:bookmarkStart w:id="14" w:name="_Toc243069536"/>
       <w:r>
         <w:t>5. Experimental Study and Analysis</w:t>
       </w:r>
@@ -5476,9 +5734,9 @@
       <w:pPr>
         <w:pStyle w:val="Heading2"/>
       </w:pPr>
-      <w:bookmarkStart w:id="15" w:name="_Toc242297597"/>
-      <w:r>
-        <w:t>5.1 Cross-validation results</w:t>
+      <w:bookmarkStart w:id="15" w:name="_Toc243069537"/>
+      <w:r>
+        <w:t>5.1 Model 1: logistic-regression experiments</w:t>
       </w:r>
       <w:bookmarkEnd w:id="15"/>
     </w:p>
@@ -5487,7 +5745,7 @@
         <w:jc w:val="both"/>
       </w:pPr>
       <w:r>
-        <w:t>Table 5 and Figure 5 summarise the experiments.</w:t>
+        <w:t>Table 5 summarises the experiments; Appendix A, Figure A1 shows them as a chart.</w:t>
       </w:r>
     </w:p>
     <w:p>
@@ -5500,11 +5758,10 @@
         <w:rPr>
           <w:b/>
         </w:rPr>
-        <w:lastRenderedPageBreak/>
         <w:t xml:space="preserve">Table 5. </w:t>
       </w:r>
       <w:r>
-        <w:t>Stratified 5-fold CV results on the 80% training split. * = tuned final model.</w:t>
+        <w:t>Stratified 5-fold CV results of the logistic-regression experiments on the 80% training split. * = tuned logistic model.</w:t>
       </w:r>
     </w:p>
     <w:tbl>
@@ -6335,92 +6592,31 @@
     </w:p>
     <w:p>
       <w:pPr>
-        <w:keepNext/>
-        <w:spacing w:after="40"/>
-        <w:jc w:val="center"/>
-      </w:pPr>
-      <w:r>
-        <w:rPr>
-          <w:noProof/>
-        </w:rPr>
-        <w:drawing>
-          <wp:inline distT="0" distB="0" distL="0" distR="0" wp14:anchorId="7F659F1E" wp14:editId="78963104">
-            <wp:extent cx="5580000" cy="2681837"/>
-            <wp:effectExtent l="0" t="0" r="0" b="0"/>
-            <wp:docPr id="5" name="Picture 5"/>
-            <wp:cNvGraphicFramePr>
-              <a:graphicFrameLocks xmlns:a="http://schemas.openxmlformats.org/drawingml/2006/main" noChangeAspect="1"/>
-            </wp:cNvGraphicFramePr>
-            <a:graphic xmlns:a="http://schemas.openxmlformats.org/drawingml/2006/main">
-              <a:graphicData uri="http://schemas.openxmlformats.org/drawingml/2006/picture">
-                <pic:pic xmlns:pic="http://schemas.openxmlformats.org/drawingml/2006/picture">
-                  <pic:nvPicPr>
-                    <pic:cNvPr id="0" name="fig07_experiments.png"/>
-                    <pic:cNvPicPr/>
-                  </pic:nvPicPr>
-                  <pic:blipFill>
-                    <a:blip r:embed="rId12"/>
-                    <a:stretch>
-                      <a:fillRect/>
-                    </a:stretch>
-                  </pic:blipFill>
-                  <pic:spPr>
-                    <a:xfrm>
-                      <a:off x="0" y="0"/>
-                      <a:ext cx="5580000" cy="2681837"/>
-                    </a:xfrm>
-                    <a:prstGeom prst="rect">
-                      <a:avLst/>
-                    </a:prstGeom>
-                  </pic:spPr>
-                </pic:pic>
-              </a:graphicData>
-            </a:graphic>
-          </wp:inline>
-        </w:drawing>
+        <w:jc w:val="both"/>
+      </w:pPr>
+      <w:r>
+        <w:lastRenderedPageBreak/>
+        <w:t>Structure alone (E1) improves on the 0.569 baseline to 0.591. That is a real gain, but most buildings still end up in the majority class. Coarse location (E2) adds +8.1 pp, and target-encoded fine location (E3) adds a further +6.3 pp, the largest single step in the study. The macro-F1 rises from 0.464 to 0.673 along the same path. Engineered features (E4) change micro-F1 by only +0.02 pp. The raw features already contain most of what a linear model can extract, and the remaining signal is in location rather</w:t>
+      </w:r>
+      <w:r>
+        <w:t xml:space="preserve"> than geometry. Fold standard deviations are at most 0.0019, so differences of more than about half a percentage point are robust.</w:t>
       </w:r>
     </w:p>
     <w:p>
       <w:pPr>
-        <w:pStyle w:val="Caption"/>
-        <w:jc w:val="center"/>
-      </w:pPr>
-      <w:r>
-        <w:rPr>
-          <w:b/>
-        </w:rPr>
-        <w:t xml:space="preserve">Figure 5. </w:t>
-      </w:r>
-      <w:r>
-        <w:t>CV micro-F1 by experiment (error bars: ±1 sd over folds). Orange marks the configuration selected for tuning.</w:t>
+        <w:jc w:val="both"/>
+      </w:pPr>
+      <w:r>
+        <w:t>Class weighting (E5) lowers micro-F1 by 4.43 pp and changes macro-F1 by -0.88 pp. Grade-1 recall rises from 0.470 to 0.825, and grade-2 recall falls from 0.845 to 0.647. The ordinal model (E6) scores 0.7346 micro-F1 against 0.7352 for the multinomial model. Section 6.1 discusses both. Since micro-F1 is the competition metric and the tuning criterion, the multinomial model with engineered features (E4) was carried forward to tuning.</w:t>
       </w:r>
     </w:p>
     <w:p>
       <w:pPr>
-        <w:jc w:val="both"/>
-      </w:pPr>
-      <w:r>
-        <w:t>Structure alone (E1) improves on the 0.569 baseline to 0.591. That is a real gain, but most buildings still end up in the majority class. Coarse location (E2) adds +8.1 pp, and target-encoded fine location (E3) adds a further +6.3 pp, the largest single step in the study. The macro-F1 rises from 0.464 to 0.673 along the same path. Engineered features (E4) change micro-F1 by only +0.02 pp. The raw features already contain most of what a linear model can extract, and the remaining signal is in location rather</w:t>
-      </w:r>
-      <w:r>
-        <w:t xml:space="preserve"> than geometry. Fold standard deviations are at most 0.0019, so differences of more than about half a percentage point are robust.</w:t>
-      </w:r>
-    </w:p>
-    <w:p>
-      <w:pPr>
-        <w:jc w:val="both"/>
-      </w:pPr>
-      <w:r>
-        <w:t>Class weighting (E5) lowers micro-F1 by 4.43 pp and changes macro-F1 by -0.88 pp. Grade-1 recall rises from 0.470 to 0.825, and grade-2 recall falls from 0.845 to 0.647. The ordinal model (E6) scores 0.7346 micro-F1 against 0.7352 for the multinomial model. Section 6.1 discusses both. Since micro-F1 is the competition metric and the tuning criterion, the multinomial model with engineered features (E4) was carried forward to tuning.</w:t>
-      </w:r>
-    </w:p>
-    <w:p>
-      <w:pPr>
         <w:pStyle w:val="Heading2"/>
       </w:pPr>
-      <w:bookmarkStart w:id="16" w:name="_Toc242297598"/>
-      <w:r>
-        <w:t>5.2 Hyperparameter tuning</w:t>
+      <w:bookmarkStart w:id="16" w:name="_Toc243069538"/>
+      <w:r>
+        <w:t>5.2 Model 1: tuning C</w:t>
       </w:r>
       <w:bookmarkEnd w:id="16"/>
     </w:p>
@@ -6429,20 +6625,19 @@
         <w:jc w:val="both"/>
       </w:pPr>
       <w:r>
-        <w:t xml:space="preserve">GridSearchCV selected C = 0.3 with CV micro-F1 0.7354 ± 0.0010. The curve is essentially flat (Appendix B, Figure B1): across four orders of magnitude of C, mean micro-F1 varies by only 0.05 percentage points, </w:t>
-      </w:r>
-      <w:r>
-        <w:lastRenderedPageBreak/>
-        <w:t>less than one fold standard deviation. With 208,480 training rows and only 104 model features, the L2 penalty barely matters, so the choice of C is not critical. Strong regularisation (C = 0.01) mainly costs macro-F1 (0.6709 vs 0.6733), because it shrinks the coefficients that separate the rare grade 1.</w:t>
+        <w:t>GridSearchCV selected C = 0.3 with CV micro-F1 0.7354 ± 0.0010. The curve is essentially flat (Appendix B, Table B1 and Figure B1): across four orders of magnitude of C, mean micro-F1 varies by only 0.05 percentage points, less than one fold standard deviation. With 208,480 training rows and only 104 model features, the L2 penalty barely matters, so the choice of C is not critical. Strong regularisation (C = 0.01) mainly costs macro-F1 (0.6709 vs 0.6733), because it shrinks the coefficients that separate th</w:t>
+      </w:r>
+      <w:r>
+        <w:t>e rare grade 1.</w:t>
       </w:r>
     </w:p>
     <w:p>
       <w:pPr>
         <w:pStyle w:val="Heading2"/>
       </w:pPr>
-      <w:bookmarkStart w:id="17" w:name="_Toc242297599"/>
-      <w:r>
-        <w:t>5.3 Holdout evaluation</w:t>
+      <w:bookmarkStart w:id="17" w:name="_Toc243069539"/>
+      <w:r>
+        <w:t>5.3 Model 1: holdout evaluation</w:t>
       </w:r>
       <w:bookmarkEnd w:id="17"/>
     </w:p>
@@ -6469,7 +6664,7 @@
         <w:t>macro-F1 = 0.6798</w:t>
       </w:r>
       <w:r>
-        <w:t>. These are within 0.50 percentage points of the CV estimate, which confirms that model selection did not overfit. Per-class results are in Table 6 and the confusion matrix in Figure 6.</w:t>
+        <w:t>. These are within 0.50 percentage points of the CV estimate, which confirms that model selection did not overfit. Per-class results are in Table 6 and the confusion matrix in Appendix A, Figure A2.</w:t>
       </w:r>
     </w:p>
     <w:p>
@@ -6485,7 +6680,7 @@
         <w:t xml:space="preserve">Table 6. </w:t>
       </w:r>
       <w:r>
-        <w:t>Per-class holdout metrics of the final model.</w:t>
+        <w:t>Per-class holdout metrics of the tuned logistic model.</w:t>
       </w:r>
     </w:p>
     <w:tbl>
@@ -6871,6 +7066,32 @@
     </w:p>
     <w:p>
       <w:pPr>
+        <w:jc w:val="both"/>
+      </w:pPr>
+      <w:r>
+        <w:t>Grade 2 is recalled best (84.8%), then grade 3 (63.3%). Grade 1 is hardest (47.8%), and 50.5% of grade-1 buildings are predicted as grade 2. Almost all errors are between adjacent grades. Only 0.48% of grade-3 buildings are predicted as grade 1, and only 1.67% of grade-1 buildings as grade 3. The model therefore rarely makes the costly mistake of calling a destroyed building safe.</w:t>
+      </w:r>
+    </w:p>
+    <w:p>
+      <w:pPr>
+        <w:pStyle w:val="Heading2"/>
+      </w:pPr>
+      <w:bookmarkStart w:id="18" w:name="_Toc243069540"/>
+      <w:r>
+        <w:t>5.4 Model 1: prioritisation analysis</w:t>
+      </w:r>
+      <w:bookmarkEnd w:id="18"/>
+    </w:p>
+    <w:p>
+      <w:pPr>
+        <w:jc w:val="both"/>
+      </w:pPr>
+      <w:r>
+        <w:t>To connect the model to the problem statement, we ranked holdout buildings by predicted P(grade 3). We then measured the share of true grade-3 buildings found as inspectors work down the list (Figure 4, Table 7). The figure already includes the two tree ensembles, which are compared in Section 5.7.</w:t>
+      </w:r>
+    </w:p>
+    <w:p>
+      <w:pPr>
         <w:keepNext/>
         <w:spacing w:after="40"/>
         <w:jc w:val="center"/>
@@ -6879,11 +7100,12 @@
         <w:rPr>
           <w:noProof/>
         </w:rPr>
+        <w:lastRenderedPageBreak/>
         <w:drawing>
-          <wp:inline distT="0" distB="0" distL="0" distR="0" wp14:anchorId="34E34EAE" wp14:editId="0F4E362A">
-            <wp:extent cx="3780000" cy="2900377"/>
+          <wp:inline distT="0" distB="0" distL="0" distR="0" wp14:anchorId="176DDF41" wp14:editId="6D1A718A">
+            <wp:extent cx="3420000" cy="2405047"/>
             <wp:effectExtent l="0" t="0" r="0" b="0"/>
-            <wp:docPr id="6" name="Picture 6"/>
+            <wp:docPr id="4" name="Picture 4"/>
             <wp:cNvGraphicFramePr>
               <a:graphicFrameLocks xmlns:a="http://schemas.openxmlformats.org/drawingml/2006/main" noChangeAspect="1"/>
             </wp:cNvGraphicFramePr>
@@ -6891,11 +7113,11 @@
               <a:graphicData uri="http://schemas.openxmlformats.org/drawingml/2006/picture">
                 <pic:pic xmlns:pic="http://schemas.openxmlformats.org/drawingml/2006/picture">
                   <pic:nvPicPr>
-                    <pic:cNvPr id="0" name="fig09_confusion_matrix.png"/>
+                    <pic:cNvPr id="0" name="fig14_capture_comparison.png"/>
                     <pic:cNvPicPr/>
                   </pic:nvPicPr>
                   <pic:blipFill>
-                    <a:blip r:embed="rId13"/>
+                    <a:blip r:embed="rId11"/>
                     <a:stretch>
                       <a:fillRect/>
                     </a:stretch>
@@ -6903,7 +7125,7 @@
                   <pic:spPr>
                     <a:xfrm>
                       <a:off x="0" y="0"/>
-                      <a:ext cx="3780000" cy="2900377"/>
+                      <a:ext cx="3420000" cy="2405047"/>
                     </a:xfrm>
                     <a:prstGeom prst="rect">
                       <a:avLst/>
@@ -6925,99 +7147,10 @@
         <w:rPr>
           <w:b/>
         </w:rPr>
-        <w:t xml:space="preserve">Figure 6. </w:t>
-      </w:r>
-      <w:r>
-        <w:t>Row-normalised holdout confusion matrix (counts in brackets).</w:t>
-      </w:r>
-    </w:p>
-    <w:p>
-      <w:pPr>
-        <w:jc w:val="both"/>
-      </w:pPr>
-      <w:r>
-        <w:t>Grade 2 is recalled best (84.8%), then grade 3 (63.3%). Grade 1 is hardest (47.8%), and 50.5% of grade-1 buildings are predicted as grade 2. Almost all errors are between adjacent grades. Only 0.48% of grade-3 buildings are predicted as grade 1, and only 1.67% of grade-1 buildings as grade 3. The model therefore rarely makes the costly mistake of calling a destroyed building safe.</w:t>
-      </w:r>
-    </w:p>
-    <w:p>
-      <w:pPr>
-        <w:pStyle w:val="Heading2"/>
-      </w:pPr>
-      <w:bookmarkStart w:id="18" w:name="_Toc242297600"/>
-      <w:r>
-        <w:t>5.4 Prioritisation analysis</w:t>
-      </w:r>
-      <w:bookmarkEnd w:id="18"/>
-    </w:p>
-    <w:p>
-      <w:pPr>
-        <w:jc w:val="both"/>
-      </w:pPr>
-      <w:r>
-        <w:t>To connect the model to the problem statement, we ranked holdout buildings by predicted P(grade 3). We then measured the share of true grade-3 buildings found as inspectors work down the list (Figure 7, Table 7).</w:t>
-      </w:r>
-    </w:p>
-    <w:p>
-      <w:pPr>
-        <w:keepNext/>
-        <w:spacing w:after="40"/>
-        <w:jc w:val="center"/>
-      </w:pPr>
-      <w:r>
-        <w:rPr>
-          <w:noProof/>
-        </w:rPr>
-        <w:lastRenderedPageBreak/>
-        <w:drawing>
-          <wp:inline distT="0" distB="0" distL="0" distR="0" wp14:anchorId="4680B1A3" wp14:editId="522BA5E3">
-            <wp:extent cx="4500000" cy="2659785"/>
-            <wp:effectExtent l="0" t="0" r="0" b="0"/>
-            <wp:docPr id="7" name="Picture 7"/>
-            <wp:cNvGraphicFramePr>
-              <a:graphicFrameLocks xmlns:a="http://schemas.openxmlformats.org/drawingml/2006/main" noChangeAspect="1"/>
-            </wp:cNvGraphicFramePr>
-            <a:graphic xmlns:a="http://schemas.openxmlformats.org/drawingml/2006/main">
-              <a:graphicData uri="http://schemas.openxmlformats.org/drawingml/2006/picture">
-                <pic:pic xmlns:pic="http://schemas.openxmlformats.org/drawingml/2006/picture">
-                  <pic:nvPicPr>
-                    <pic:cNvPr id="0" name="fig10_prioritisation_curve.png"/>
-                    <pic:cNvPicPr/>
-                  </pic:nvPicPr>
-                  <pic:blipFill>
-                    <a:blip r:embed="rId14"/>
-                    <a:stretch>
-                      <a:fillRect/>
-                    </a:stretch>
-                  </pic:blipFill>
-                  <pic:spPr>
-                    <a:xfrm>
-                      <a:off x="0" y="0"/>
-                      <a:ext cx="4500000" cy="2659785"/>
-                    </a:xfrm>
-                    <a:prstGeom prst="rect">
-                      <a:avLst/>
-                    </a:prstGeom>
-                  </pic:spPr>
-                </pic:pic>
-              </a:graphicData>
-            </a:graphic>
-          </wp:inline>
-        </w:drawing>
-      </w:r>
-    </w:p>
-    <w:p>
-      <w:pPr>
-        <w:pStyle w:val="Caption"/>
-        <w:jc w:val="center"/>
-      </w:pPr>
-      <w:r>
-        <w:rPr>
-          <w:b/>
-        </w:rPr>
-        <w:t xml:space="preserve">Figure 7. </w:t>
-      </w:r>
-      <w:r>
-        <w:t>Cumulative share of grade-3 buildings found against the share of buildings inspected, holdout. The dashed line is a random inspection order.</w:t>
+        <w:t xml:space="preserve">Figure 4. </w:t>
+      </w:r>
+      <w:r>
+        <w:t>Cumulative share of grade-3 buildings found against the share of buildings inspected, holdout, for the three tuned models. The dashed line is a random inspection order.</w:t>
       </w:r>
     </w:p>
     <w:p>
@@ -7033,7 +7166,7 @@
         <w:t xml:space="preserve">Table 7. </w:t>
       </w:r>
       <w:r>
-        <w:t>Capture rates on the holdout (17,444 grade-3 buildings, base rate 33.5%).</w:t>
+        <w:t>Capture rates of the tuned logistic model on the holdout (17,444 grade-3 buildings, base rate 33.5%).</w:t>
       </w:r>
     </w:p>
     <w:tbl>
@@ -7429,9 +7562,9 @@
       <w:pPr>
         <w:pStyle w:val="Heading2"/>
       </w:pPr>
-      <w:bookmarkStart w:id="19" w:name="_Toc242297601"/>
-      <w:r>
-        <w:t>5.5 Interpretation of coefficients</w:t>
+      <w:bookmarkStart w:id="19" w:name="_Toc243069541"/>
+      <w:r>
+        <w:t>5.5 Model 1: interpretation of coefficients</w:t>
       </w:r>
       <w:bookmarkEnd w:id="19"/>
     </w:p>
@@ -7440,7 +7573,7 @@
         <w:jc w:val="both"/>
       </w:pPr>
       <w:r>
-        <w:t>Figure 8 shows the 15 features that most raise and most lower the odds of grade-3 damage in the final model (multinomial grade-3 row). Each is shown as an odds ratio exp(β): per one standard deviation for scaled numeric features, and for presence versus absence for flags and dummy variables. In a softmax model, a dummy's coefficient is relative to the L2-centred average level, so the bars are best read as directions and relative sizes, not exact causal effects. Two groups are excluded from the figure. Locat</w:t>
+        <w:t>Figure 5 shows the 15 features that most raise and most lower the odds of grade-3 damage in the final model (multinomial grade-3 row). Each is shown as an odds ratio exp(β): per one standard deviation for scaled numeric features, and for presence versus absence for flags and dummy variables. In a softmax model, a dummy's coefficient is relative to the L2-centred average level, so the bars are best read as directions and relative sizes, not exact causal effects. Two groups are excluded from the figure. Locat</w:t>
       </w:r>
       <w:r>
         <w:t>ion features are discussed below. The other group is 21 flags and dummies present in fewer than 1% of buildings, whose coefficients rest on very few buildings and are unstable. For example, secondary use: school has an odds ratio of 2.08 but applies to only 0.04% of buildings.</w:t>
@@ -7458,10 +7591,10 @@
         </w:rPr>
         <w:lastRenderedPageBreak/>
         <w:drawing>
-          <wp:inline distT="0" distB="0" distL="0" distR="0" wp14:anchorId="6F87CFFA" wp14:editId="484293D8">
-            <wp:extent cx="5220000" cy="3873253"/>
+          <wp:inline distT="0" distB="0" distL="0" distR="0" wp14:anchorId="2A82AC6D" wp14:editId="721D9DA6">
+            <wp:extent cx="3600000" cy="2671209"/>
             <wp:effectExtent l="0" t="0" r="0" b="0"/>
-            <wp:docPr id="8" name="Picture 8"/>
+            <wp:docPr id="5" name="Picture 5"/>
             <wp:cNvGraphicFramePr>
               <a:graphicFrameLocks xmlns:a="http://schemas.openxmlformats.org/drawingml/2006/main" noChangeAspect="1"/>
             </wp:cNvGraphicFramePr>
@@ -7473,7 +7606,7 @@
                     <pic:cNvPicPr/>
                   </pic:nvPicPr>
                   <pic:blipFill>
-                    <a:blip r:embed="rId15"/>
+                    <a:blip r:embed="rId12"/>
                     <a:stretch>
                       <a:fillRect/>
                     </a:stretch>
@@ -7481,7 +7614,7 @@
                   <pic:spPr>
                     <a:xfrm>
                       <a:off x="0" y="0"/>
-                      <a:ext cx="5220000" cy="3873253"/>
+                      <a:ext cx="3600000" cy="2671209"/>
                     </a:xfrm>
                     <a:prstGeom prst="rect">
                       <a:avLst/>
@@ -7503,10 +7636,10 @@
         <w:rPr>
           <w:b/>
         </w:rPr>
-        <w:t xml:space="preserve">Figure 8. </w:t>
-      </w:r>
-      <w:r>
-        <w:t>Top 15 risk-raising (red) and risk-lowering (blue) features for grade-3 damage, as odds ratios on a log scale. Location features and flags present in fewer than 1% of buildings are excluded.</w:t>
+        <w:t xml:space="preserve">Figure 5. </w:t>
+      </w:r>
+      <w:r>
+        <w:t>Logistic regression: top 15 risk-raising (red) and risk-lowering (blue) features for grade-3 damage, as odds ratios on a log scale. Location features and flags present in fewer than 1% of buildings are excluded.</w:t>
       </w:r>
     </w:p>
     <w:p>
@@ -7523,10 +7656,10 @@
         <w:t>. For superstructure materials, holding everything else fixed, the odds ratios are: mud-mortar stone 1.38, stone flag 1.31, adobe mud 1.28, timber 0.88, cement-mortar brick 0.63 and engineered RC 0.84. In plain language, buildings with heavy, brittle walls of stone or mud bonded only by mud mortar break apart under strong shaking. Engineered reinforced-concrete frames and cement-bonded masonry hold together and are much more likely to escape with light damage. Older buildings are also at higher risk. The an</w:t>
       </w:r>
       <w:r>
-        <w:t>onymised foundation and roof codes that the model treats as protective (foundation i, roof x) are the same ones that the exploration (Figure 2) linked to low damage. That the model and the raw data agree, and that both match engineering experience, gives some confidence that the model has learned real effects rather than artefacts. The engineered-RC odds ratio is smaller in magnitude than its raw grade-3 rate would suggest, because foundation, roof and floor types that come with RC construction already carr</w:t>
-      </w:r>
-      <w:r>
-        <w:t>y part of that effect.</w:t>
+        <w:t>onymised foundation and roof codes that the model treats as protective (foundation i, roof x) are the same ones that the exploration (Appendix C, Figure C1) linked to low damage. That the model and the raw data agree, and that both match engineering experience, gives some confidence that the model has learned real effects rather than artefacts. The engineered-RC odds ratio is smaller in magnitude than its raw grade-3 rate would suggest, because foundation, roof and floor types that come with RC construction</w:t>
+      </w:r>
+      <w:r>
+        <w:t xml:space="preserve"> already carry part of that effect.</w:t>
       </w:r>
     </w:p>
     <w:p>
@@ -7539,24 +7672,725 @@
     </w:p>
     <w:p>
       <w:pPr>
-        <w:pStyle w:val="Heading1"/>
-      </w:pPr>
-      <w:bookmarkStart w:id="20" w:name="_Toc242297602"/>
-      <w:r>
-        <w:lastRenderedPageBreak/>
-        <w:t>6. Highlights</w:t>
+        <w:pStyle w:val="Heading2"/>
+      </w:pPr>
+      <w:bookmarkStart w:id="20" w:name="_Toc243069542"/>
+      <w:r>
+        <w:t>5.6 Models 2 and 3: tuning the tree ensembles</w:t>
       </w:r>
       <w:bookmarkEnd w:id="20"/>
     </w:p>
     <w:p>
       <w:pPr>
+        <w:jc w:val="both"/>
+      </w:pPr>
+      <w:r>
+        <w:t>The random forest was tuned over min_samples_leaf ∈ {2, 5}; max_features ∈ {sqrt, 0.25} (4 candidates × 5 folds, 13 minutes). The best setting was max_features = sqrt, min_samples_leaf = 2, with CV micro-F1 0.7440 ± 0.0014 and macro-F1 0.6872. HistGradientBoosting was tuned over learning_rate ∈ {0.05, 0.1, 0.2}; max_leaf_nodes ∈ {15, 31} (6 candidates, 16 minutes). The best setting was learning_rate = 0.1, max_leaf_nodes = 31, with CV micro-F1 0.7452 ± 0.0011 and macro-F1 0.6936. As for C in the logistic mo</w:t>
+      </w:r>
+      <w:r>
+        <w:t>del, the grids are fairly flat: the best and worst candidates differ by 0.14 percentage points for the forest and 0.45 for boosting (Appendix B, Tables B2 and B3). The grids are deliberately small so that the whole study runs on an 8 GB laptop, so a wider search could add a little more, but it is unlikely to change the ranking of the models.</w:t>
+      </w:r>
+    </w:p>
+    <w:p>
+      <w:pPr>
         <w:pStyle w:val="Heading2"/>
       </w:pPr>
-      <w:bookmarkStart w:id="21" w:name="_Toc242297603"/>
-      <w:r>
-        <w:t>6.1 Ordinal versus multinomial logistic regression</w:t>
+      <w:bookmarkStart w:id="21" w:name="_Toc243069543"/>
+      <w:r>
+        <w:lastRenderedPageBreak/>
+        <w:t>5.7 Three-model comparison and choice of the final model</w:t>
       </w:r>
       <w:bookmarkEnd w:id="21"/>
+    </w:p>
+    <w:p>
+      <w:pPr>
+        <w:jc w:val="both"/>
+      </w:pPr>
+      <w:r>
+        <w:t>Table 8 and Figure 6 compare the three tuned models. All three use the same features, were tuned on the same folds and were scored once on the same holdout.</w:t>
+      </w:r>
+    </w:p>
+    <w:p>
+      <w:pPr>
+        <w:pStyle w:val="Caption"/>
+        <w:keepNext/>
+        <w:spacing w:after="60"/>
+      </w:pPr>
+      <w:r>
+        <w:rPr>
+          <w:b/>
+        </w:rPr>
+        <w:t xml:space="preserve">Table 8. </w:t>
+      </w:r>
+      <w:r>
+        <w:t>Three tuned models. CV: stratified 5-fold on the 80% split; holdout: 20%, scored once per model. * = final model (highest CV micro-F1).</w:t>
+      </w:r>
+    </w:p>
+    <w:tbl>
+      <w:tblPr>
+        <w:tblStyle w:val="TableGrid"/>
+        <w:tblW w:w="0" w:type="auto"/>
+        <w:jc w:val="center"/>
+        <w:tblLook w:val="04A0" w:firstRow="1" w:lastRow="0" w:firstColumn="1" w:lastColumn="0" w:noHBand="0" w:noVBand="1"/>
+      </w:tblPr>
+      <w:tblGrid>
+        <w:gridCol w:w="1732"/>
+        <w:gridCol w:w="1531"/>
+        <w:gridCol w:w="850"/>
+        <w:gridCol w:w="907"/>
+        <w:gridCol w:w="907"/>
+        <w:gridCol w:w="850"/>
+        <w:gridCol w:w="850"/>
+        <w:gridCol w:w="850"/>
+        <w:gridCol w:w="794"/>
+      </w:tblGrid>
+      <w:tr>
+        <w:trPr>
+          <w:tblHeader/>
+          <w:jc w:val="center"/>
+        </w:trPr>
+        <w:tc>
+          <w:tcPr>
+            <w:tcW w:w="1701" w:type="dxa"/>
+            <w:shd w:val="clear" w:color="auto" w:fill="142340"/>
+          </w:tcPr>
+          <w:p>
+            <w:pPr>
+              <w:spacing w:after="20" w:line="240" w:lineRule="auto"/>
+            </w:pPr>
+            <w:r>
+              <w:rPr>
+                <w:b/>
+                <w:color w:val="FFFFFF"/>
+                <w:sz w:val="17"/>
+              </w:rPr>
+              <w:t>Model</w:t>
+            </w:r>
+          </w:p>
+        </w:tc>
+        <w:tc>
+          <w:tcPr>
+            <w:tcW w:w="1531" w:type="dxa"/>
+            <w:shd w:val="clear" w:color="auto" w:fill="142340"/>
+          </w:tcPr>
+          <w:p>
+            <w:pPr>
+              <w:spacing w:after="20" w:line="240" w:lineRule="auto"/>
+            </w:pPr>
+            <w:r>
+              <w:rPr>
+                <w:b/>
+                <w:color w:val="FFFFFF"/>
+                <w:sz w:val="17"/>
+              </w:rPr>
+              <w:t>CV micro-F1 (mean ± sd)</w:t>
+            </w:r>
+          </w:p>
+        </w:tc>
+        <w:tc>
+          <w:tcPr>
+            <w:tcW w:w="850" w:type="dxa"/>
+            <w:shd w:val="clear" w:color="auto" w:fill="142340"/>
+          </w:tcPr>
+          <w:p>
+            <w:pPr>
+              <w:spacing w:after="20" w:line="240" w:lineRule="auto"/>
+            </w:pPr>
+            <w:r>
+              <w:rPr>
+                <w:b/>
+                <w:color w:val="FFFFFF"/>
+                <w:sz w:val="17"/>
+              </w:rPr>
+              <w:t>CV macro-F1</w:t>
+            </w:r>
+          </w:p>
+        </w:tc>
+        <w:tc>
+          <w:tcPr>
+            <w:tcW w:w="907" w:type="dxa"/>
+            <w:shd w:val="clear" w:color="auto" w:fill="142340"/>
+          </w:tcPr>
+          <w:p>
+            <w:pPr>
+              <w:spacing w:after="20" w:line="240" w:lineRule="auto"/>
+            </w:pPr>
+            <w:r>
+              <w:rPr>
+                <w:b/>
+                <w:color w:val="FFFFFF"/>
+                <w:sz w:val="17"/>
+              </w:rPr>
+              <w:t>Holdout micro-F1</w:t>
+            </w:r>
+          </w:p>
+        </w:tc>
+        <w:tc>
+          <w:tcPr>
+            <w:tcW w:w="907" w:type="dxa"/>
+            <w:shd w:val="clear" w:color="auto" w:fill="142340"/>
+          </w:tcPr>
+          <w:p>
+            <w:pPr>
+              <w:spacing w:after="20" w:line="240" w:lineRule="auto"/>
+            </w:pPr>
+            <w:r>
+              <w:rPr>
+                <w:b/>
+                <w:color w:val="FFFFFF"/>
+                <w:sz w:val="17"/>
+              </w:rPr>
+              <w:t>Holdout macro-F1</w:t>
+            </w:r>
+          </w:p>
+        </w:tc>
+        <w:tc>
+          <w:tcPr>
+            <w:tcW w:w="850" w:type="dxa"/>
+            <w:shd w:val="clear" w:color="auto" w:fill="142340"/>
+          </w:tcPr>
+          <w:p>
+            <w:pPr>
+              <w:spacing w:after="20" w:line="240" w:lineRule="auto"/>
+            </w:pPr>
+            <w:r>
+              <w:rPr>
+                <w:b/>
+                <w:color w:val="FFFFFF"/>
+                <w:sz w:val="17"/>
+              </w:rPr>
+              <w:t>Holdout recall g1</w:t>
+            </w:r>
+          </w:p>
+        </w:tc>
+        <w:tc>
+          <w:tcPr>
+            <w:tcW w:w="850" w:type="dxa"/>
+            <w:shd w:val="clear" w:color="auto" w:fill="142340"/>
+          </w:tcPr>
+          <w:p>
+            <w:pPr>
+              <w:spacing w:after="20" w:line="240" w:lineRule="auto"/>
+            </w:pPr>
+            <w:r>
+              <w:rPr>
+                <w:b/>
+                <w:color w:val="FFFFFF"/>
+                <w:sz w:val="17"/>
+              </w:rPr>
+              <w:t>Holdout recall g3</w:t>
+            </w:r>
+          </w:p>
+        </w:tc>
+        <w:tc>
+          <w:tcPr>
+            <w:tcW w:w="850" w:type="dxa"/>
+            <w:shd w:val="clear" w:color="auto" w:fill="142340"/>
+          </w:tcPr>
+          <w:p>
+            <w:pPr>
+              <w:spacing w:after="20" w:line="240" w:lineRule="auto"/>
+            </w:pPr>
+            <w:r>
+              <w:rPr>
+                <w:b/>
+                <w:color w:val="FFFFFF"/>
+                <w:sz w:val="17"/>
+              </w:rPr>
+              <w:t>Top-20% capture</w:t>
+            </w:r>
+          </w:p>
+        </w:tc>
+        <w:tc>
+          <w:tcPr>
+            <w:tcW w:w="794" w:type="dxa"/>
+            <w:shd w:val="clear" w:color="auto" w:fill="142340"/>
+          </w:tcPr>
+          <w:p>
+            <w:pPr>
+              <w:spacing w:after="20" w:line="240" w:lineRule="auto"/>
+            </w:pPr>
+            <w:r>
+              <w:rPr>
+                <w:b/>
+                <w:color w:val="FFFFFF"/>
+                <w:sz w:val="17"/>
+              </w:rPr>
+              <w:t>Grade-3 AUC</w:t>
+            </w:r>
+          </w:p>
+        </w:tc>
+      </w:tr>
+      <w:tr>
+        <w:trPr>
+          <w:jc w:val="center"/>
+        </w:trPr>
+        <w:tc>
+          <w:tcPr>
+            <w:tcW w:w="1701" w:type="dxa"/>
+          </w:tcPr>
+          <w:p>
+            <w:pPr>
+              <w:spacing w:after="20" w:line="240" w:lineRule="auto"/>
+            </w:pPr>
+            <w:r>
+              <w:rPr>
+                <w:sz w:val="17"/>
+              </w:rPr>
+              <w:t>Logistic regression</w:t>
+            </w:r>
+          </w:p>
+        </w:tc>
+        <w:tc>
+          <w:tcPr>
+            <w:tcW w:w="1531" w:type="dxa"/>
+          </w:tcPr>
+          <w:p>
+            <w:pPr>
+              <w:spacing w:after="20" w:line="240" w:lineRule="auto"/>
+            </w:pPr>
+            <w:r>
+              <w:rPr>
+                <w:sz w:val="17"/>
+              </w:rPr>
+              <w:t>0.7354 ± 0.0010</w:t>
+            </w:r>
+          </w:p>
+        </w:tc>
+        <w:tc>
+          <w:tcPr>
+            <w:tcW w:w="850" w:type="dxa"/>
+          </w:tcPr>
+          <w:p>
+            <w:pPr>
+              <w:spacing w:after="20" w:line="240" w:lineRule="auto"/>
+            </w:pPr>
+            <w:r>
+              <w:rPr>
+                <w:sz w:val="17"/>
+              </w:rPr>
+              <w:t>0.6733</w:t>
+            </w:r>
+          </w:p>
+        </w:tc>
+        <w:tc>
+          <w:tcPr>
+            <w:tcW w:w="907" w:type="dxa"/>
+          </w:tcPr>
+          <w:p>
+            <w:pPr>
+              <w:spacing w:after="20" w:line="240" w:lineRule="auto"/>
+            </w:pPr>
+            <w:r>
+              <w:rPr>
+                <w:sz w:val="17"/>
+              </w:rPr>
+              <w:t>0.7405</w:t>
+            </w:r>
+          </w:p>
+        </w:tc>
+        <w:tc>
+          <w:tcPr>
+            <w:tcW w:w="907" w:type="dxa"/>
+          </w:tcPr>
+          <w:p>
+            <w:pPr>
+              <w:spacing w:after="20" w:line="240" w:lineRule="auto"/>
+            </w:pPr>
+            <w:r>
+              <w:rPr>
+                <w:sz w:val="17"/>
+              </w:rPr>
+              <w:t>0.6798</w:t>
+            </w:r>
+          </w:p>
+        </w:tc>
+        <w:tc>
+          <w:tcPr>
+            <w:tcW w:w="850" w:type="dxa"/>
+          </w:tcPr>
+          <w:p>
+            <w:pPr>
+              <w:spacing w:after="20" w:line="240" w:lineRule="auto"/>
+            </w:pPr>
+            <w:r>
+              <w:rPr>
+                <w:sz w:val="17"/>
+              </w:rPr>
+              <w:t>0.478</w:t>
+            </w:r>
+          </w:p>
+        </w:tc>
+        <w:tc>
+          <w:tcPr>
+            <w:tcW w:w="850" w:type="dxa"/>
+          </w:tcPr>
+          <w:p>
+            <w:pPr>
+              <w:spacing w:after="20" w:line="240" w:lineRule="auto"/>
+            </w:pPr>
+            <w:r>
+              <w:rPr>
+                <w:sz w:val="17"/>
+              </w:rPr>
+              <w:t>0.633</w:t>
+            </w:r>
+          </w:p>
+        </w:tc>
+        <w:tc>
+          <w:tcPr>
+            <w:tcW w:w="850" w:type="dxa"/>
+          </w:tcPr>
+          <w:p>
+            <w:pPr>
+              <w:spacing w:after="20" w:line="240" w:lineRule="auto"/>
+            </w:pPr>
+            <w:r>
+              <w:rPr>
+                <w:sz w:val="17"/>
+              </w:rPr>
+              <w:t>49.8%</w:t>
+            </w:r>
+          </w:p>
+        </w:tc>
+        <w:tc>
+          <w:tcPr>
+            <w:tcW w:w="794" w:type="dxa"/>
+          </w:tcPr>
+          <w:p>
+            <w:pPr>
+              <w:spacing w:after="20" w:line="240" w:lineRule="auto"/>
+            </w:pPr>
+            <w:r>
+              <w:rPr>
+                <w:sz w:val="17"/>
+              </w:rPr>
+              <w:t>0.866</w:t>
+            </w:r>
+          </w:p>
+        </w:tc>
+      </w:tr>
+      <w:tr>
+        <w:trPr>
+          <w:jc w:val="center"/>
+        </w:trPr>
+        <w:tc>
+          <w:tcPr>
+            <w:tcW w:w="1701" w:type="dxa"/>
+            <w:shd w:val="clear" w:color="auto" w:fill="F1F5FB"/>
+          </w:tcPr>
+          <w:p>
+            <w:pPr>
+              <w:spacing w:after="20" w:line="240" w:lineRule="auto"/>
+            </w:pPr>
+            <w:r>
+              <w:rPr>
+                <w:sz w:val="17"/>
+              </w:rPr>
+              <w:t>Random forest</w:t>
+            </w:r>
+          </w:p>
+        </w:tc>
+        <w:tc>
+          <w:tcPr>
+            <w:tcW w:w="1531" w:type="dxa"/>
+            <w:shd w:val="clear" w:color="auto" w:fill="F1F5FB"/>
+          </w:tcPr>
+          <w:p>
+            <w:pPr>
+              <w:spacing w:after="20" w:line="240" w:lineRule="auto"/>
+            </w:pPr>
+            <w:r>
+              <w:rPr>
+                <w:sz w:val="17"/>
+              </w:rPr>
+              <w:t>0.7440 ± 0.0014</w:t>
+            </w:r>
+          </w:p>
+        </w:tc>
+        <w:tc>
+          <w:tcPr>
+            <w:tcW w:w="850" w:type="dxa"/>
+            <w:shd w:val="clear" w:color="auto" w:fill="F1F5FB"/>
+          </w:tcPr>
+          <w:p>
+            <w:pPr>
+              <w:spacing w:after="20" w:line="240" w:lineRule="auto"/>
+            </w:pPr>
+            <w:r>
+              <w:rPr>
+                <w:sz w:val="17"/>
+              </w:rPr>
+              <w:t>0.6872</w:t>
+            </w:r>
+          </w:p>
+        </w:tc>
+        <w:tc>
+          <w:tcPr>
+            <w:tcW w:w="907" w:type="dxa"/>
+            <w:shd w:val="clear" w:color="auto" w:fill="F1F5FB"/>
+          </w:tcPr>
+          <w:p>
+            <w:pPr>
+              <w:spacing w:after="20" w:line="240" w:lineRule="auto"/>
+            </w:pPr>
+            <w:r>
+              <w:rPr>
+                <w:sz w:val="17"/>
+              </w:rPr>
+              <w:t>0.7502</w:t>
+            </w:r>
+          </w:p>
+        </w:tc>
+        <w:tc>
+          <w:tcPr>
+            <w:tcW w:w="907" w:type="dxa"/>
+            <w:shd w:val="clear" w:color="auto" w:fill="F1F5FB"/>
+          </w:tcPr>
+          <w:p>
+            <w:pPr>
+              <w:spacing w:after="20" w:line="240" w:lineRule="auto"/>
+            </w:pPr>
+            <w:r>
+              <w:rPr>
+                <w:sz w:val="17"/>
+              </w:rPr>
+              <w:t>0.6956</w:t>
+            </w:r>
+          </w:p>
+        </w:tc>
+        <w:tc>
+          <w:tcPr>
+            <w:tcW w:w="850" w:type="dxa"/>
+            <w:shd w:val="clear" w:color="auto" w:fill="F1F5FB"/>
+          </w:tcPr>
+          <w:p>
+            <w:pPr>
+              <w:spacing w:after="20" w:line="240" w:lineRule="auto"/>
+            </w:pPr>
+            <w:r>
+              <w:rPr>
+                <w:sz w:val="17"/>
+              </w:rPr>
+              <w:t>0.509</w:t>
+            </w:r>
+          </w:p>
+        </w:tc>
+        <w:tc>
+          <w:tcPr>
+            <w:tcW w:w="850" w:type="dxa"/>
+            <w:shd w:val="clear" w:color="auto" w:fill="F1F5FB"/>
+          </w:tcPr>
+          <w:p>
+            <w:pPr>
+              <w:spacing w:after="20" w:line="240" w:lineRule="auto"/>
+            </w:pPr>
+            <w:r>
+              <w:rPr>
+                <w:sz w:val="17"/>
+              </w:rPr>
+              <w:t>0.641</w:t>
+            </w:r>
+          </w:p>
+        </w:tc>
+        <w:tc>
+          <w:tcPr>
+            <w:tcW w:w="850" w:type="dxa"/>
+            <w:shd w:val="clear" w:color="auto" w:fill="F1F5FB"/>
+          </w:tcPr>
+          <w:p>
+            <w:pPr>
+              <w:spacing w:after="20" w:line="240" w:lineRule="auto"/>
+            </w:pPr>
+            <w:r>
+              <w:rPr>
+                <w:sz w:val="17"/>
+              </w:rPr>
+              <w:t>50.6%</w:t>
+            </w:r>
+          </w:p>
+        </w:tc>
+        <w:tc>
+          <w:tcPr>
+            <w:tcW w:w="794" w:type="dxa"/>
+            <w:shd w:val="clear" w:color="auto" w:fill="F1F5FB"/>
+          </w:tcPr>
+          <w:p>
+            <w:pPr>
+              <w:spacing w:after="20" w:line="240" w:lineRule="auto"/>
+            </w:pPr>
+            <w:r>
+              <w:rPr>
+                <w:sz w:val="17"/>
+              </w:rPr>
+              <w:t>0.872</w:t>
+            </w:r>
+          </w:p>
+        </w:tc>
+      </w:tr>
+      <w:tr>
+        <w:trPr>
+          <w:jc w:val="center"/>
+        </w:trPr>
+        <w:tc>
+          <w:tcPr>
+            <w:tcW w:w="1701" w:type="dxa"/>
+          </w:tcPr>
+          <w:p>
+            <w:pPr>
+              <w:spacing w:after="20" w:line="240" w:lineRule="auto"/>
+            </w:pPr>
+            <w:r>
+              <w:rPr>
+                <w:b/>
+                <w:sz w:val="17"/>
+              </w:rPr>
+              <w:t>HistGradientBoosting *</w:t>
+            </w:r>
+          </w:p>
+        </w:tc>
+        <w:tc>
+          <w:tcPr>
+            <w:tcW w:w="1531" w:type="dxa"/>
+          </w:tcPr>
+          <w:p>
+            <w:pPr>
+              <w:spacing w:after="20" w:line="240" w:lineRule="auto"/>
+            </w:pPr>
+            <w:r>
+              <w:rPr>
+                <w:b/>
+                <w:sz w:val="17"/>
+              </w:rPr>
+              <w:t>0.7452 ± 0.0011</w:t>
+            </w:r>
+          </w:p>
+        </w:tc>
+        <w:tc>
+          <w:tcPr>
+            <w:tcW w:w="850" w:type="dxa"/>
+          </w:tcPr>
+          <w:p>
+            <w:pPr>
+              <w:spacing w:after="20" w:line="240" w:lineRule="auto"/>
+            </w:pPr>
+            <w:r>
+              <w:rPr>
+                <w:b/>
+                <w:sz w:val="17"/>
+              </w:rPr>
+              <w:t>0.6936</w:t>
+            </w:r>
+          </w:p>
+        </w:tc>
+        <w:tc>
+          <w:tcPr>
+            <w:tcW w:w="907" w:type="dxa"/>
+          </w:tcPr>
+          <w:p>
+            <w:pPr>
+              <w:spacing w:after="20" w:line="240" w:lineRule="auto"/>
+            </w:pPr>
+            <w:r>
+              <w:rPr>
+                <w:b/>
+                <w:sz w:val="17"/>
+              </w:rPr>
+              <w:t>0.7497</w:t>
+            </w:r>
+          </w:p>
+        </w:tc>
+        <w:tc>
+          <w:tcPr>
+            <w:tcW w:w="907" w:type="dxa"/>
+          </w:tcPr>
+          <w:p>
+            <w:pPr>
+              <w:spacing w:after="20" w:line="240" w:lineRule="auto"/>
+            </w:pPr>
+            <w:r>
+              <w:rPr>
+                <w:b/>
+                <w:sz w:val="17"/>
+              </w:rPr>
+              <w:t>0.7009</w:t>
+            </w:r>
+          </w:p>
+        </w:tc>
+        <w:tc>
+          <w:tcPr>
+            <w:tcW w:w="850" w:type="dxa"/>
+          </w:tcPr>
+          <w:p>
+            <w:pPr>
+              <w:spacing w:after="20" w:line="240" w:lineRule="auto"/>
+            </w:pPr>
+            <w:r>
+              <w:rPr>
+                <w:b/>
+                <w:sz w:val="17"/>
+              </w:rPr>
+              <w:t>0.548</w:t>
+            </w:r>
+          </w:p>
+        </w:tc>
+        <w:tc>
+          <w:tcPr>
+            <w:tcW w:w="850" w:type="dxa"/>
+          </w:tcPr>
+          <w:p>
+            <w:pPr>
+              <w:spacing w:after="20" w:line="240" w:lineRule="auto"/>
+            </w:pPr>
+            <w:r>
+              <w:rPr>
+                <w:b/>
+                <w:sz w:val="17"/>
+              </w:rPr>
+              <w:t>0.644</w:t>
+            </w:r>
+          </w:p>
+        </w:tc>
+        <w:tc>
+          <w:tcPr>
+            <w:tcW w:w="850" w:type="dxa"/>
+          </w:tcPr>
+          <w:p>
+            <w:pPr>
+              <w:spacing w:after="20" w:line="240" w:lineRule="auto"/>
+            </w:pPr>
+            <w:r>
+              <w:rPr>
+                <w:b/>
+                <w:sz w:val="17"/>
+              </w:rPr>
+              <w:t>50.6%</w:t>
+            </w:r>
+          </w:p>
+        </w:tc>
+        <w:tc>
+          <w:tcPr>
+            <w:tcW w:w="794" w:type="dxa"/>
+          </w:tcPr>
+          <w:p>
+            <w:pPr>
+              <w:spacing w:after="20" w:line="240" w:lineRule="auto"/>
+            </w:pPr>
+            <w:r>
+              <w:rPr>
+                <w:b/>
+                <w:sz w:val="17"/>
+              </w:rPr>
+              <w:t>0.875</w:t>
+            </w:r>
+          </w:p>
+        </w:tc>
+      </w:tr>
+    </w:tbl>
+    <w:p>
+      <w:pPr>
+        <w:spacing w:after="40"/>
+      </w:pPr>
     </w:p>
     <w:p>
       <w:pPr>
@@ -7569,8 +8403,277 @@
           <w:noProof/>
         </w:rPr>
         <w:drawing>
-          <wp:inline distT="0" distB="0" distL="0" distR="0" wp14:anchorId="3D2EA035" wp14:editId="40C4E9D2">
-            <wp:extent cx="4680000" cy="2818259"/>
+          <wp:inline distT="0" distB="0" distL="0" distR="0" wp14:anchorId="7535D127" wp14:editId="2CA5BC15">
+            <wp:extent cx="4500000" cy="2313330"/>
+            <wp:effectExtent l="0" t="0" r="0" b="0"/>
+            <wp:docPr id="6" name="Picture 6"/>
+            <wp:cNvGraphicFramePr>
+              <a:graphicFrameLocks xmlns:a="http://schemas.openxmlformats.org/drawingml/2006/main" noChangeAspect="1"/>
+            </wp:cNvGraphicFramePr>
+            <a:graphic xmlns:a="http://schemas.openxmlformats.org/drawingml/2006/main">
+              <a:graphicData uri="http://schemas.openxmlformats.org/drawingml/2006/picture">
+                <pic:pic xmlns:pic="http://schemas.openxmlformats.org/drawingml/2006/picture">
+                  <pic:nvPicPr>
+                    <pic:cNvPr id="0" name="fig13_model_comparison.png"/>
+                    <pic:cNvPicPr/>
+                  </pic:nvPicPr>
+                  <pic:blipFill>
+                    <a:blip r:embed="rId13"/>
+                    <a:stretch>
+                      <a:fillRect/>
+                    </a:stretch>
+                  </pic:blipFill>
+                  <pic:spPr>
+                    <a:xfrm>
+                      <a:off x="0" y="0"/>
+                      <a:ext cx="4500000" cy="2313330"/>
+                    </a:xfrm>
+                    <a:prstGeom prst="rect">
+                      <a:avLst/>
+                    </a:prstGeom>
+                  </pic:spPr>
+                </pic:pic>
+              </a:graphicData>
+            </a:graphic>
+          </wp:inline>
+        </w:drawing>
+      </w:r>
+    </w:p>
+    <w:p>
+      <w:pPr>
+        <w:pStyle w:val="Caption"/>
+        <w:jc w:val="center"/>
+      </w:pPr>
+      <w:r>
+        <w:rPr>
+          <w:b/>
+        </w:rPr>
+        <w:t xml:space="preserve">Figure 6. </w:t>
+      </w:r>
+      <w:r>
+        <w:t>CV (mean ± sd over folds) and holdout micro- and macro-F1 of the three tuned models. The dashed line is the majority-class baseline.</w:t>
+      </w:r>
+    </w:p>
+    <w:p>
+      <w:pPr>
+        <w:jc w:val="both"/>
+      </w:pPr>
+      <w:r>
+        <w:t>HistGradientBoosting has the highest CV micro-F1 and is therefore our final model. It beats the runner-up (Random forest) by +0.12 pp in CV, winning 5 of 5 folds, and logistic regression by +0.98 pp. The holdout confirms the ranking against logistic regression: 0.7497 against 0.7405 micro-F1 (+0.93 pp) and 0.7009 against 0.6798 macro-F1. The fold standard deviations are about 0.11 percentage points, so a gain of this size is consistent across folds, but it is modest. The trees improve because they can combi</w:t>
+      </w:r>
+      <w:r>
+        <w:t>ne features without being told to, for example a material that is only dangerous in strongly shaken areas.</w:t>
+      </w:r>
+    </w:p>
+    <w:p>
+      <w:pPr>
+        <w:jc w:val="both"/>
+      </w:pPr>
+      <w:r>
+        <w:t>The two ensembles are practically tied. On the holdout the runner-up (Random forest) is even slightly ahead, 0.7502 against 0.7497 micro-F1 (+0.05 pp), a difference well inside the fold-to-fold noise. We keep HistGradientBoosting as the final model because the choice was fixed in advance to rest on cross-validation, which averages five validation sets instead of one; switching after seeing the holdout would turn the holdout into a selection set. HistGradientBoosting also has the higher macro-F1 on the holdo</w:t>
+      </w:r>
+      <w:r>
+        <w:t>ut (0.7009 against 0.6956).</w:t>
+      </w:r>
+    </w:p>
+    <w:p>
+      <w:pPr>
+        <w:jc w:val="both"/>
+      </w:pPr>
+      <w:r>
+        <w:t>For the inspection use case the three rankings are close (Figure 4): the top 20% of the list captures 49.8% (Logistic regression), 50.6% (Random forest), 50.6% (HistGradientBoosting) of grade-3 buildings, and the grade-3 ROC-AUC ranges from 0.866 to 0.875. Any of the three models would therefore send the first inspection teams to largely the same high-risk buildings.</w:t>
+      </w:r>
+    </w:p>
+    <w:p>
+      <w:pPr>
+        <w:jc w:val="both"/>
+      </w:pPr>
+      <w:r>
+        <w:t xml:space="preserve">Figure 7 shows the holdout confusion matrix of HistGradientBoosting. As for logistic regression, almost all errors are between adjacent grades: 43.8% of grade-1 buildings are predicted as grade 2 and 35.0% of grade-3 </w:t>
+      </w:r>
+      <w:r>
+        <w:lastRenderedPageBreak/>
+        <w:t>buildings as grade 2, while only 0.60% of grade-3 buildings are predicted as grade 1. Grade-1 recall is 54.8% (logistic regression: 47.8%) and grade-3 recall is 64.4% (63.3%).</w:t>
+      </w:r>
+    </w:p>
+    <w:p>
+      <w:pPr>
+        <w:keepNext/>
+        <w:spacing w:after="40"/>
+        <w:jc w:val="center"/>
+      </w:pPr>
+      <w:r>
+        <w:rPr>
+          <w:noProof/>
+        </w:rPr>
+        <w:drawing>
+          <wp:inline distT="0" distB="0" distL="0" distR="0" wp14:anchorId="6D2D2F4B" wp14:editId="797C3CE4">
+            <wp:extent cx="2880000" cy="2175604"/>
+            <wp:effectExtent l="0" t="0" r="0" b="0"/>
+            <wp:docPr id="7" name="Picture 7"/>
+            <wp:cNvGraphicFramePr>
+              <a:graphicFrameLocks xmlns:a="http://schemas.openxmlformats.org/drawingml/2006/main" noChangeAspect="1"/>
+            </wp:cNvGraphicFramePr>
+            <a:graphic xmlns:a="http://schemas.openxmlformats.org/drawingml/2006/main">
+              <a:graphicData uri="http://schemas.openxmlformats.org/drawingml/2006/picture">
+                <pic:pic xmlns:pic="http://schemas.openxmlformats.org/drawingml/2006/picture">
+                  <pic:nvPicPr>
+                    <pic:cNvPr id="0" name="fig15_confusion_final.png"/>
+                    <pic:cNvPicPr/>
+                  </pic:nvPicPr>
+                  <pic:blipFill>
+                    <a:blip r:embed="rId14"/>
+                    <a:stretch>
+                      <a:fillRect/>
+                    </a:stretch>
+                  </pic:blipFill>
+                  <pic:spPr>
+                    <a:xfrm>
+                      <a:off x="0" y="0"/>
+                      <a:ext cx="2880000" cy="2175604"/>
+                    </a:xfrm>
+                    <a:prstGeom prst="rect">
+                      <a:avLst/>
+                    </a:prstGeom>
+                  </pic:spPr>
+                </pic:pic>
+              </a:graphicData>
+            </a:graphic>
+          </wp:inline>
+        </w:drawing>
+      </w:r>
+    </w:p>
+    <w:p>
+      <w:pPr>
+        <w:pStyle w:val="Caption"/>
+        <w:jc w:val="center"/>
+      </w:pPr>
+      <w:r>
+        <w:rPr>
+          <w:b/>
+        </w:rPr>
+        <w:t xml:space="preserve">Figure 7. </w:t>
+      </w:r>
+      <w:r>
+        <w:t>Row-normalised holdout confusion matrix of the final model, HistGradientBoosting (counts in brackets).</w:t>
+      </w:r>
+    </w:p>
+    <w:p>
+      <w:pPr>
+        <w:jc w:val="both"/>
+      </w:pPr>
+      <w:r>
+        <w:t xml:space="preserve">Tree ensembles have no coefficients, so we complement the odds ratios with </w:t>
+      </w:r>
+      <w:r>
+        <w:rPr>
+          <w:i/>
+        </w:rPr>
+        <w:t>permutation importance</w:t>
+      </w:r>
+      <w:r>
+        <w:t xml:space="preserve"> (Breiman, 2001): the drop in micro-F1 when one original input column is randomly shuffled, measured on a random subsample of 10,000 holdout buildings with five repeats. Because the whole pipeline is permuted, geo_level_3_id, for example, covers all three of its target-encoded columns. We prefer this to impurity-based importance, which is biased toward continuous and high-cardinality columns. Figure 8 shows the results for all three models. For HistGradientBoosting the most important columns are geo level 3</w:t>
+      </w:r>
+      <w:r>
+        <w:t xml:space="preserve"> id (0.111), geo level 2 id (0.044), geo level 1 id (0.017), age (0.010). All three models rank the fine location levels (geo levels 3 and 2) first, followed by age and construction attributes such as superstructure material, which agrees with the exploration and with the logistic coefficients. Permutation importance tells us how much a model relies on a column, not in which direction it pushes the risk; that direction is exactly what the logistic odds ratios provide.</w:t>
+      </w:r>
+    </w:p>
+    <w:p>
+      <w:pPr>
+        <w:keepNext/>
+        <w:spacing w:after="40"/>
+        <w:jc w:val="center"/>
+      </w:pPr>
+      <w:r>
+        <w:rPr>
+          <w:noProof/>
+        </w:rPr>
+        <w:drawing>
+          <wp:inline distT="0" distB="0" distL="0" distR="0" wp14:anchorId="2E38DF5B" wp14:editId="56DD6885">
+            <wp:extent cx="3960000" cy="2387457"/>
+            <wp:effectExtent l="0" t="0" r="0" b="0"/>
+            <wp:docPr id="8" name="Picture 8"/>
+            <wp:cNvGraphicFramePr>
+              <a:graphicFrameLocks xmlns:a="http://schemas.openxmlformats.org/drawingml/2006/main" noChangeAspect="1"/>
+            </wp:cNvGraphicFramePr>
+            <a:graphic xmlns:a="http://schemas.openxmlformats.org/drawingml/2006/main">
+              <a:graphicData uri="http://schemas.openxmlformats.org/drawingml/2006/picture">
+                <pic:pic xmlns:pic="http://schemas.openxmlformats.org/drawingml/2006/picture">
+                  <pic:nvPicPr>
+                    <pic:cNvPr id="0" name="fig16_permutation_importance.png"/>
+                    <pic:cNvPicPr/>
+                  </pic:nvPicPr>
+                  <pic:blipFill>
+                    <a:blip r:embed="rId15"/>
+                    <a:stretch>
+                      <a:fillRect/>
+                    </a:stretch>
+                  </pic:blipFill>
+                  <pic:spPr>
+                    <a:xfrm>
+                      <a:off x="0" y="0"/>
+                      <a:ext cx="3960000" cy="2387457"/>
+                    </a:xfrm>
+                    <a:prstGeom prst="rect">
+                      <a:avLst/>
+                    </a:prstGeom>
+                  </pic:spPr>
+                </pic:pic>
+              </a:graphicData>
+            </a:graphic>
+          </wp:inline>
+        </w:drawing>
+      </w:r>
+    </w:p>
+    <w:p>
+      <w:pPr>
+        <w:pStyle w:val="Caption"/>
+        <w:jc w:val="center"/>
+      </w:pPr>
+      <w:r>
+        <w:rPr>
+          <w:b/>
+        </w:rPr>
+        <w:t xml:space="preserve">Figure 8. </w:t>
+      </w:r>
+      <w:r>
+        <w:t>Permutation importance (drop in holdout micro-F1 when a column is shuffled; mean ± sd over 5 repeats on 10,000 holdout buildings) of the 12 most important input columns.</w:t>
+      </w:r>
+    </w:p>
+    <w:p>
+      <w:pPr>
+        <w:pStyle w:val="Heading1"/>
+      </w:pPr>
+      <w:bookmarkStart w:id="22" w:name="_Toc243069544"/>
+      <w:r>
+        <w:lastRenderedPageBreak/>
+        <w:t>6. Highlights</w:t>
+      </w:r>
+      <w:bookmarkEnd w:id="22"/>
+    </w:p>
+    <w:p>
+      <w:pPr>
+        <w:pStyle w:val="Heading2"/>
+      </w:pPr>
+      <w:bookmarkStart w:id="23" w:name="_Toc243069545"/>
+      <w:r>
+        <w:t>6.1 Ordinal versus multinomial logistic regression</w:t>
+      </w:r>
+      <w:bookmarkEnd w:id="23"/>
+    </w:p>
+    <w:p>
+      <w:pPr>
+        <w:keepNext/>
+        <w:spacing w:after="40"/>
+        <w:jc w:val="center"/>
+      </w:pPr>
+      <w:r>
+        <w:rPr>
+          <w:noProof/>
+        </w:rPr>
+        <w:drawing>
+          <wp:inline distT="0" distB="0" distL="0" distR="0" wp14:anchorId="06FF9494" wp14:editId="15F3B893">
+            <wp:extent cx="3780000" cy="2276286"/>
             <wp:effectExtent l="0" t="0" r="0" b="0"/>
             <wp:docPr id="9" name="Picture 9"/>
             <wp:cNvGraphicFramePr>
@@ -7592,7 +8695,7 @@
                   <pic:spPr>
                     <a:xfrm>
                       <a:off x="0" y="0"/>
-                      <a:ext cx="4680000" cy="2818259"/>
+                      <a:ext cx="3780000" cy="2276286"/>
                     </a:xfrm>
                     <a:prstGeom prst="rect">
                       <a:avLst/>
@@ -7655,36 +8758,57 @@
       <w:pPr>
         <w:pStyle w:val="Heading2"/>
       </w:pPr>
-      <w:bookmarkStart w:id="22" w:name="_Toc242297604"/>
+      <w:bookmarkStart w:id="24" w:name="_Toc243069546"/>
       <w:r>
         <w:t>6.2 Cross-fitted target encoding of location</w:t>
       </w:r>
-      <w:bookmarkEnd w:id="22"/>
+      <w:bookmarkEnd w:id="24"/>
     </w:p>
     <w:p>
       <w:pPr>
         <w:jc w:val="both"/>
       </w:pPr>
       <w:r>
-        <w:t xml:space="preserve">The finest location level has 11,595 values, and level 2 has 1,414. One-hot encoding them would add 13,009 sparse columns, most with only a handful of buildings, and an L2-penalised linear model would either overfit them or shrink them to nothing. Multiclass target encoding compresses each level into three </w:t>
+        <w:t xml:space="preserve">The finest location level has 11,595 values, and level 2 has 1,414. One-hot encoding them would add 13,009 sparse columns, most with only a handful of buildings, and an L2-penalised linear model would either overfit them or shrink them to nothing. Multiclass target encoding compresses each level into three smoothed damage rates, which directly answer the question 'how badly was this neighbourhood hit?'. It produced the largest gain in the study, +6.3 pp micro-F1 and +8.1 pp macro-F1 over E2. Two safeguards </w:t>
+      </w:r>
+      <w:r>
+        <w:t xml:space="preserve">keep this honest. First, cross-fitting inside fit_transform means that no training building's encoding uses its own label. Second, the encoder is part of the pipeline and so is refitted inside every outer CV fold and inside GridSearchCV. The close agreement between CV and holdout scores (0.7354 vs 0.7405) is consistent with there being no leakage. </w:t>
       </w:r>
       <w:r>
         <w:lastRenderedPageBreak/>
-        <w:t>smoothed damage rates, which directly answer the question 'how badly was this neighbourhood hit?'. It produced the largest gain in the study, +6.3 pp micro-F1 and +8.1 pp macro-F1 over E2. Two safeguards keep this honest. First, cross-fitting inside fit_transform means that no training building's encoding uses its own label. Second, the encoder is part of the pipeline and so is refitted inside every outer CV fold and inside GridSearchCV. The close agreement between CV and holdout scores (0.7354 vs 0.7405) i</w:t>
-      </w:r>
-      <w:r>
-        <w:t>s consistent with there being no leakage.</w:t>
+        <w:t>The same encoder feeds the two tree ensembles, and for all three models the location columns are among the most important inputs (Figure 8).</w:t>
       </w:r>
     </w:p>
     <w:p>
       <w:pPr>
+        <w:pStyle w:val="Heading2"/>
+      </w:pPr>
+      <w:bookmarkStart w:id="25" w:name="_Toc243069547"/>
+      <w:r>
+        <w:t>6.3 Accuracy versus interpretability</w:t>
+      </w:r>
+      <w:bookmarkEnd w:id="25"/>
+    </w:p>
+    <w:p>
+      <w:pPr>
+        <w:jc w:val="both"/>
+      </w:pPr>
+      <w:r>
+        <w:t xml:space="preserve">Adding two tree ensembles answers a question the logistic-only study could not: how much accuracy does transparency cost? On identical features, the best tree ensemble (HistGradientBoosting) gains +0.98 pp CV micro-F1 and +0.93 pp holdout micro-F1 over logistic regression, while the prioritisation curves are almost identical (50.6% against 49.8% of grade-3 buildings in the top 20%). The price of transparency is therefore real but small. We use the most accurate model for the competition submission, but for </w:t>
+      </w:r>
+      <w:r>
+        <w:t>explaining risk to engineers and to the public the logistic model's odds ratios remain the better tool, and the permutation importances show that both kinds of model rely on the same signals.</w:t>
+      </w:r>
+    </w:p>
+    <w:p>
+      <w:pPr>
         <w:pStyle w:val="Heading1"/>
       </w:pPr>
-      <w:bookmarkStart w:id="23" w:name="_Toc242297605"/>
+      <w:bookmarkStart w:id="26" w:name="_Toc243069548"/>
       <w:r>
         <w:t>7. Limitations</w:t>
       </w:r>
-      <w:bookmarkEnd w:id="23"/>
+      <w:bookmarkEnd w:id="26"/>
     </w:p>
     <w:p>
       <w:pPr>
@@ -7695,10 +8819,10 @@
         <w:rPr>
           <w:b/>
         </w:rPr>
-        <w:t xml:space="preserve">Linear decision boundaries. </w:t>
-      </w:r>
-      <w:r>
-        <w:t>Logistic regression cannot represent interactions it is not given, such as material × region. Tree ensembles are known to do better on this competition, and we excluded them by design.</w:t>
+        <w:t xml:space="preserve">Linear model versus black boxes. </w:t>
+      </w:r>
+      <w:r>
+        <w:t>Logistic regression cannot represent interactions it is not given, such as material × region. The tree ensembles can, but they offer only importance scores, not signed, per-unit effects. The original brief excluded tree models; they were added later at the course's request, with the same features and folds, but the tree study is less deep than the logistic one (no separate feature experiments, small tuning grids).</w:t>
       </w:r>
     </w:p>
     <w:p>
@@ -7773,18 +8897,18 @@
         <w:t xml:space="preserve">Single split. </w:t>
       </w:r>
       <w:r>
-        <w:t>The holdout estimate comes from one 20% split. CV standard deviations are small, but no confidence interval for the holdout score was computed.</w:t>
+        <w:t>The holdout estimate comes from one 20% split. CV standard deviations are small, but no confidence interval for the holdout score was computed, and the differences between the three models are only a few fold standard deviations.</w:t>
       </w:r>
     </w:p>
     <w:p>
       <w:pPr>
         <w:pStyle w:val="Heading1"/>
       </w:pPr>
-      <w:bookmarkStart w:id="24" w:name="_Toc242297606"/>
+      <w:bookmarkStart w:id="27" w:name="_Toc243069549"/>
       <w:r>
         <w:t>8. Future Directions</w:t>
       </w:r>
-      <w:bookmarkEnd w:id="24"/>
+      <w:bookmarkEnd w:id="27"/>
     </w:p>
     <w:p>
       <w:pPr>
@@ -7870,162 +8994,183 @@
         <w:rPr>
           <w:b/>
         </w:rPr>
-        <w:t xml:space="preserve">Benchmarking and deployment. </w:t>
-      </w:r>
-      <w:r>
-        <w:t>Measure the accuracy cost of interpretability against gradient boosting, and package the pipeline as a triage tool for field teams.</w:t>
+        <w:lastRenderedPageBreak/>
+        <w:t xml:space="preserve">Explaining and extending the ensembles. </w:t>
+      </w:r>
+      <w:r>
+        <w:t>Use SHAP values to give the tree models per-building explanations, search larger grids (or try LightGBM/CatBoost), and package the final pipeline as a triage tool for field teams.</w:t>
       </w:r>
     </w:p>
     <w:p>
       <w:pPr>
         <w:pStyle w:val="Heading1"/>
       </w:pPr>
-      <w:bookmarkStart w:id="25" w:name="_Toc242297607"/>
-      <w:r>
-        <w:lastRenderedPageBreak/>
+      <w:bookmarkStart w:id="28" w:name="_Toc243069550"/>
+      <w:r>
         <w:t>9. Conclusion</w:t>
-      </w:r>
-      <w:bookmarkEnd w:id="25"/>
-    </w:p>
-    <w:p>
-      <w:pPr>
-        <w:jc w:val="both"/>
-      </w:pPr>
-      <w:r>
-        <w:t xml:space="preserve">We asked whether a building's structure and location can predict its earthquake damage well enough to prioritise inspections. With a transparent, leakage-safe logistic-regression pipeline, the answer is a qualified yes. The final model reaches a holdout micro-F1 of 0.740 (macro-F1 0.680) against a 0.569 baseline, and its ranking finds 49.8% of destroyed buildings in the first 20% of inspections. Location, encoded with cross-fitted target encoding, contributed the most. Construction material contributed the </w:t>
-      </w:r>
-      <w:r>
-        <w:t>most interpretable signal: mud-mortar stone raises risk and engineered RC lowers it. An ordinal reformulation did not improve on the multinomial model, and class weighting traded overall accuracy for recall of the rare class. The remaining errors are mostly between adjacent grades, and the largest further gains are likely to come from physical shaking data rather than from more complex models.</w:t>
-      </w:r>
-    </w:p>
-    <w:p>
-      <w:pPr>
-        <w:pStyle w:val="Heading1"/>
-      </w:pPr>
-      <w:bookmarkStart w:id="26" w:name="_Toc242297608"/>
-      <w:r>
-        <w:t>References</w:t>
-      </w:r>
-      <w:bookmarkEnd w:id="26"/>
-    </w:p>
-    <w:p>
-      <w:pPr>
-        <w:spacing w:after="80"/>
-        <w:ind w:left="454" w:hanging="454"/>
-      </w:pPr>
-      <w:r>
-        <w:t>DrivenData. (2019). Richter's Predictor: Modeling Earthquake Damage [Data set and competition]. https://www.drivendata.org/competitions/57/nepal-earthquake/</w:t>
-      </w:r>
-    </w:p>
-    <w:p>
-      <w:pPr>
-        <w:spacing w:after="80"/>
-        <w:ind w:left="454" w:hanging="454"/>
-      </w:pPr>
-      <w:r>
-        <w:t>Frank, E., &amp; Hall, M. (2001). A simple approach to ordinal classification. In Proceedings of the 12th European Conference on Machine Learning (ECML), LNCS 2167, 145–156. Springer.</w:t>
-      </w:r>
-    </w:p>
-    <w:p>
-      <w:pPr>
-        <w:spacing w:after="80"/>
-        <w:ind w:left="454" w:hanging="454"/>
-      </w:pPr>
-      <w:r>
-        <w:t>Hastie, T., Tibshirani, R., &amp; Friedman, J. (2009). The Elements of Statistical Learning (2nd ed.). Springer.</w:t>
-      </w:r>
-    </w:p>
-    <w:p>
-      <w:pPr>
-        <w:spacing w:after="80"/>
-        <w:ind w:left="454" w:hanging="454"/>
-      </w:pPr>
-      <w:r>
-        <w:t>Hosmer, D. W., Lemeshow, S., &amp; Sturdivant, R. X. (2013). Applied Logistic Regression (3rd ed.). Wiley.</w:t>
-      </w:r>
-    </w:p>
-    <w:p>
-      <w:pPr>
-        <w:spacing w:after="80"/>
-        <w:ind w:left="454" w:hanging="454"/>
-      </w:pPr>
-      <w:r>
-        <w:t>Hunter, J. D. (2007). Matplotlib: A 2D graphics environment. Computing in Science &amp; Engineering, 9(3), 90–95.</w:t>
-      </w:r>
-    </w:p>
-    <w:p>
-      <w:pPr>
-        <w:spacing w:after="80"/>
-        <w:ind w:left="454" w:hanging="454"/>
-      </w:pPr>
-      <w:r>
-        <w:t>McCullagh, P. (1980). Regression models for ordinal data. Journal of the Royal Statistical Society: Series B, 42(2), 109–142.</w:t>
-      </w:r>
-    </w:p>
-    <w:p>
-      <w:pPr>
-        <w:spacing w:after="80"/>
-        <w:ind w:left="454" w:hanging="454"/>
-      </w:pPr>
-      <w:r>
-        <w:t>McKinney, W. (2010). Data structures for statistical computing in Python. In Proceedings of the 9th Python in Science Conference, 56–61.</w:t>
-      </w:r>
-    </w:p>
-    <w:p>
-      <w:pPr>
-        <w:spacing w:after="80"/>
-        <w:ind w:left="454" w:hanging="454"/>
-      </w:pPr>
-      <w:r>
-        <w:t>Micci-Barreca, D. (2001). A preprocessing scheme for high-cardinality categorical attributes in classification and prediction problems. ACM SIGKDD Explorations, 3(1), 27–32.</w:t>
-      </w:r>
-    </w:p>
-    <w:p>
-      <w:pPr>
-        <w:spacing w:after="80"/>
-        <w:ind w:left="454" w:hanging="454"/>
-      </w:pPr>
-      <w:r>
-        <w:t>National Planning Commission. (2015). Nepal Earthquake 2015: Post Disaster Needs Assessment, Vol. A: Key Findings. Government of Nepal, Kathmandu.</w:t>
-      </w:r>
-    </w:p>
-    <w:p>
-      <w:pPr>
-        <w:spacing w:after="80"/>
-        <w:ind w:left="454" w:hanging="454"/>
-      </w:pPr>
-      <w:r>
-        <w:t>Pedregosa, F., et al. (2011). Scikit-learn: Machine learning in Python. Journal of Machine Learning Research, 12, 2825–2830.</w:t>
-      </w:r>
-    </w:p>
-    <w:p>
-      <w:r>
-        <w:br w:type="page"/>
-      </w:r>
-    </w:p>
-    <w:p>
-      <w:pPr>
-        <w:pStyle w:val="Heading1"/>
-      </w:pPr>
-      <w:bookmarkStart w:id="27" w:name="_Toc242297609"/>
-      <w:r>
-        <w:lastRenderedPageBreak/>
-        <w:t>Appendix</w:t>
-      </w:r>
-      <w:bookmarkEnd w:id="27"/>
-    </w:p>
-    <w:p>
-      <w:pPr>
-        <w:pStyle w:val="Heading2"/>
-      </w:pPr>
-      <w:bookmarkStart w:id="28" w:name="_Toc242297610"/>
-      <w:r>
-        <w:t>A. Full cross-validation results</w:t>
       </w:r>
       <w:bookmarkEnd w:id="28"/>
     </w:p>
     <w:p>
       <w:pPr>
+        <w:jc w:val="both"/>
+      </w:pPr>
+      <w:r>
+        <w:t>We asked whether a building's structure and location can predict its earthquake damage well enough to prioritise inspections. With a leakage-safe pipeline and three classifiers, the answer is a qualified yes. The tuned logistic regression reaches a holdout micro-F1 of 0.740 (macro-F1 0.680) against a 0.569 baseline; the random forest reaches 0.750 and HistGradientBoosting 0.750. Chosen by cross-validation, HistGradientBoosting is our final model, +0.98 pp ahead of logistic regression in CV and +0.93 pp on t</w:t>
+      </w:r>
+      <w:r>
+        <w:t>he holdout. Its ranking finds 50.6% of destroyed buildings in the first 20% of inspections, and all three models rank buildings almost equally well. Location, encoded with cross-fitted target encoding, contributed the most for every model. Construction material contributed the most interpretable signal: mud-mortar stone raises risk and engineered RC lowers it. An ordinal reformulation did not improve on the multinomial model, and class weighting traded overall accuracy for recall of the rare class. The smal</w:t>
+      </w:r>
+      <w:r>
+        <w:t>l gap between the linear model and the tree ensembles suggests that the largest further gains will come from better information, such as physical shaking data, rather than from more complex models.</w:t>
+      </w:r>
+    </w:p>
+    <w:p>
+      <w:pPr>
+        <w:pStyle w:val="Heading1"/>
+      </w:pPr>
+      <w:bookmarkStart w:id="29" w:name="_Toc243069551"/>
+      <w:r>
+        <w:t>References</w:t>
+      </w:r>
+      <w:bookmarkEnd w:id="29"/>
+    </w:p>
+    <w:p>
+      <w:pPr>
+        <w:spacing w:after="80"/>
+        <w:ind w:left="454" w:hanging="454"/>
+      </w:pPr>
+      <w:r>
+        <w:t>Breiman, L. (2001). Random forests. Machine Learning, 45(1), 5–32.</w:t>
+      </w:r>
+    </w:p>
+    <w:p>
+      <w:pPr>
+        <w:spacing w:after="80"/>
+        <w:ind w:left="454" w:hanging="454"/>
+      </w:pPr>
+      <w:r>
+        <w:t>DrivenData. (2019). Richter's Predictor: Modeling Earthquake Damage [Data set and competition]. https://www.drivendata.org/competitions/57/nepal-earthquake/</w:t>
+      </w:r>
+    </w:p>
+    <w:p>
+      <w:pPr>
+        <w:spacing w:after="80"/>
+        <w:ind w:left="454" w:hanging="454"/>
+      </w:pPr>
+      <w:r>
+        <w:t>Frank, E., &amp; Hall, M. (2001). A simple approach to ordinal classification. In Proceedings of the 12th European Conference on Machine Learning (ECML), LNCS 2167, 145–156. Springer.</w:t>
+      </w:r>
+    </w:p>
+    <w:p>
+      <w:pPr>
+        <w:spacing w:after="80"/>
+        <w:ind w:left="454" w:hanging="454"/>
+      </w:pPr>
+      <w:r>
+        <w:t>Friedman, J. H. (2001). Greedy function approximation: A gradient boosting machine. Annals of Statistics, 29(5), 1189–1232.</w:t>
+      </w:r>
+    </w:p>
+    <w:p>
+      <w:pPr>
+        <w:spacing w:after="80"/>
+        <w:ind w:left="454" w:hanging="454"/>
+      </w:pPr>
+      <w:r>
+        <w:t>Hastie, T., Tibshirani, R., &amp; Friedman, J. (2009). The Elements of Statistical Learning (2nd ed.). Springer.</w:t>
+      </w:r>
+    </w:p>
+    <w:p>
+      <w:pPr>
+        <w:spacing w:after="80"/>
+        <w:ind w:left="454" w:hanging="454"/>
+      </w:pPr>
+      <w:r>
+        <w:t>Hosmer, D. W., Lemeshow, S., &amp; Sturdivant, R. X. (2013). Applied Logistic Regression (3rd ed.). Wiley.</w:t>
+      </w:r>
+    </w:p>
+    <w:p>
+      <w:pPr>
+        <w:spacing w:after="80"/>
+        <w:ind w:left="454" w:hanging="454"/>
+      </w:pPr>
+      <w:r>
+        <w:t>Hunter, J. D. (2007). Matplotlib: A 2D graphics environment. Computing in Science &amp; Engineering, 9(3), 90–95.</w:t>
+      </w:r>
+    </w:p>
+    <w:p>
+      <w:pPr>
+        <w:spacing w:after="80"/>
+        <w:ind w:left="454" w:hanging="454"/>
+      </w:pPr>
+      <w:r>
+        <w:t>McCullagh, P. (1980). Regression models for ordinal data. Journal of the Royal Statistical Society: Series B, 42(2), 109–142.</w:t>
+      </w:r>
+    </w:p>
+    <w:p>
+      <w:pPr>
+        <w:spacing w:after="80"/>
+        <w:ind w:left="454" w:hanging="454"/>
+      </w:pPr>
+      <w:r>
+        <w:t>McKinney, W. (2010). Data structures for statistical computing in Python. In Proceedings of the 9th Python in Science Conference, 56–61.</w:t>
+      </w:r>
+    </w:p>
+    <w:p>
+      <w:pPr>
+        <w:spacing w:after="80"/>
+        <w:ind w:left="454" w:hanging="454"/>
+      </w:pPr>
+      <w:r>
+        <w:t>Micci-Barreca, D. (2001). A preprocessing scheme for high-cardinality categorical attributes in classification and prediction problems. ACM SIGKDD Explorations, 3(1), 27–32.</w:t>
+      </w:r>
+    </w:p>
+    <w:p>
+      <w:pPr>
+        <w:spacing w:after="80"/>
+        <w:ind w:left="454" w:hanging="454"/>
+      </w:pPr>
+      <w:r>
+        <w:t>National Planning Commission. (2015). Nepal Earthquake 2015: Post Disaster Needs Assessment, Vol. A: Key Findings. Government of Nepal, Kathmandu.</w:t>
+      </w:r>
+    </w:p>
+    <w:p>
+      <w:pPr>
+        <w:spacing w:after="80"/>
+        <w:ind w:left="454" w:hanging="454"/>
+      </w:pPr>
+      <w:r>
+        <w:t>Pedregosa, F., et al. (2011). Scikit-learn: Machine learning in Python. Journal of Machine Learning Research, 12, 2825–2830.</w:t>
+      </w:r>
+    </w:p>
+    <w:p>
+      <w:r>
+        <w:br w:type="page"/>
+      </w:r>
+    </w:p>
+    <w:p>
+      <w:pPr>
+        <w:pStyle w:val="Heading1"/>
+      </w:pPr>
+      <w:bookmarkStart w:id="30" w:name="_Toc243069552"/>
+      <w:r>
+        <w:lastRenderedPageBreak/>
+        <w:t>Appendix</w:t>
+      </w:r>
+      <w:bookmarkEnd w:id="30"/>
+    </w:p>
+    <w:p>
+      <w:pPr>
+        <w:pStyle w:val="Heading2"/>
+      </w:pPr>
+      <w:bookmarkStart w:id="31" w:name="_Toc243069553"/>
+      <w:r>
+        <w:t>A. Full cross-validation results (logistic regression)</w:t>
+      </w:r>
+      <w:bookmarkEnd w:id="31"/>
+    </w:p>
+    <w:p>
+      <w:pPr>
         <w:pStyle w:val="Caption"/>
         <w:keepNext/>
         <w:spacing w:after="60"/>
@@ -8034,7 +9179,7 @@
         <w:rPr>
           <w:b/>
         </w:rPr>
-        <w:t xml:space="preserve">Table 8. </w:t>
+        <w:t xml:space="preserve">Table 9. </w:t>
       </w:r>
       <w:r>
         <w:t>All experiments: 5-fold CV mean ± sd; recall is the per-class CV mean; max solver iterations over the 5 folds.</w:t>
@@ -9043,13 +10188,136 @@
     </w:p>
     <w:p>
       <w:pPr>
+        <w:keepNext/>
+        <w:jc w:val="center"/>
+      </w:pPr>
+      <w:r>
+        <w:rPr>
+          <w:noProof/>
+        </w:rPr>
+        <w:drawing>
+          <wp:inline distT="0" distB="0" distL="0" distR="0" wp14:anchorId="41FCABD4" wp14:editId="1558C859">
+            <wp:extent cx="4860000" cy="2335794"/>
+            <wp:effectExtent l="0" t="0" r="0" b="0"/>
+            <wp:docPr id="10" name="Picture 10"/>
+            <wp:cNvGraphicFramePr>
+              <a:graphicFrameLocks xmlns:a="http://schemas.openxmlformats.org/drawingml/2006/main" noChangeAspect="1"/>
+            </wp:cNvGraphicFramePr>
+            <a:graphic xmlns:a="http://schemas.openxmlformats.org/drawingml/2006/main">
+              <a:graphicData uri="http://schemas.openxmlformats.org/drawingml/2006/picture">
+                <pic:pic xmlns:pic="http://schemas.openxmlformats.org/drawingml/2006/picture">
+                  <pic:nvPicPr>
+                    <pic:cNvPr id="0" name="fig07_experiments.png"/>
+                    <pic:cNvPicPr/>
+                  </pic:nvPicPr>
+                  <pic:blipFill>
+                    <a:blip r:embed="rId17"/>
+                    <a:stretch>
+                      <a:fillRect/>
+                    </a:stretch>
+                  </pic:blipFill>
+                  <pic:spPr>
+                    <a:xfrm>
+                      <a:off x="0" y="0"/>
+                      <a:ext cx="4860000" cy="2335794"/>
+                    </a:xfrm>
+                    <a:prstGeom prst="rect">
+                      <a:avLst/>
+                    </a:prstGeom>
+                  </pic:spPr>
+                </pic:pic>
+              </a:graphicData>
+            </a:graphic>
+          </wp:inline>
+        </w:drawing>
+      </w:r>
+    </w:p>
+    <w:p>
+      <w:pPr>
+        <w:pStyle w:val="Caption"/>
+        <w:jc w:val="center"/>
+      </w:pPr>
+      <w:r>
+        <w:rPr>
+          <w:b/>
+        </w:rPr>
+        <w:t xml:space="preserve">Figure A1. </w:t>
+      </w:r>
+      <w:r>
+        <w:t>CV micro-F1 by logistic-regression experiment (error bars: ±1 sd over folds). Orange marks the configuration selected for tuning.</w:t>
+      </w:r>
+    </w:p>
+    <w:p>
+      <w:pPr>
+        <w:keepNext/>
+        <w:jc w:val="center"/>
+      </w:pPr>
+      <w:r>
+        <w:rPr>
+          <w:noProof/>
+        </w:rPr>
+        <w:drawing>
+          <wp:inline distT="0" distB="0" distL="0" distR="0" wp14:anchorId="0A0ABA21" wp14:editId="58933584">
+            <wp:extent cx="3060000" cy="2347925"/>
+            <wp:effectExtent l="0" t="0" r="0" b="0"/>
+            <wp:docPr id="11" name="Picture 11"/>
+            <wp:cNvGraphicFramePr>
+              <a:graphicFrameLocks xmlns:a="http://schemas.openxmlformats.org/drawingml/2006/main" noChangeAspect="1"/>
+            </wp:cNvGraphicFramePr>
+            <a:graphic xmlns:a="http://schemas.openxmlformats.org/drawingml/2006/main">
+              <a:graphicData uri="http://schemas.openxmlformats.org/drawingml/2006/picture">
+                <pic:pic xmlns:pic="http://schemas.openxmlformats.org/drawingml/2006/picture">
+                  <pic:nvPicPr>
+                    <pic:cNvPr id="0" name="fig09_confusion_matrix.png"/>
+                    <pic:cNvPicPr/>
+                  </pic:nvPicPr>
+                  <pic:blipFill>
+                    <a:blip r:embed="rId18"/>
+                    <a:stretch>
+                      <a:fillRect/>
+                    </a:stretch>
+                  </pic:blipFill>
+                  <pic:spPr>
+                    <a:xfrm>
+                      <a:off x="0" y="0"/>
+                      <a:ext cx="3060000" cy="2347925"/>
+                    </a:xfrm>
+                    <a:prstGeom prst="rect">
+                      <a:avLst/>
+                    </a:prstGeom>
+                  </pic:spPr>
+                </pic:pic>
+              </a:graphicData>
+            </a:graphic>
+          </wp:inline>
+        </w:drawing>
+      </w:r>
+    </w:p>
+    <w:p>
+      <w:pPr>
+        <w:pStyle w:val="Caption"/>
+        <w:jc w:val="center"/>
+      </w:pPr>
+      <w:r>
+        <w:rPr>
+          <w:b/>
+        </w:rPr>
+        <w:t xml:space="preserve">Figure A2. </w:t>
+      </w:r>
+      <w:r>
+        <w:t>Row-normalised holdout confusion matrix of the tuned logistic model (counts in brackets).</w:t>
+      </w:r>
+    </w:p>
+    <w:p>
+      <w:pPr>
         <w:pStyle w:val="Heading2"/>
       </w:pPr>
-      <w:bookmarkStart w:id="29" w:name="_Toc242297611"/>
-      <w:r>
-        <w:t>B. Regularisation path</w:t>
-      </w:r>
-      <w:bookmarkEnd w:id="29"/>
+      <w:bookmarkStart w:id="32" w:name="_Toc243069554"/>
+      <w:r>
+        <w:lastRenderedPageBreak/>
+        <w:t>B. Tuning grids</w:t>
+      </w:r>
+      <w:bookmarkEnd w:id="32"/>
     </w:p>
     <w:p>
       <w:pPr>
@@ -9061,10 +10329,10 @@
         <w:rPr>
           <w:b/>
         </w:rPr>
-        <w:t xml:space="preserve">Table 9. </w:t>
-      </w:r>
-      <w:r>
-        <w:t>GridSearchCV results for E4.</w:t>
+        <w:t xml:space="preserve">Table B1. </w:t>
+      </w:r>
+      <w:r>
+        <w:t>Model 1: GridSearchCV results for logistic regression (E4) over C.</w:t>
       </w:r>
     </w:p>
     <w:tbl>
@@ -9075,31 +10343,27 @@
         <w:tblLook w:val="04A0" w:firstRow="1" w:lastRow="0" w:firstColumn="1" w:lastColumn="0" w:noHBand="0" w:noVBand="1"/>
       </w:tblPr>
       <w:tblGrid>
-        <w:gridCol w:w="1134"/>
-        <w:gridCol w:w="1814"/>
-        <w:gridCol w:w="1701"/>
-        <w:gridCol w:w="1814"/>
-        <w:gridCol w:w="2041"/>
+        <w:gridCol w:w="1904"/>
+        <w:gridCol w:w="1904"/>
+        <w:gridCol w:w="1904"/>
+        <w:gridCol w:w="1904"/>
+        <w:gridCol w:w="1904"/>
       </w:tblGrid>
       <w:tr>
         <w:trPr>
-          <w:tblHeader/>
           <w:jc w:val="center"/>
         </w:trPr>
         <w:tc>
           <w:tcPr>
-            <w:tcW w:w="1134" w:type="dxa"/>
+            <w:tcW w:w="1904" w:type="dxa"/>
             <w:shd w:val="clear" w:color="auto" w:fill="142340"/>
           </w:tcPr>
           <w:p>
-            <w:pPr>
-              <w:spacing w:after="20" w:line="240" w:lineRule="auto"/>
-            </w:pPr>
             <w:r>
               <w:rPr>
                 <w:b/>
                 <w:color w:val="FFFFFF"/>
-                <w:sz w:val="19"/>
+                <w:sz w:val="18"/>
               </w:rPr>
               <w:t>C</w:t>
             </w:r>
@@ -9107,18 +10371,15 @@
         </w:tc>
         <w:tc>
           <w:tcPr>
-            <w:tcW w:w="1814" w:type="dxa"/>
+            <w:tcW w:w="1904" w:type="dxa"/>
             <w:shd w:val="clear" w:color="auto" w:fill="142340"/>
           </w:tcPr>
           <w:p>
-            <w:pPr>
-              <w:spacing w:after="20" w:line="240" w:lineRule="auto"/>
-            </w:pPr>
             <w:r>
               <w:rPr>
                 <w:b/>
                 <w:color w:val="FFFFFF"/>
-                <w:sz w:val="19"/>
+                <w:sz w:val="18"/>
               </w:rPr>
               <w:t>Micro-F1 (mean)</w:t>
             </w:r>
@@ -9126,18 +10387,15 @@
         </w:tc>
         <w:tc>
           <w:tcPr>
-            <w:tcW w:w="1701" w:type="dxa"/>
+            <w:tcW w:w="1904" w:type="dxa"/>
             <w:shd w:val="clear" w:color="auto" w:fill="142340"/>
           </w:tcPr>
           <w:p>
-            <w:pPr>
-              <w:spacing w:after="20" w:line="240" w:lineRule="auto"/>
-            </w:pPr>
             <w:r>
               <w:rPr>
                 <w:b/>
                 <w:color w:val="FFFFFF"/>
-                <w:sz w:val="19"/>
+                <w:sz w:val="18"/>
               </w:rPr>
               <w:t>Micro-F1 (sd)</w:t>
             </w:r>
@@ -9145,18 +10403,15 @@
         </w:tc>
         <w:tc>
           <w:tcPr>
-            <w:tcW w:w="1814" w:type="dxa"/>
+            <w:tcW w:w="1904" w:type="dxa"/>
             <w:shd w:val="clear" w:color="auto" w:fill="142340"/>
           </w:tcPr>
           <w:p>
-            <w:pPr>
-              <w:spacing w:after="20" w:line="240" w:lineRule="auto"/>
-            </w:pPr>
             <w:r>
               <w:rPr>
                 <w:b/>
                 <w:color w:val="FFFFFF"/>
-                <w:sz w:val="19"/>
+                <w:sz w:val="18"/>
               </w:rPr>
               <w:t>Macro-F1 (mean)</w:t>
             </w:r>
@@ -9164,18 +10419,15 @@
         </w:tc>
         <w:tc>
           <w:tcPr>
-            <w:tcW w:w="2041" w:type="dxa"/>
+            <w:tcW w:w="1904" w:type="dxa"/>
             <w:shd w:val="clear" w:color="auto" w:fill="142340"/>
           </w:tcPr>
           <w:p>
-            <w:pPr>
-              <w:spacing w:after="20" w:line="240" w:lineRule="auto"/>
-            </w:pPr>
             <w:r>
               <w:rPr>
                 <w:b/>
                 <w:color w:val="FFFFFF"/>
-                <w:sz w:val="19"/>
+                <w:sz w:val="18"/>
               </w:rPr>
               <w:t>Max solver iterations</w:t>
             </w:r>
@@ -9188,15 +10440,12 @@
         </w:trPr>
         <w:tc>
           <w:tcPr>
-            <w:tcW w:w="1134" w:type="dxa"/>
-          </w:tcPr>
-          <w:p>
-            <w:pPr>
-              <w:spacing w:after="20" w:line="240" w:lineRule="auto"/>
-            </w:pPr>
-            <w:r>
-              <w:rPr>
-                <w:sz w:val="19"/>
+            <w:tcW w:w="1904" w:type="dxa"/>
+          </w:tcPr>
+          <w:p>
+            <w:r>
+              <w:rPr>
+                <w:sz w:val="18"/>
               </w:rPr>
               <w:t>0.01</w:t>
             </w:r>
@@ -9204,15 +10453,12 @@
         </w:tc>
         <w:tc>
           <w:tcPr>
-            <w:tcW w:w="1814" w:type="dxa"/>
-          </w:tcPr>
-          <w:p>
-            <w:pPr>
-              <w:spacing w:after="20" w:line="240" w:lineRule="auto"/>
-            </w:pPr>
-            <w:r>
-              <w:rPr>
-                <w:sz w:val="19"/>
+            <w:tcW w:w="1904" w:type="dxa"/>
+          </w:tcPr>
+          <w:p>
+            <w:r>
+              <w:rPr>
+                <w:sz w:val="18"/>
               </w:rPr>
               <w:t>0.7349</w:t>
             </w:r>
@@ -9220,15 +10466,12 @@
         </w:tc>
         <w:tc>
           <w:tcPr>
-            <w:tcW w:w="1701" w:type="dxa"/>
-          </w:tcPr>
-          <w:p>
-            <w:pPr>
-              <w:spacing w:after="20" w:line="240" w:lineRule="auto"/>
-            </w:pPr>
-            <w:r>
-              <w:rPr>
-                <w:sz w:val="19"/>
+            <w:tcW w:w="1904" w:type="dxa"/>
+          </w:tcPr>
+          <w:p>
+            <w:r>
+              <w:rPr>
+                <w:sz w:val="18"/>
               </w:rPr>
               <w:t>0.0011</w:t>
             </w:r>
@@ -9236,15 +10479,12 @@
         </w:tc>
         <w:tc>
           <w:tcPr>
-            <w:tcW w:w="1814" w:type="dxa"/>
-          </w:tcPr>
-          <w:p>
-            <w:pPr>
-              <w:spacing w:after="20" w:line="240" w:lineRule="auto"/>
-            </w:pPr>
-            <w:r>
-              <w:rPr>
-                <w:sz w:val="19"/>
+            <w:tcW w:w="1904" w:type="dxa"/>
+          </w:tcPr>
+          <w:p>
+            <w:r>
+              <w:rPr>
+                <w:sz w:val="18"/>
               </w:rPr>
               <w:t>0.6709</w:t>
             </w:r>
@@ -9252,15 +10492,12 @@
         </w:tc>
         <w:tc>
           <w:tcPr>
-            <w:tcW w:w="2041" w:type="dxa"/>
-          </w:tcPr>
-          <w:p>
-            <w:pPr>
-              <w:spacing w:after="20" w:line="240" w:lineRule="auto"/>
-            </w:pPr>
-            <w:r>
-              <w:rPr>
-                <w:sz w:val="19"/>
+            <w:tcW w:w="1904" w:type="dxa"/>
+          </w:tcPr>
+          <w:p>
+            <w:r>
+              <w:rPr>
+                <w:sz w:val="18"/>
               </w:rPr>
               <w:t>96</w:t>
             </w:r>
@@ -9273,16 +10510,13 @@
         </w:trPr>
         <w:tc>
           <w:tcPr>
-            <w:tcW w:w="1134" w:type="dxa"/>
+            <w:tcW w:w="1904" w:type="dxa"/>
             <w:shd w:val="clear" w:color="auto" w:fill="F1F5FB"/>
           </w:tcPr>
           <w:p>
-            <w:pPr>
-              <w:spacing w:after="20" w:line="240" w:lineRule="auto"/>
-            </w:pPr>
-            <w:r>
-              <w:rPr>
-                <w:sz w:val="19"/>
+            <w:r>
+              <w:rPr>
+                <w:sz w:val="18"/>
               </w:rPr>
               <w:t>0.03</w:t>
             </w:r>
@@ -9290,16 +10524,13 @@
         </w:tc>
         <w:tc>
           <w:tcPr>
-            <w:tcW w:w="1814" w:type="dxa"/>
+            <w:tcW w:w="1904" w:type="dxa"/>
             <w:shd w:val="clear" w:color="auto" w:fill="F1F5FB"/>
           </w:tcPr>
           <w:p>
-            <w:pPr>
-              <w:spacing w:after="20" w:line="240" w:lineRule="auto"/>
-            </w:pPr>
-            <w:r>
-              <w:rPr>
-                <w:sz w:val="19"/>
+            <w:r>
+              <w:rPr>
+                <w:sz w:val="18"/>
               </w:rPr>
               <w:t>0.7352</w:t>
             </w:r>
@@ -9307,16 +10538,13 @@
         </w:tc>
         <w:tc>
           <w:tcPr>
-            <w:tcW w:w="1701" w:type="dxa"/>
+            <w:tcW w:w="1904" w:type="dxa"/>
             <w:shd w:val="clear" w:color="auto" w:fill="F1F5FB"/>
           </w:tcPr>
           <w:p>
-            <w:pPr>
-              <w:spacing w:after="20" w:line="240" w:lineRule="auto"/>
-            </w:pPr>
-            <w:r>
-              <w:rPr>
-                <w:sz w:val="19"/>
+            <w:r>
+              <w:rPr>
+                <w:sz w:val="18"/>
               </w:rPr>
               <w:t>0.0012</w:t>
             </w:r>
@@ -9324,16 +10552,13 @@
         </w:tc>
         <w:tc>
           <w:tcPr>
-            <w:tcW w:w="1814" w:type="dxa"/>
+            <w:tcW w:w="1904" w:type="dxa"/>
             <w:shd w:val="clear" w:color="auto" w:fill="F1F5FB"/>
           </w:tcPr>
           <w:p>
-            <w:pPr>
-              <w:spacing w:after="20" w:line="240" w:lineRule="auto"/>
-            </w:pPr>
-            <w:r>
-              <w:rPr>
-                <w:sz w:val="19"/>
+            <w:r>
+              <w:rPr>
+                <w:sz w:val="18"/>
               </w:rPr>
               <w:t>0.6723</w:t>
             </w:r>
@@ -9341,16 +10566,13 @@
         </w:tc>
         <w:tc>
           <w:tcPr>
-            <w:tcW w:w="2041" w:type="dxa"/>
+            <w:tcW w:w="1904" w:type="dxa"/>
             <w:shd w:val="clear" w:color="auto" w:fill="F1F5FB"/>
           </w:tcPr>
           <w:p>
-            <w:pPr>
-              <w:spacing w:after="20" w:line="240" w:lineRule="auto"/>
-            </w:pPr>
-            <w:r>
-              <w:rPr>
-                <w:sz w:val="19"/>
+            <w:r>
+              <w:rPr>
+                <w:sz w:val="18"/>
               </w:rPr>
               <w:t>110</w:t>
             </w:r>
@@ -9363,15 +10585,12 @@
         </w:trPr>
         <w:tc>
           <w:tcPr>
-            <w:tcW w:w="1134" w:type="dxa"/>
-          </w:tcPr>
-          <w:p>
-            <w:pPr>
-              <w:spacing w:after="20" w:line="240" w:lineRule="auto"/>
-            </w:pPr>
-            <w:r>
-              <w:rPr>
-                <w:sz w:val="19"/>
+            <w:tcW w:w="1904" w:type="dxa"/>
+          </w:tcPr>
+          <w:p>
+            <w:r>
+              <w:rPr>
+                <w:sz w:val="18"/>
               </w:rPr>
               <w:t>0.1</w:t>
             </w:r>
@@ -9379,15 +10598,12 @@
         </w:tc>
         <w:tc>
           <w:tcPr>
-            <w:tcW w:w="1814" w:type="dxa"/>
-          </w:tcPr>
-          <w:p>
-            <w:pPr>
-              <w:spacing w:after="20" w:line="240" w:lineRule="auto"/>
-            </w:pPr>
-            <w:r>
-              <w:rPr>
-                <w:sz w:val="19"/>
+            <w:tcW w:w="1904" w:type="dxa"/>
+          </w:tcPr>
+          <w:p>
+            <w:r>
+              <w:rPr>
+                <w:sz w:val="18"/>
               </w:rPr>
               <w:t>0.7353</w:t>
             </w:r>
@@ -9395,15 +10611,12 @@
         </w:tc>
         <w:tc>
           <w:tcPr>
-            <w:tcW w:w="1701" w:type="dxa"/>
-          </w:tcPr>
-          <w:p>
-            <w:pPr>
-              <w:spacing w:after="20" w:line="240" w:lineRule="auto"/>
-            </w:pPr>
-            <w:r>
-              <w:rPr>
-                <w:sz w:val="19"/>
+            <w:tcW w:w="1904" w:type="dxa"/>
+          </w:tcPr>
+          <w:p>
+            <w:r>
+              <w:rPr>
+                <w:sz w:val="18"/>
               </w:rPr>
               <w:t>0.0011</w:t>
             </w:r>
@@ -9411,15 +10624,12 @@
         </w:tc>
         <w:tc>
           <w:tcPr>
-            <w:tcW w:w="1814" w:type="dxa"/>
-          </w:tcPr>
-          <w:p>
-            <w:pPr>
-              <w:spacing w:after="20" w:line="240" w:lineRule="auto"/>
-            </w:pPr>
-            <w:r>
-              <w:rPr>
-                <w:sz w:val="19"/>
+            <w:tcW w:w="1904" w:type="dxa"/>
+          </w:tcPr>
+          <w:p>
+            <w:r>
+              <w:rPr>
+                <w:sz w:val="18"/>
               </w:rPr>
               <w:t>0.6730</w:t>
             </w:r>
@@ -9427,15 +10637,12 @@
         </w:tc>
         <w:tc>
           <w:tcPr>
-            <w:tcW w:w="2041" w:type="dxa"/>
-          </w:tcPr>
-          <w:p>
-            <w:pPr>
-              <w:spacing w:after="20" w:line="240" w:lineRule="auto"/>
-            </w:pPr>
-            <w:r>
-              <w:rPr>
-                <w:sz w:val="19"/>
+            <w:tcW w:w="1904" w:type="dxa"/>
+          </w:tcPr>
+          <w:p>
+            <w:r>
+              <w:rPr>
+                <w:sz w:val="18"/>
               </w:rPr>
               <w:t>175</w:t>
             </w:r>
@@ -9448,16 +10655,13 @@
         </w:trPr>
         <w:tc>
           <w:tcPr>
-            <w:tcW w:w="1134" w:type="dxa"/>
+            <w:tcW w:w="1904" w:type="dxa"/>
             <w:shd w:val="clear" w:color="auto" w:fill="F1F5FB"/>
           </w:tcPr>
           <w:p>
-            <w:pPr>
-              <w:spacing w:after="20" w:line="240" w:lineRule="auto"/>
-            </w:pPr>
-            <w:r>
-              <w:rPr>
-                <w:sz w:val="19"/>
+            <w:r>
+              <w:rPr>
+                <w:sz w:val="18"/>
               </w:rPr>
               <w:t>0.3</w:t>
             </w:r>
@@ -9465,16 +10669,13 @@
         </w:tc>
         <w:tc>
           <w:tcPr>
-            <w:tcW w:w="1814" w:type="dxa"/>
+            <w:tcW w:w="1904" w:type="dxa"/>
             <w:shd w:val="clear" w:color="auto" w:fill="F1F5FB"/>
           </w:tcPr>
           <w:p>
-            <w:pPr>
-              <w:spacing w:after="20" w:line="240" w:lineRule="auto"/>
-            </w:pPr>
-            <w:r>
-              <w:rPr>
-                <w:sz w:val="19"/>
+            <w:r>
+              <w:rPr>
+                <w:sz w:val="18"/>
               </w:rPr>
               <w:t>0.7354</w:t>
             </w:r>
@@ -9482,16 +10683,13 @@
         </w:tc>
         <w:tc>
           <w:tcPr>
-            <w:tcW w:w="1701" w:type="dxa"/>
+            <w:tcW w:w="1904" w:type="dxa"/>
             <w:shd w:val="clear" w:color="auto" w:fill="F1F5FB"/>
           </w:tcPr>
           <w:p>
-            <w:pPr>
-              <w:spacing w:after="20" w:line="240" w:lineRule="auto"/>
-            </w:pPr>
-            <w:r>
-              <w:rPr>
-                <w:sz w:val="19"/>
+            <w:r>
+              <w:rPr>
+                <w:sz w:val="18"/>
               </w:rPr>
               <w:t>0.0010</w:t>
             </w:r>
@@ -9499,16 +10697,13 @@
         </w:tc>
         <w:tc>
           <w:tcPr>
-            <w:tcW w:w="1814" w:type="dxa"/>
+            <w:tcW w:w="1904" w:type="dxa"/>
             <w:shd w:val="clear" w:color="auto" w:fill="F1F5FB"/>
           </w:tcPr>
           <w:p>
-            <w:pPr>
-              <w:spacing w:after="20" w:line="240" w:lineRule="auto"/>
-            </w:pPr>
-            <w:r>
-              <w:rPr>
-                <w:sz w:val="19"/>
+            <w:r>
+              <w:rPr>
+                <w:sz w:val="18"/>
               </w:rPr>
               <w:t>0.6733</w:t>
             </w:r>
@@ -9516,16 +10711,13 @@
         </w:tc>
         <w:tc>
           <w:tcPr>
-            <w:tcW w:w="2041" w:type="dxa"/>
+            <w:tcW w:w="1904" w:type="dxa"/>
             <w:shd w:val="clear" w:color="auto" w:fill="F1F5FB"/>
           </w:tcPr>
           <w:p>
-            <w:pPr>
-              <w:spacing w:after="20" w:line="240" w:lineRule="auto"/>
-            </w:pPr>
-            <w:r>
-              <w:rPr>
-                <w:sz w:val="19"/>
+            <w:r>
+              <w:rPr>
+                <w:sz w:val="18"/>
               </w:rPr>
               <w:t>232</w:t>
             </w:r>
@@ -9538,15 +10730,12 @@
         </w:trPr>
         <w:tc>
           <w:tcPr>
-            <w:tcW w:w="1134" w:type="dxa"/>
-          </w:tcPr>
-          <w:p>
-            <w:pPr>
-              <w:spacing w:after="20" w:line="240" w:lineRule="auto"/>
-            </w:pPr>
-            <w:r>
-              <w:rPr>
-                <w:sz w:val="19"/>
+            <w:tcW w:w="1904" w:type="dxa"/>
+          </w:tcPr>
+          <w:p>
+            <w:r>
+              <w:rPr>
+                <w:sz w:val="18"/>
               </w:rPr>
               <w:t>1</w:t>
             </w:r>
@@ -9554,15 +10743,12 @@
         </w:tc>
         <w:tc>
           <w:tcPr>
-            <w:tcW w:w="1814" w:type="dxa"/>
-          </w:tcPr>
-          <w:p>
-            <w:pPr>
-              <w:spacing w:after="20" w:line="240" w:lineRule="auto"/>
-            </w:pPr>
-            <w:r>
-              <w:rPr>
-                <w:sz w:val="19"/>
+            <w:tcW w:w="1904" w:type="dxa"/>
+          </w:tcPr>
+          <w:p>
+            <w:r>
+              <w:rPr>
+                <w:sz w:val="18"/>
               </w:rPr>
               <w:t>0.7352</w:t>
             </w:r>
@@ -9570,15 +10756,12 @@
         </w:tc>
         <w:tc>
           <w:tcPr>
-            <w:tcW w:w="1701" w:type="dxa"/>
-          </w:tcPr>
-          <w:p>
-            <w:pPr>
-              <w:spacing w:after="20" w:line="240" w:lineRule="auto"/>
-            </w:pPr>
-            <w:r>
-              <w:rPr>
-                <w:sz w:val="19"/>
+            <w:tcW w:w="1904" w:type="dxa"/>
+          </w:tcPr>
+          <w:p>
+            <w:r>
+              <w:rPr>
+                <w:sz w:val="18"/>
               </w:rPr>
               <w:t>0.0010</w:t>
             </w:r>
@@ -9586,15 +10769,12 @@
         </w:tc>
         <w:tc>
           <w:tcPr>
-            <w:tcW w:w="1814" w:type="dxa"/>
-          </w:tcPr>
-          <w:p>
-            <w:pPr>
-              <w:spacing w:after="20" w:line="240" w:lineRule="auto"/>
-            </w:pPr>
-            <w:r>
-              <w:rPr>
-                <w:sz w:val="19"/>
+            <w:tcW w:w="1904" w:type="dxa"/>
+          </w:tcPr>
+          <w:p>
+            <w:r>
+              <w:rPr>
+                <w:sz w:val="18"/>
               </w:rPr>
               <w:t>0.6732</w:t>
             </w:r>
@@ -9602,15 +10782,12 @@
         </w:tc>
         <w:tc>
           <w:tcPr>
-            <w:tcW w:w="2041" w:type="dxa"/>
-          </w:tcPr>
-          <w:p>
-            <w:pPr>
-              <w:spacing w:after="20" w:line="240" w:lineRule="auto"/>
-            </w:pPr>
-            <w:r>
-              <w:rPr>
-                <w:sz w:val="19"/>
+            <w:tcW w:w="1904" w:type="dxa"/>
+          </w:tcPr>
+          <w:p>
+            <w:r>
+              <w:rPr>
+                <w:sz w:val="18"/>
               </w:rPr>
               <w:t>292</w:t>
             </w:r>
@@ -9623,16 +10800,13 @@
         </w:trPr>
         <w:tc>
           <w:tcPr>
-            <w:tcW w:w="1134" w:type="dxa"/>
+            <w:tcW w:w="1904" w:type="dxa"/>
             <w:shd w:val="clear" w:color="auto" w:fill="F1F5FB"/>
           </w:tcPr>
           <w:p>
-            <w:pPr>
-              <w:spacing w:after="20" w:line="240" w:lineRule="auto"/>
-            </w:pPr>
-            <w:r>
-              <w:rPr>
-                <w:sz w:val="19"/>
+            <w:r>
+              <w:rPr>
+                <w:sz w:val="18"/>
               </w:rPr>
               <w:t>3</w:t>
             </w:r>
@@ -9640,16 +10814,13 @@
         </w:tc>
         <w:tc>
           <w:tcPr>
-            <w:tcW w:w="1814" w:type="dxa"/>
+            <w:tcW w:w="1904" w:type="dxa"/>
             <w:shd w:val="clear" w:color="auto" w:fill="F1F5FB"/>
           </w:tcPr>
           <w:p>
-            <w:pPr>
-              <w:spacing w:after="20" w:line="240" w:lineRule="auto"/>
-            </w:pPr>
-            <w:r>
-              <w:rPr>
-                <w:sz w:val="19"/>
+            <w:r>
+              <w:rPr>
+                <w:sz w:val="18"/>
               </w:rPr>
               <w:t>0.7351</w:t>
             </w:r>
@@ -9657,16 +10828,13 @@
         </w:tc>
         <w:tc>
           <w:tcPr>
-            <w:tcW w:w="1701" w:type="dxa"/>
+            <w:tcW w:w="1904" w:type="dxa"/>
             <w:shd w:val="clear" w:color="auto" w:fill="F1F5FB"/>
           </w:tcPr>
           <w:p>
-            <w:pPr>
-              <w:spacing w:after="20" w:line="240" w:lineRule="auto"/>
-            </w:pPr>
-            <w:r>
-              <w:rPr>
-                <w:sz w:val="19"/>
+            <w:r>
+              <w:rPr>
+                <w:sz w:val="18"/>
               </w:rPr>
               <w:t>0.0009</w:t>
             </w:r>
@@ -9674,16 +10842,13 @@
         </w:tc>
         <w:tc>
           <w:tcPr>
-            <w:tcW w:w="1814" w:type="dxa"/>
+            <w:tcW w:w="1904" w:type="dxa"/>
             <w:shd w:val="clear" w:color="auto" w:fill="F1F5FB"/>
           </w:tcPr>
           <w:p>
-            <w:pPr>
-              <w:spacing w:after="20" w:line="240" w:lineRule="auto"/>
-            </w:pPr>
-            <w:r>
-              <w:rPr>
-                <w:sz w:val="19"/>
+            <w:r>
+              <w:rPr>
+                <w:sz w:val="18"/>
               </w:rPr>
               <w:t>0.6731</w:t>
             </w:r>
@@ -9691,16 +10856,13 @@
         </w:tc>
         <w:tc>
           <w:tcPr>
-            <w:tcW w:w="2041" w:type="dxa"/>
+            <w:tcW w:w="1904" w:type="dxa"/>
             <w:shd w:val="clear" w:color="auto" w:fill="F1F5FB"/>
           </w:tcPr>
           <w:p>
-            <w:pPr>
-              <w:spacing w:after="20" w:line="240" w:lineRule="auto"/>
-            </w:pPr>
-            <w:r>
-              <w:rPr>
-                <w:sz w:val="19"/>
+            <w:r>
+              <w:rPr>
+                <w:sz w:val="18"/>
               </w:rPr>
               <w:t>317</w:t>
             </w:r>
@@ -9713,15 +10875,12 @@
         </w:trPr>
         <w:tc>
           <w:tcPr>
-            <w:tcW w:w="1134" w:type="dxa"/>
-          </w:tcPr>
-          <w:p>
-            <w:pPr>
-              <w:spacing w:after="20" w:line="240" w:lineRule="auto"/>
-            </w:pPr>
-            <w:r>
-              <w:rPr>
-                <w:sz w:val="19"/>
+            <w:tcW w:w="1904" w:type="dxa"/>
+          </w:tcPr>
+          <w:p>
+            <w:r>
+              <w:rPr>
+                <w:sz w:val="18"/>
               </w:rPr>
               <w:t>10</w:t>
             </w:r>
@@ -9729,15 +10888,12 @@
         </w:tc>
         <w:tc>
           <w:tcPr>
-            <w:tcW w:w="1814" w:type="dxa"/>
-          </w:tcPr>
-          <w:p>
-            <w:pPr>
-              <w:spacing w:after="20" w:line="240" w:lineRule="auto"/>
-            </w:pPr>
-            <w:r>
-              <w:rPr>
-                <w:sz w:val="19"/>
+            <w:tcW w:w="1904" w:type="dxa"/>
+          </w:tcPr>
+          <w:p>
+            <w:r>
+              <w:rPr>
+                <w:sz w:val="18"/>
               </w:rPr>
               <w:t>0.7351</w:t>
             </w:r>
@@ -9745,15 +10901,12 @@
         </w:tc>
         <w:tc>
           <w:tcPr>
-            <w:tcW w:w="1701" w:type="dxa"/>
-          </w:tcPr>
-          <w:p>
-            <w:pPr>
-              <w:spacing w:after="20" w:line="240" w:lineRule="auto"/>
-            </w:pPr>
-            <w:r>
-              <w:rPr>
-                <w:sz w:val="19"/>
+            <w:tcW w:w="1904" w:type="dxa"/>
+          </w:tcPr>
+          <w:p>
+            <w:r>
+              <w:rPr>
+                <w:sz w:val="18"/>
               </w:rPr>
               <w:t>0.0010</w:t>
             </w:r>
@@ -9761,15 +10914,12 @@
         </w:tc>
         <w:tc>
           <w:tcPr>
-            <w:tcW w:w="1814" w:type="dxa"/>
-          </w:tcPr>
-          <w:p>
-            <w:pPr>
-              <w:spacing w:after="20" w:line="240" w:lineRule="auto"/>
-            </w:pPr>
-            <w:r>
-              <w:rPr>
-                <w:sz w:val="19"/>
+            <w:tcW w:w="1904" w:type="dxa"/>
+          </w:tcPr>
+          <w:p>
+            <w:r>
+              <w:rPr>
+                <w:sz w:val="18"/>
               </w:rPr>
               <w:t>0.6732</w:t>
             </w:r>
@@ -9777,15 +10927,12 @@
         </w:tc>
         <w:tc>
           <w:tcPr>
-            <w:tcW w:w="2041" w:type="dxa"/>
-          </w:tcPr>
-          <w:p>
-            <w:pPr>
-              <w:spacing w:after="20" w:line="240" w:lineRule="auto"/>
-            </w:pPr>
-            <w:r>
-              <w:rPr>
-                <w:sz w:val="19"/>
+            <w:tcW w:w="1904" w:type="dxa"/>
+          </w:tcPr>
+          <w:p>
+            <w:r>
+              <w:rPr>
+                <w:sz w:val="18"/>
               </w:rPr>
               <w:t>324</w:t>
             </w:r>
@@ -9798,16 +10945,13 @@
         </w:trPr>
         <w:tc>
           <w:tcPr>
-            <w:tcW w:w="1134" w:type="dxa"/>
+            <w:tcW w:w="1904" w:type="dxa"/>
             <w:shd w:val="clear" w:color="auto" w:fill="F1F5FB"/>
           </w:tcPr>
           <w:p>
-            <w:pPr>
-              <w:spacing w:after="20" w:line="240" w:lineRule="auto"/>
-            </w:pPr>
-            <w:r>
-              <w:rPr>
-                <w:sz w:val="19"/>
+            <w:r>
+              <w:rPr>
+                <w:sz w:val="18"/>
               </w:rPr>
               <w:t>30</w:t>
             </w:r>
@@ -9815,16 +10959,13 @@
         </w:tc>
         <w:tc>
           <w:tcPr>
-            <w:tcW w:w="1814" w:type="dxa"/>
+            <w:tcW w:w="1904" w:type="dxa"/>
             <w:shd w:val="clear" w:color="auto" w:fill="F1F5FB"/>
           </w:tcPr>
           <w:p>
-            <w:pPr>
-              <w:spacing w:after="20" w:line="240" w:lineRule="auto"/>
-            </w:pPr>
-            <w:r>
-              <w:rPr>
-                <w:sz w:val="19"/>
+            <w:r>
+              <w:rPr>
+                <w:sz w:val="18"/>
               </w:rPr>
               <w:t>0.7350</w:t>
             </w:r>
@@ -9832,16 +10973,13 @@
         </w:tc>
         <w:tc>
           <w:tcPr>
-            <w:tcW w:w="1701" w:type="dxa"/>
+            <w:tcW w:w="1904" w:type="dxa"/>
             <w:shd w:val="clear" w:color="auto" w:fill="F1F5FB"/>
           </w:tcPr>
           <w:p>
-            <w:pPr>
-              <w:spacing w:after="20" w:line="240" w:lineRule="auto"/>
-            </w:pPr>
-            <w:r>
-              <w:rPr>
-                <w:sz w:val="19"/>
+            <w:r>
+              <w:rPr>
+                <w:sz w:val="18"/>
               </w:rPr>
               <w:t>0.0010</w:t>
             </w:r>
@@ -9849,16 +10987,13 @@
         </w:tc>
         <w:tc>
           <w:tcPr>
-            <w:tcW w:w="1814" w:type="dxa"/>
+            <w:tcW w:w="1904" w:type="dxa"/>
             <w:shd w:val="clear" w:color="auto" w:fill="F1F5FB"/>
           </w:tcPr>
           <w:p>
-            <w:pPr>
-              <w:spacing w:after="20" w:line="240" w:lineRule="auto"/>
-            </w:pPr>
-            <w:r>
-              <w:rPr>
-                <w:sz w:val="19"/>
+            <w:r>
+              <w:rPr>
+                <w:sz w:val="18"/>
               </w:rPr>
               <w:t>0.6731</w:t>
             </w:r>
@@ -9866,16 +11001,13 @@
         </w:tc>
         <w:tc>
           <w:tcPr>
-            <w:tcW w:w="2041" w:type="dxa"/>
+            <w:tcW w:w="1904" w:type="dxa"/>
             <w:shd w:val="clear" w:color="auto" w:fill="F1F5FB"/>
           </w:tcPr>
           <w:p>
-            <w:pPr>
-              <w:spacing w:after="20" w:line="240" w:lineRule="auto"/>
-            </w:pPr>
-            <w:r>
-              <w:rPr>
-                <w:sz w:val="19"/>
+            <w:r>
+              <w:rPr>
+                <w:sz w:val="18"/>
               </w:rPr>
               <w:t>336</w:t>
             </w:r>
@@ -9888,15 +11020,12 @@
         </w:trPr>
         <w:tc>
           <w:tcPr>
-            <w:tcW w:w="1134" w:type="dxa"/>
-          </w:tcPr>
-          <w:p>
-            <w:pPr>
-              <w:spacing w:after="20" w:line="240" w:lineRule="auto"/>
-            </w:pPr>
-            <w:r>
-              <w:rPr>
-                <w:sz w:val="19"/>
+            <w:tcW w:w="1904" w:type="dxa"/>
+          </w:tcPr>
+          <w:p>
+            <w:r>
+              <w:rPr>
+                <w:sz w:val="18"/>
               </w:rPr>
               <w:t>100</w:t>
             </w:r>
@@ -9904,15 +11033,12 @@
         </w:tc>
         <w:tc>
           <w:tcPr>
-            <w:tcW w:w="1814" w:type="dxa"/>
-          </w:tcPr>
-          <w:p>
-            <w:pPr>
-              <w:spacing w:after="20" w:line="240" w:lineRule="auto"/>
-            </w:pPr>
-            <w:r>
-              <w:rPr>
-                <w:sz w:val="19"/>
+            <w:tcW w:w="1904" w:type="dxa"/>
+          </w:tcPr>
+          <w:p>
+            <w:r>
+              <w:rPr>
+                <w:sz w:val="18"/>
               </w:rPr>
               <w:t>0.7351</w:t>
             </w:r>
@@ -9920,15 +11046,12 @@
         </w:tc>
         <w:tc>
           <w:tcPr>
-            <w:tcW w:w="1701" w:type="dxa"/>
-          </w:tcPr>
-          <w:p>
-            <w:pPr>
-              <w:spacing w:after="20" w:line="240" w:lineRule="auto"/>
-            </w:pPr>
-            <w:r>
-              <w:rPr>
-                <w:sz w:val="19"/>
+            <w:tcW w:w="1904" w:type="dxa"/>
+          </w:tcPr>
+          <w:p>
+            <w:r>
+              <w:rPr>
+                <w:sz w:val="18"/>
               </w:rPr>
               <w:t>0.0011</w:t>
             </w:r>
@@ -9936,15 +11059,12 @@
         </w:tc>
         <w:tc>
           <w:tcPr>
-            <w:tcW w:w="1814" w:type="dxa"/>
-          </w:tcPr>
-          <w:p>
-            <w:pPr>
-              <w:spacing w:after="20" w:line="240" w:lineRule="auto"/>
-            </w:pPr>
-            <w:r>
-              <w:rPr>
-                <w:sz w:val="19"/>
+            <w:tcW w:w="1904" w:type="dxa"/>
+          </w:tcPr>
+          <w:p>
+            <w:r>
+              <w:rPr>
+                <w:sz w:val="18"/>
               </w:rPr>
               <w:t>0.6732</w:t>
             </w:r>
@@ -9952,15 +11072,12 @@
         </w:tc>
         <w:tc>
           <w:tcPr>
-            <w:tcW w:w="2041" w:type="dxa"/>
-          </w:tcPr>
-          <w:p>
-            <w:pPr>
-              <w:spacing w:after="20" w:line="240" w:lineRule="auto"/>
-            </w:pPr>
-            <w:r>
-              <w:rPr>
-                <w:sz w:val="19"/>
+            <w:tcW w:w="1904" w:type="dxa"/>
+          </w:tcPr>
+          <w:p>
+            <w:r>
+              <w:rPr>
+                <w:sz w:val="18"/>
               </w:rPr>
               <w:t>337</w:t>
             </w:r>
@@ -9983,10 +11100,10 @@
           <w:noProof/>
         </w:rPr>
         <w:drawing>
-          <wp:inline distT="0" distB="0" distL="0" distR="0" wp14:anchorId="5D4AEB96" wp14:editId="1E3CD294">
+          <wp:inline distT="0" distB="0" distL="0" distR="0" wp14:anchorId="2278E544" wp14:editId="13003327">
             <wp:extent cx="4140000" cy="2356397"/>
             <wp:effectExtent l="0" t="0" r="0" b="0"/>
-            <wp:docPr id="10" name="Picture 10"/>
+            <wp:docPr id="12" name="Picture 12"/>
             <wp:cNvGraphicFramePr>
               <a:graphicFrameLocks xmlns:a="http://schemas.openxmlformats.org/drawingml/2006/main" noChangeAspect="1"/>
             </wp:cNvGraphicFramePr>
@@ -9998,7 +11115,7 @@
                     <pic:cNvPicPr/>
                   </pic:nvPicPr>
                   <pic:blipFill>
-                    <a:blip r:embed="rId17"/>
+                    <a:blip r:embed="rId19"/>
                     <a:stretch>
                       <a:fillRect/>
                     </a:stretch>
@@ -10036,14 +11153,1150 @@
     </w:p>
     <w:p>
       <w:pPr>
+        <w:pStyle w:val="Caption"/>
+        <w:keepNext/>
+        <w:spacing w:after="60"/>
+      </w:pPr>
+      <w:r>
+        <w:rPr>
+          <w:b/>
+        </w:rPr>
+        <w:t xml:space="preserve">Table B2. </w:t>
+      </w:r>
+      <w:r>
+        <w:t>Model 2: GridSearchCV results for Random forest (5 folds, scored by f1_micro). Fixed settings: n_estimators = 150, max_samples = 0.5, bootstrap = True, criterion = gini. Best: max_features = sqrt, min_samples_leaf = 2.</w:t>
+      </w:r>
+    </w:p>
+    <w:tbl>
+      <w:tblPr>
+        <w:tblStyle w:val="TableGrid"/>
+        <w:tblW w:w="0" w:type="auto"/>
+        <w:jc w:val="center"/>
+        <w:tblLook w:val="04A0" w:firstRow="1" w:lastRow="0" w:firstColumn="1" w:lastColumn="0" w:noHBand="0" w:noVBand="1"/>
+      </w:tblPr>
+      <w:tblGrid>
+        <w:gridCol w:w="1586"/>
+        <w:gridCol w:w="1586"/>
+        <w:gridCol w:w="1586"/>
+        <w:gridCol w:w="1586"/>
+        <w:gridCol w:w="1586"/>
+        <w:gridCol w:w="1586"/>
+      </w:tblGrid>
+      <w:tr>
+        <w:trPr>
+          <w:jc w:val="center"/>
+        </w:trPr>
+        <w:tc>
+          <w:tcPr>
+            <w:tcW w:w="1586" w:type="dxa"/>
+            <w:shd w:val="clear" w:color="auto" w:fill="142340"/>
+          </w:tcPr>
+          <w:p>
+            <w:r>
+              <w:rPr>
+                <w:b/>
+                <w:color w:val="FFFFFF"/>
+                <w:sz w:val="18"/>
+              </w:rPr>
+              <w:t>min_samples_leaf</w:t>
+            </w:r>
+          </w:p>
+        </w:tc>
+        <w:tc>
+          <w:tcPr>
+            <w:tcW w:w="1586" w:type="dxa"/>
+            <w:shd w:val="clear" w:color="auto" w:fill="142340"/>
+          </w:tcPr>
+          <w:p>
+            <w:r>
+              <w:rPr>
+                <w:b/>
+                <w:color w:val="FFFFFF"/>
+                <w:sz w:val="18"/>
+              </w:rPr>
+              <w:t>max_features</w:t>
+            </w:r>
+          </w:p>
+        </w:tc>
+        <w:tc>
+          <w:tcPr>
+            <w:tcW w:w="1586" w:type="dxa"/>
+            <w:shd w:val="clear" w:color="auto" w:fill="142340"/>
+          </w:tcPr>
+          <w:p>
+            <w:r>
+              <w:rPr>
+                <w:b/>
+                <w:color w:val="FFFFFF"/>
+                <w:sz w:val="18"/>
+              </w:rPr>
+              <w:t>Micro-F1 (mean)</w:t>
+            </w:r>
+          </w:p>
+        </w:tc>
+        <w:tc>
+          <w:tcPr>
+            <w:tcW w:w="1586" w:type="dxa"/>
+            <w:shd w:val="clear" w:color="auto" w:fill="142340"/>
+          </w:tcPr>
+          <w:p>
+            <w:r>
+              <w:rPr>
+                <w:b/>
+                <w:color w:val="FFFFFF"/>
+                <w:sz w:val="18"/>
+              </w:rPr>
+              <w:t>Micro-F1 (sd)</w:t>
+            </w:r>
+          </w:p>
+        </w:tc>
+        <w:tc>
+          <w:tcPr>
+            <w:tcW w:w="1586" w:type="dxa"/>
+            <w:shd w:val="clear" w:color="auto" w:fill="142340"/>
+          </w:tcPr>
+          <w:p>
+            <w:r>
+              <w:rPr>
+                <w:b/>
+                <w:color w:val="FFFFFF"/>
+                <w:sz w:val="18"/>
+              </w:rPr>
+              <w:t>Macro-F1 (mean)</w:t>
+            </w:r>
+          </w:p>
+        </w:tc>
+        <w:tc>
+          <w:tcPr>
+            <w:tcW w:w="1586" w:type="dxa"/>
+            <w:shd w:val="clear" w:color="auto" w:fill="142340"/>
+          </w:tcPr>
+          <w:p>
+            <w:r>
+              <w:rPr>
+                <w:b/>
+                <w:color w:val="FFFFFF"/>
+                <w:sz w:val="18"/>
+              </w:rPr>
+              <w:t>Fit time per fold (s)</w:t>
+            </w:r>
+          </w:p>
+        </w:tc>
+      </w:tr>
+      <w:tr>
+        <w:trPr>
+          <w:jc w:val="center"/>
+        </w:trPr>
+        <w:tc>
+          <w:tcPr>
+            <w:tcW w:w="1586" w:type="dxa"/>
+          </w:tcPr>
+          <w:p>
+            <w:r>
+              <w:rPr>
+                <w:sz w:val="18"/>
+              </w:rPr>
+              <w:t>2</w:t>
+            </w:r>
+          </w:p>
+        </w:tc>
+        <w:tc>
+          <w:tcPr>
+            <w:tcW w:w="1586" w:type="dxa"/>
+          </w:tcPr>
+          <w:p>
+            <w:r>
+              <w:rPr>
+                <w:sz w:val="18"/>
+              </w:rPr>
+              <w:t>sqrt</w:t>
+            </w:r>
+          </w:p>
+        </w:tc>
+        <w:tc>
+          <w:tcPr>
+            <w:tcW w:w="1586" w:type="dxa"/>
+          </w:tcPr>
+          <w:p>
+            <w:r>
+              <w:rPr>
+                <w:sz w:val="18"/>
+              </w:rPr>
+              <w:t>0.7440</w:t>
+            </w:r>
+          </w:p>
+        </w:tc>
+        <w:tc>
+          <w:tcPr>
+            <w:tcW w:w="1586" w:type="dxa"/>
+          </w:tcPr>
+          <w:p>
+            <w:r>
+              <w:rPr>
+                <w:sz w:val="18"/>
+              </w:rPr>
+              <w:t>0.0014</w:t>
+            </w:r>
+          </w:p>
+        </w:tc>
+        <w:tc>
+          <w:tcPr>
+            <w:tcW w:w="1586" w:type="dxa"/>
+          </w:tcPr>
+          <w:p>
+            <w:r>
+              <w:rPr>
+                <w:sz w:val="18"/>
+              </w:rPr>
+              <w:t>0.6872</w:t>
+            </w:r>
+          </w:p>
+        </w:tc>
+        <w:tc>
+          <w:tcPr>
+            <w:tcW w:w="1586" w:type="dxa"/>
+          </w:tcPr>
+          <w:p>
+            <w:r>
+              <w:rPr>
+                <w:sz w:val="18"/>
+              </w:rPr>
+              <w:t>25</w:t>
+            </w:r>
+          </w:p>
+        </w:tc>
+      </w:tr>
+      <w:tr>
+        <w:trPr>
+          <w:jc w:val="center"/>
+        </w:trPr>
+        <w:tc>
+          <w:tcPr>
+            <w:tcW w:w="1586" w:type="dxa"/>
+            <w:shd w:val="clear" w:color="auto" w:fill="F1F5FB"/>
+          </w:tcPr>
+          <w:p>
+            <w:r>
+              <w:rPr>
+                <w:sz w:val="18"/>
+              </w:rPr>
+              <w:t>5</w:t>
+            </w:r>
+          </w:p>
+        </w:tc>
+        <w:tc>
+          <w:tcPr>
+            <w:tcW w:w="1586" w:type="dxa"/>
+            <w:shd w:val="clear" w:color="auto" w:fill="F1F5FB"/>
+          </w:tcPr>
+          <w:p>
+            <w:r>
+              <w:rPr>
+                <w:sz w:val="18"/>
+              </w:rPr>
+              <w:t>sqrt</w:t>
+            </w:r>
+          </w:p>
+        </w:tc>
+        <w:tc>
+          <w:tcPr>
+            <w:tcW w:w="1586" w:type="dxa"/>
+            <w:shd w:val="clear" w:color="auto" w:fill="F1F5FB"/>
+          </w:tcPr>
+          <w:p>
+            <w:r>
+              <w:rPr>
+                <w:sz w:val="18"/>
+              </w:rPr>
+              <w:t>0.7430</w:t>
+            </w:r>
+          </w:p>
+        </w:tc>
+        <w:tc>
+          <w:tcPr>
+            <w:tcW w:w="1586" w:type="dxa"/>
+            <w:shd w:val="clear" w:color="auto" w:fill="F1F5FB"/>
+          </w:tcPr>
+          <w:p>
+            <w:r>
+              <w:rPr>
+                <w:sz w:val="18"/>
+              </w:rPr>
+              <w:t>0.0014</w:t>
+            </w:r>
+          </w:p>
+        </w:tc>
+        <w:tc>
+          <w:tcPr>
+            <w:tcW w:w="1586" w:type="dxa"/>
+            <w:shd w:val="clear" w:color="auto" w:fill="F1F5FB"/>
+          </w:tcPr>
+          <w:p>
+            <w:r>
+              <w:rPr>
+                <w:sz w:val="18"/>
+              </w:rPr>
+              <w:t>0.6841</w:t>
+            </w:r>
+          </w:p>
+        </w:tc>
+        <w:tc>
+          <w:tcPr>
+            <w:tcW w:w="1586" w:type="dxa"/>
+            <w:shd w:val="clear" w:color="auto" w:fill="F1F5FB"/>
+          </w:tcPr>
+          <w:p>
+            <w:r>
+              <w:rPr>
+                <w:sz w:val="18"/>
+              </w:rPr>
+              <w:t>32</w:t>
+            </w:r>
+          </w:p>
+        </w:tc>
+      </w:tr>
+      <w:tr>
+        <w:trPr>
+          <w:jc w:val="center"/>
+        </w:trPr>
+        <w:tc>
+          <w:tcPr>
+            <w:tcW w:w="1586" w:type="dxa"/>
+          </w:tcPr>
+          <w:p>
+            <w:r>
+              <w:rPr>
+                <w:sz w:val="18"/>
+              </w:rPr>
+              <w:t>2</w:t>
+            </w:r>
+          </w:p>
+        </w:tc>
+        <w:tc>
+          <w:tcPr>
+            <w:tcW w:w="1586" w:type="dxa"/>
+          </w:tcPr>
+          <w:p>
+            <w:r>
+              <w:rPr>
+                <w:sz w:val="18"/>
+              </w:rPr>
+              <w:t>0.25</w:t>
+            </w:r>
+          </w:p>
+        </w:tc>
+        <w:tc>
+          <w:tcPr>
+            <w:tcW w:w="1586" w:type="dxa"/>
+          </w:tcPr>
+          <w:p>
+            <w:r>
+              <w:rPr>
+                <w:sz w:val="18"/>
+              </w:rPr>
+              <w:t>0.7430</w:t>
+            </w:r>
+          </w:p>
+        </w:tc>
+        <w:tc>
+          <w:tcPr>
+            <w:tcW w:w="1586" w:type="dxa"/>
+          </w:tcPr>
+          <w:p>
+            <w:r>
+              <w:rPr>
+                <w:sz w:val="18"/>
+              </w:rPr>
+              <w:t>0.0017</w:t>
+            </w:r>
+          </w:p>
+        </w:tc>
+        <w:tc>
+          <w:tcPr>
+            <w:tcW w:w="1586" w:type="dxa"/>
+          </w:tcPr>
+          <w:p>
+            <w:r>
+              <w:rPr>
+                <w:sz w:val="18"/>
+              </w:rPr>
+              <w:t>0.6869</w:t>
+            </w:r>
+          </w:p>
+        </w:tc>
+        <w:tc>
+          <w:tcPr>
+            <w:tcW w:w="1586" w:type="dxa"/>
+          </w:tcPr>
+          <w:p>
+            <w:r>
+              <w:rPr>
+                <w:sz w:val="18"/>
+              </w:rPr>
+              <w:t>45</w:t>
+            </w:r>
+          </w:p>
+        </w:tc>
+      </w:tr>
+      <w:tr>
+        <w:trPr>
+          <w:jc w:val="center"/>
+        </w:trPr>
+        <w:tc>
+          <w:tcPr>
+            <w:tcW w:w="1586" w:type="dxa"/>
+            <w:shd w:val="clear" w:color="auto" w:fill="F1F5FB"/>
+          </w:tcPr>
+          <w:p>
+            <w:r>
+              <w:rPr>
+                <w:sz w:val="18"/>
+              </w:rPr>
+              <w:t>5</w:t>
+            </w:r>
+          </w:p>
+        </w:tc>
+        <w:tc>
+          <w:tcPr>
+            <w:tcW w:w="1586" w:type="dxa"/>
+            <w:shd w:val="clear" w:color="auto" w:fill="F1F5FB"/>
+          </w:tcPr>
+          <w:p>
+            <w:r>
+              <w:rPr>
+                <w:sz w:val="18"/>
+              </w:rPr>
+              <w:t>0.25</w:t>
+            </w:r>
+          </w:p>
+        </w:tc>
+        <w:tc>
+          <w:tcPr>
+            <w:tcW w:w="1586" w:type="dxa"/>
+            <w:shd w:val="clear" w:color="auto" w:fill="F1F5FB"/>
+          </w:tcPr>
+          <w:p>
+            <w:r>
+              <w:rPr>
+                <w:sz w:val="18"/>
+              </w:rPr>
+              <w:t>0.7425</w:t>
+            </w:r>
+          </w:p>
+        </w:tc>
+        <w:tc>
+          <w:tcPr>
+            <w:tcW w:w="1586" w:type="dxa"/>
+            <w:shd w:val="clear" w:color="auto" w:fill="F1F5FB"/>
+          </w:tcPr>
+          <w:p>
+            <w:r>
+              <w:rPr>
+                <w:sz w:val="18"/>
+              </w:rPr>
+              <w:t>0.0011</w:t>
+            </w:r>
+          </w:p>
+        </w:tc>
+        <w:tc>
+          <w:tcPr>
+            <w:tcW w:w="1586" w:type="dxa"/>
+            <w:shd w:val="clear" w:color="auto" w:fill="F1F5FB"/>
+          </w:tcPr>
+          <w:p>
+            <w:r>
+              <w:rPr>
+                <w:sz w:val="18"/>
+              </w:rPr>
+              <w:t>0.6851</w:t>
+            </w:r>
+          </w:p>
+        </w:tc>
+        <w:tc>
+          <w:tcPr>
+            <w:tcW w:w="1586" w:type="dxa"/>
+            <w:shd w:val="clear" w:color="auto" w:fill="F1F5FB"/>
+          </w:tcPr>
+          <w:p>
+            <w:r>
+              <w:rPr>
+                <w:sz w:val="18"/>
+              </w:rPr>
+              <w:t>38</w:t>
+            </w:r>
+          </w:p>
+        </w:tc>
+      </w:tr>
+    </w:tbl>
+    <w:p>
+      <w:pPr>
+        <w:spacing w:after="40"/>
+      </w:pPr>
+    </w:p>
+    <w:p>
+      <w:pPr>
+        <w:pStyle w:val="Caption"/>
+        <w:keepNext/>
+        <w:spacing w:after="60"/>
+      </w:pPr>
+      <w:r>
+        <w:rPr>
+          <w:b/>
+        </w:rPr>
+        <w:t xml:space="preserve">Table B3. </w:t>
+      </w:r>
+      <w:r>
+        <w:t>Model 3: GridSearchCV results for HistGradientBoosting (5 folds, scored by f1_micro). Fixed settings: loss = log_loss, max_iter = 300, early_stopping = False, l2_regularization = 0.0. Best: learning_rate = 0.1, max_leaf_nodes = 31.</w:t>
+      </w:r>
+    </w:p>
+    <w:tbl>
+      <w:tblPr>
+        <w:tblStyle w:val="TableGrid"/>
+        <w:tblW w:w="0" w:type="auto"/>
+        <w:jc w:val="center"/>
+        <w:tblLook w:val="04A0" w:firstRow="1" w:lastRow="0" w:firstColumn="1" w:lastColumn="0" w:noHBand="0" w:noVBand="1"/>
+      </w:tblPr>
+      <w:tblGrid>
+        <w:gridCol w:w="1586"/>
+        <w:gridCol w:w="1586"/>
+        <w:gridCol w:w="1586"/>
+        <w:gridCol w:w="1586"/>
+        <w:gridCol w:w="1586"/>
+        <w:gridCol w:w="1586"/>
+      </w:tblGrid>
+      <w:tr>
+        <w:trPr>
+          <w:jc w:val="center"/>
+        </w:trPr>
+        <w:tc>
+          <w:tcPr>
+            <w:tcW w:w="1586" w:type="dxa"/>
+            <w:shd w:val="clear" w:color="auto" w:fill="142340"/>
+          </w:tcPr>
+          <w:p>
+            <w:r>
+              <w:rPr>
+                <w:b/>
+                <w:color w:val="FFFFFF"/>
+                <w:sz w:val="18"/>
+              </w:rPr>
+              <w:t>learning_rate</w:t>
+            </w:r>
+          </w:p>
+        </w:tc>
+        <w:tc>
+          <w:tcPr>
+            <w:tcW w:w="1586" w:type="dxa"/>
+            <w:shd w:val="clear" w:color="auto" w:fill="142340"/>
+          </w:tcPr>
+          <w:p>
+            <w:r>
+              <w:rPr>
+                <w:b/>
+                <w:color w:val="FFFFFF"/>
+                <w:sz w:val="18"/>
+              </w:rPr>
+              <w:t>max_leaf_nodes</w:t>
+            </w:r>
+          </w:p>
+        </w:tc>
+        <w:tc>
+          <w:tcPr>
+            <w:tcW w:w="1586" w:type="dxa"/>
+            <w:shd w:val="clear" w:color="auto" w:fill="142340"/>
+          </w:tcPr>
+          <w:p>
+            <w:r>
+              <w:rPr>
+                <w:b/>
+                <w:color w:val="FFFFFF"/>
+                <w:sz w:val="18"/>
+              </w:rPr>
+              <w:t>Micro-F1 (mean)</w:t>
+            </w:r>
+          </w:p>
+        </w:tc>
+        <w:tc>
+          <w:tcPr>
+            <w:tcW w:w="1586" w:type="dxa"/>
+            <w:shd w:val="clear" w:color="auto" w:fill="142340"/>
+          </w:tcPr>
+          <w:p>
+            <w:r>
+              <w:rPr>
+                <w:b/>
+                <w:color w:val="FFFFFF"/>
+                <w:sz w:val="18"/>
+              </w:rPr>
+              <w:t>Micro-F1 (sd)</w:t>
+            </w:r>
+          </w:p>
+        </w:tc>
+        <w:tc>
+          <w:tcPr>
+            <w:tcW w:w="1586" w:type="dxa"/>
+            <w:shd w:val="clear" w:color="auto" w:fill="142340"/>
+          </w:tcPr>
+          <w:p>
+            <w:r>
+              <w:rPr>
+                <w:b/>
+                <w:color w:val="FFFFFF"/>
+                <w:sz w:val="18"/>
+              </w:rPr>
+              <w:t>Macro-F1 (mean)</w:t>
+            </w:r>
+          </w:p>
+        </w:tc>
+        <w:tc>
+          <w:tcPr>
+            <w:tcW w:w="1586" w:type="dxa"/>
+            <w:shd w:val="clear" w:color="auto" w:fill="142340"/>
+          </w:tcPr>
+          <w:p>
+            <w:r>
+              <w:rPr>
+                <w:b/>
+                <w:color w:val="FFFFFF"/>
+                <w:sz w:val="18"/>
+              </w:rPr>
+              <w:t>Fit time per fold (s)</w:t>
+            </w:r>
+          </w:p>
+        </w:tc>
+      </w:tr>
+      <w:tr>
+        <w:trPr>
+          <w:jc w:val="center"/>
+        </w:trPr>
+        <w:tc>
+          <w:tcPr>
+            <w:tcW w:w="1586" w:type="dxa"/>
+          </w:tcPr>
+          <w:p>
+            <w:r>
+              <w:rPr>
+                <w:sz w:val="18"/>
+              </w:rPr>
+              <w:lastRenderedPageBreak/>
+              <w:t>0.05</w:t>
+            </w:r>
+          </w:p>
+        </w:tc>
+        <w:tc>
+          <w:tcPr>
+            <w:tcW w:w="1586" w:type="dxa"/>
+          </w:tcPr>
+          <w:p>
+            <w:r>
+              <w:rPr>
+                <w:sz w:val="18"/>
+              </w:rPr>
+              <w:t>15</w:t>
+            </w:r>
+          </w:p>
+        </w:tc>
+        <w:tc>
+          <w:tcPr>
+            <w:tcW w:w="1586" w:type="dxa"/>
+          </w:tcPr>
+          <w:p>
+            <w:r>
+              <w:rPr>
+                <w:sz w:val="18"/>
+              </w:rPr>
+              <w:t>0.7432</w:t>
+            </w:r>
+          </w:p>
+        </w:tc>
+        <w:tc>
+          <w:tcPr>
+            <w:tcW w:w="1586" w:type="dxa"/>
+          </w:tcPr>
+          <w:p>
+            <w:r>
+              <w:rPr>
+                <w:sz w:val="18"/>
+              </w:rPr>
+              <w:t>0.0017</w:t>
+            </w:r>
+          </w:p>
+        </w:tc>
+        <w:tc>
+          <w:tcPr>
+            <w:tcW w:w="1586" w:type="dxa"/>
+          </w:tcPr>
+          <w:p>
+            <w:r>
+              <w:rPr>
+                <w:sz w:val="18"/>
+              </w:rPr>
+              <w:t>0.6903</w:t>
+            </w:r>
+          </w:p>
+        </w:tc>
+        <w:tc>
+          <w:tcPr>
+            <w:tcW w:w="1586" w:type="dxa"/>
+          </w:tcPr>
+          <w:p>
+            <w:r>
+              <w:rPr>
+                <w:sz w:val="18"/>
+              </w:rPr>
+              <w:t>31</w:t>
+            </w:r>
+          </w:p>
+        </w:tc>
+      </w:tr>
+      <w:tr>
+        <w:trPr>
+          <w:jc w:val="center"/>
+        </w:trPr>
+        <w:tc>
+          <w:tcPr>
+            <w:tcW w:w="1586" w:type="dxa"/>
+            <w:shd w:val="clear" w:color="auto" w:fill="F1F5FB"/>
+          </w:tcPr>
+          <w:p>
+            <w:r>
+              <w:rPr>
+                <w:sz w:val="18"/>
+              </w:rPr>
+              <w:t>0.05</w:t>
+            </w:r>
+          </w:p>
+        </w:tc>
+        <w:tc>
+          <w:tcPr>
+            <w:tcW w:w="1586" w:type="dxa"/>
+            <w:shd w:val="clear" w:color="auto" w:fill="F1F5FB"/>
+          </w:tcPr>
+          <w:p>
+            <w:r>
+              <w:rPr>
+                <w:sz w:val="18"/>
+              </w:rPr>
+              <w:t>31</w:t>
+            </w:r>
+          </w:p>
+        </w:tc>
+        <w:tc>
+          <w:tcPr>
+            <w:tcW w:w="1586" w:type="dxa"/>
+            <w:shd w:val="clear" w:color="auto" w:fill="F1F5FB"/>
+          </w:tcPr>
+          <w:p>
+            <w:r>
+              <w:rPr>
+                <w:sz w:val="18"/>
+              </w:rPr>
+              <w:t>0.7444</w:t>
+            </w:r>
+          </w:p>
+        </w:tc>
+        <w:tc>
+          <w:tcPr>
+            <w:tcW w:w="1586" w:type="dxa"/>
+            <w:shd w:val="clear" w:color="auto" w:fill="F1F5FB"/>
+          </w:tcPr>
+          <w:p>
+            <w:r>
+              <w:rPr>
+                <w:sz w:val="18"/>
+              </w:rPr>
+              <w:t>0.0010</w:t>
+            </w:r>
+          </w:p>
+        </w:tc>
+        <w:tc>
+          <w:tcPr>
+            <w:tcW w:w="1586" w:type="dxa"/>
+            <w:shd w:val="clear" w:color="auto" w:fill="F1F5FB"/>
+          </w:tcPr>
+          <w:p>
+            <w:r>
+              <w:rPr>
+                <w:sz w:val="18"/>
+              </w:rPr>
+              <w:t>0.6922</w:t>
+            </w:r>
+          </w:p>
+        </w:tc>
+        <w:tc>
+          <w:tcPr>
+            <w:tcW w:w="1586" w:type="dxa"/>
+            <w:shd w:val="clear" w:color="auto" w:fill="F1F5FB"/>
+          </w:tcPr>
+          <w:p>
+            <w:r>
+              <w:rPr>
+                <w:sz w:val="18"/>
+              </w:rPr>
+              <w:t>32</w:t>
+            </w:r>
+          </w:p>
+        </w:tc>
+      </w:tr>
+      <w:tr>
+        <w:trPr>
+          <w:jc w:val="center"/>
+        </w:trPr>
+        <w:tc>
+          <w:tcPr>
+            <w:tcW w:w="1586" w:type="dxa"/>
+          </w:tcPr>
+          <w:p>
+            <w:r>
+              <w:rPr>
+                <w:sz w:val="18"/>
+              </w:rPr>
+              <w:t>0.1</w:t>
+            </w:r>
+          </w:p>
+        </w:tc>
+        <w:tc>
+          <w:tcPr>
+            <w:tcW w:w="1586" w:type="dxa"/>
+          </w:tcPr>
+          <w:p>
+            <w:r>
+              <w:rPr>
+                <w:sz w:val="18"/>
+              </w:rPr>
+              <w:t>15</w:t>
+            </w:r>
+          </w:p>
+        </w:tc>
+        <w:tc>
+          <w:tcPr>
+            <w:tcW w:w="1586" w:type="dxa"/>
+          </w:tcPr>
+          <w:p>
+            <w:r>
+              <w:rPr>
+                <w:sz w:val="18"/>
+              </w:rPr>
+              <w:t>0.7441</w:t>
+            </w:r>
+          </w:p>
+        </w:tc>
+        <w:tc>
+          <w:tcPr>
+            <w:tcW w:w="1586" w:type="dxa"/>
+          </w:tcPr>
+          <w:p>
+            <w:r>
+              <w:rPr>
+                <w:sz w:val="18"/>
+              </w:rPr>
+              <w:t>0.0009</w:t>
+            </w:r>
+          </w:p>
+        </w:tc>
+        <w:tc>
+          <w:tcPr>
+            <w:tcW w:w="1586" w:type="dxa"/>
+          </w:tcPr>
+          <w:p>
+            <w:r>
+              <w:rPr>
+                <w:sz w:val="18"/>
+              </w:rPr>
+              <w:t>0.6922</w:t>
+            </w:r>
+          </w:p>
+        </w:tc>
+        <w:tc>
+          <w:tcPr>
+            <w:tcW w:w="1586" w:type="dxa"/>
+          </w:tcPr>
+          <w:p>
+            <w:r>
+              <w:rPr>
+                <w:sz w:val="18"/>
+              </w:rPr>
+              <w:t>26</w:t>
+            </w:r>
+          </w:p>
+        </w:tc>
+      </w:tr>
+      <w:tr>
+        <w:trPr>
+          <w:jc w:val="center"/>
+        </w:trPr>
+        <w:tc>
+          <w:tcPr>
+            <w:tcW w:w="1586" w:type="dxa"/>
+            <w:shd w:val="clear" w:color="auto" w:fill="F1F5FB"/>
+          </w:tcPr>
+          <w:p>
+            <w:r>
+              <w:rPr>
+                <w:sz w:val="18"/>
+              </w:rPr>
+              <w:t>0.1</w:t>
+            </w:r>
+          </w:p>
+        </w:tc>
+        <w:tc>
+          <w:tcPr>
+            <w:tcW w:w="1586" w:type="dxa"/>
+            <w:shd w:val="clear" w:color="auto" w:fill="F1F5FB"/>
+          </w:tcPr>
+          <w:p>
+            <w:r>
+              <w:rPr>
+                <w:sz w:val="18"/>
+              </w:rPr>
+              <w:t>31</w:t>
+            </w:r>
+          </w:p>
+        </w:tc>
+        <w:tc>
+          <w:tcPr>
+            <w:tcW w:w="1586" w:type="dxa"/>
+            <w:shd w:val="clear" w:color="auto" w:fill="F1F5FB"/>
+          </w:tcPr>
+          <w:p>
+            <w:r>
+              <w:rPr>
+                <w:sz w:val="18"/>
+              </w:rPr>
+              <w:t>0.7452</w:t>
+            </w:r>
+          </w:p>
+        </w:tc>
+        <w:tc>
+          <w:tcPr>
+            <w:tcW w:w="1586" w:type="dxa"/>
+            <w:shd w:val="clear" w:color="auto" w:fill="F1F5FB"/>
+          </w:tcPr>
+          <w:p>
+            <w:r>
+              <w:rPr>
+                <w:sz w:val="18"/>
+              </w:rPr>
+              <w:t>0.0011</w:t>
+            </w:r>
+          </w:p>
+        </w:tc>
+        <w:tc>
+          <w:tcPr>
+            <w:tcW w:w="1586" w:type="dxa"/>
+            <w:shd w:val="clear" w:color="auto" w:fill="F1F5FB"/>
+          </w:tcPr>
+          <w:p>
+            <w:r>
+              <w:rPr>
+                <w:sz w:val="18"/>
+              </w:rPr>
+              <w:t>0.6936</w:t>
+            </w:r>
+          </w:p>
+        </w:tc>
+        <w:tc>
+          <w:tcPr>
+            <w:tcW w:w="1586" w:type="dxa"/>
+            <w:shd w:val="clear" w:color="auto" w:fill="F1F5FB"/>
+          </w:tcPr>
+          <w:p>
+            <w:r>
+              <w:rPr>
+                <w:sz w:val="18"/>
+              </w:rPr>
+              <w:t>30</w:t>
+            </w:r>
+          </w:p>
+        </w:tc>
+      </w:tr>
+      <w:tr>
+        <w:trPr>
+          <w:jc w:val="center"/>
+        </w:trPr>
+        <w:tc>
+          <w:tcPr>
+            <w:tcW w:w="1586" w:type="dxa"/>
+          </w:tcPr>
+          <w:p>
+            <w:r>
+              <w:rPr>
+                <w:sz w:val="18"/>
+              </w:rPr>
+              <w:t>0.2</w:t>
+            </w:r>
+          </w:p>
+        </w:tc>
+        <w:tc>
+          <w:tcPr>
+            <w:tcW w:w="1586" w:type="dxa"/>
+          </w:tcPr>
+          <w:p>
+            <w:r>
+              <w:rPr>
+                <w:sz w:val="18"/>
+              </w:rPr>
+              <w:t>15</w:t>
+            </w:r>
+          </w:p>
+        </w:tc>
+        <w:tc>
+          <w:tcPr>
+            <w:tcW w:w="1586" w:type="dxa"/>
+          </w:tcPr>
+          <w:p>
+            <w:r>
+              <w:rPr>
+                <w:sz w:val="18"/>
+              </w:rPr>
+              <w:t>0.7426</w:t>
+            </w:r>
+          </w:p>
+        </w:tc>
+        <w:tc>
+          <w:tcPr>
+            <w:tcW w:w="1586" w:type="dxa"/>
+          </w:tcPr>
+          <w:p>
+            <w:r>
+              <w:rPr>
+                <w:sz w:val="18"/>
+              </w:rPr>
+              <w:t>0.0012</w:t>
+            </w:r>
+          </w:p>
+        </w:tc>
+        <w:tc>
+          <w:tcPr>
+            <w:tcW w:w="1586" w:type="dxa"/>
+          </w:tcPr>
+          <w:p>
+            <w:r>
+              <w:rPr>
+                <w:sz w:val="18"/>
+              </w:rPr>
+              <w:t>0.6897</w:t>
+            </w:r>
+          </w:p>
+        </w:tc>
+        <w:tc>
+          <w:tcPr>
+            <w:tcW w:w="1586" w:type="dxa"/>
+          </w:tcPr>
+          <w:p>
+            <w:r>
+              <w:rPr>
+                <w:sz w:val="18"/>
+              </w:rPr>
+              <w:t>23</w:t>
+            </w:r>
+          </w:p>
+        </w:tc>
+      </w:tr>
+      <w:tr>
+        <w:trPr>
+          <w:jc w:val="center"/>
+        </w:trPr>
+        <w:tc>
+          <w:tcPr>
+            <w:tcW w:w="1586" w:type="dxa"/>
+            <w:shd w:val="clear" w:color="auto" w:fill="F1F5FB"/>
+          </w:tcPr>
+          <w:p>
+            <w:r>
+              <w:rPr>
+                <w:sz w:val="18"/>
+              </w:rPr>
+              <w:t>0.2</w:t>
+            </w:r>
+          </w:p>
+        </w:tc>
+        <w:tc>
+          <w:tcPr>
+            <w:tcW w:w="1586" w:type="dxa"/>
+            <w:shd w:val="clear" w:color="auto" w:fill="F1F5FB"/>
+          </w:tcPr>
+          <w:p>
+            <w:r>
+              <w:rPr>
+                <w:sz w:val="18"/>
+              </w:rPr>
+              <w:t>31</w:t>
+            </w:r>
+          </w:p>
+        </w:tc>
+        <w:tc>
+          <w:tcPr>
+            <w:tcW w:w="1586" w:type="dxa"/>
+            <w:shd w:val="clear" w:color="auto" w:fill="F1F5FB"/>
+          </w:tcPr>
+          <w:p>
+            <w:r>
+              <w:rPr>
+                <w:sz w:val="18"/>
+              </w:rPr>
+              <w:t>0.7406</w:t>
+            </w:r>
+          </w:p>
+        </w:tc>
+        <w:tc>
+          <w:tcPr>
+            <w:tcW w:w="1586" w:type="dxa"/>
+            <w:shd w:val="clear" w:color="auto" w:fill="F1F5FB"/>
+          </w:tcPr>
+          <w:p>
+            <w:r>
+              <w:rPr>
+                <w:sz w:val="18"/>
+              </w:rPr>
+              <w:t>0.0013</w:t>
+            </w:r>
+          </w:p>
+        </w:tc>
+        <w:tc>
+          <w:tcPr>
+            <w:tcW w:w="1586" w:type="dxa"/>
+            <w:shd w:val="clear" w:color="auto" w:fill="F1F5FB"/>
+          </w:tcPr>
+          <w:p>
+            <w:r>
+              <w:rPr>
+                <w:sz w:val="18"/>
+              </w:rPr>
+              <w:t>0.6885</w:t>
+            </w:r>
+          </w:p>
+        </w:tc>
+        <w:tc>
+          <w:tcPr>
+            <w:tcW w:w="1586" w:type="dxa"/>
+            <w:shd w:val="clear" w:color="auto" w:fill="F1F5FB"/>
+          </w:tcPr>
+          <w:p>
+            <w:r>
+              <w:rPr>
+                <w:sz w:val="18"/>
+              </w:rPr>
+              <w:t>32</w:t>
+            </w:r>
+          </w:p>
+        </w:tc>
+      </w:tr>
+    </w:tbl>
+    <w:p>
+      <w:pPr>
+        <w:spacing w:after="40"/>
+      </w:pPr>
+    </w:p>
+    <w:p>
+      <w:pPr>
         <w:pStyle w:val="Heading2"/>
       </w:pPr>
-      <w:bookmarkStart w:id="30" w:name="_Toc242297612"/>
-      <w:r>
-        <w:lastRenderedPageBreak/>
+      <w:bookmarkStart w:id="33" w:name="_Toc243069555"/>
+      <w:r>
         <w:t>C. Additional exploration figures</w:t>
       </w:r>
-      <w:bookmarkEnd w:id="30"/>
+      <w:bookmarkEnd w:id="33"/>
     </w:p>
     <w:p>
       <w:pPr>
@@ -10055,10 +12308,72 @@
           <w:noProof/>
         </w:rPr>
         <w:drawing>
-          <wp:inline distT="0" distB="0" distL="0" distR="0" wp14:anchorId="1E673FA0" wp14:editId="7A009804">
+          <wp:inline distT="0" distB="0" distL="0" distR="0" wp14:anchorId="09B723A8" wp14:editId="51DF9841">
+            <wp:extent cx="5400000" cy="2156368"/>
+            <wp:effectExtent l="0" t="0" r="0" b="0"/>
+            <wp:docPr id="13" name="Picture 13"/>
+            <wp:cNvGraphicFramePr>
+              <a:graphicFrameLocks xmlns:a="http://schemas.openxmlformats.org/drawingml/2006/main" noChangeAspect="1"/>
+            </wp:cNvGraphicFramePr>
+            <a:graphic xmlns:a="http://schemas.openxmlformats.org/drawingml/2006/main">
+              <a:graphicData uri="http://schemas.openxmlformats.org/drawingml/2006/picture">
+                <pic:pic xmlns:pic="http://schemas.openxmlformats.org/drawingml/2006/picture">
+                  <pic:nvPicPr>
+                    <pic:cNvPr id="0" name="fig02_damage_by_foundation_roof.png"/>
+                    <pic:cNvPicPr/>
+                  </pic:nvPicPr>
+                  <pic:blipFill>
+                    <a:blip r:embed="rId20"/>
+                    <a:stretch>
+                      <a:fillRect/>
+                    </a:stretch>
+                  </pic:blipFill>
+                  <pic:spPr>
+                    <a:xfrm>
+                      <a:off x="0" y="0"/>
+                      <a:ext cx="5400000" cy="2156368"/>
+                    </a:xfrm>
+                    <a:prstGeom prst="rect">
+                      <a:avLst/>
+                    </a:prstGeom>
+                  </pic:spPr>
+                </pic:pic>
+              </a:graphicData>
+            </a:graphic>
+          </wp:inline>
+        </w:drawing>
+      </w:r>
+    </w:p>
+    <w:p>
+      <w:pPr>
+        <w:pStyle w:val="Caption"/>
+        <w:jc w:val="center"/>
+      </w:pPr>
+      <w:r>
+        <w:rPr>
+          <w:b/>
+        </w:rPr>
+        <w:t xml:space="preserve">Figure C1. </w:t>
+      </w:r>
+      <w:r>
+        <w:t>Damage-grade mix by foundation type (left) and roof type (right), training split. Bars are sorted by grade-3 share; n is the number of buildings.</w:t>
+      </w:r>
+    </w:p>
+    <w:p>
+      <w:pPr>
+        <w:keepNext/>
+        <w:jc w:val="center"/>
+      </w:pPr>
+      <w:r>
+        <w:rPr>
+          <w:noProof/>
+        </w:rPr>
+        <w:lastRenderedPageBreak/>
+        <w:drawing>
+          <wp:inline distT="0" distB="0" distL="0" distR="0" wp14:anchorId="09E0E69C" wp14:editId="13FB9EDB">
             <wp:extent cx="5400000" cy="3736781"/>
             <wp:effectExtent l="0" t="0" r="0" b="0"/>
-            <wp:docPr id="11" name="Picture 11"/>
+            <wp:docPr id="14" name="Picture 14"/>
             <wp:cNvGraphicFramePr>
               <a:graphicFrameLocks xmlns:a="http://schemas.openxmlformats.org/drawingml/2006/main" noChangeAspect="1"/>
             </wp:cNvGraphicFramePr>
@@ -10070,7 +12385,7 @@
                     <pic:cNvPicPr/>
                   </pic:nvPicPr>
                   <pic:blipFill>
-                    <a:blip r:embed="rId18"/>
+                    <a:blip r:embed="rId21"/>
                     <a:stretch>
                       <a:fillRect/>
                     </a:stretch>
@@ -10100,7 +12415,7 @@
         <w:rPr>
           <w:b/>
         </w:rPr>
-        <w:t xml:space="preserve">Figure C1. </w:t>
+        <w:t xml:space="preserve">Figure C2. </w:t>
       </w:r>
       <w:r>
         <w:t>Distributions of age, area, height (log scale) and floors, stacked by damage grade. Placeholder ages are excluded.</w:t>
@@ -10116,10 +12431,10 @@
           <w:noProof/>
         </w:rPr>
         <w:drawing>
-          <wp:inline distT="0" distB="0" distL="0" distR="0" wp14:anchorId="03D4C8D1" wp14:editId="1528BB0B">
+          <wp:inline distT="0" distB="0" distL="0" distR="0" wp14:anchorId="3709E32B" wp14:editId="115CB786">
             <wp:extent cx="4500000" cy="3640704"/>
             <wp:effectExtent l="0" t="0" r="0" b="0"/>
-            <wp:docPr id="12" name="Picture 12"/>
+            <wp:docPr id="15" name="Picture 15"/>
             <wp:cNvGraphicFramePr>
               <a:graphicFrameLocks xmlns:a="http://schemas.openxmlformats.org/drawingml/2006/main" noChangeAspect="1"/>
             </wp:cNvGraphicFramePr>
@@ -10131,7 +12446,7 @@
                     <pic:cNvPicPr/>
                   </pic:nvPicPr>
                   <pic:blipFill>
-                    <a:blip r:embed="rId19"/>
+                    <a:blip r:embed="rId22"/>
                     <a:stretch>
                       <a:fillRect/>
                     </a:stretch>
@@ -10161,7 +12476,7 @@
         <w:rPr>
           <w:b/>
         </w:rPr>
-        <w:t xml:space="preserve">Figure C2. </w:t>
+        <w:t xml:space="preserve">Figure C3. </w:t>
       </w:r>
       <w:r>
         <w:t>Spearman correlations among numeric and selected material features and the damage grade.</w:t>
@@ -10171,12 +12486,12 @@
       <w:pPr>
         <w:pStyle w:val="Heading2"/>
       </w:pPr>
-      <w:bookmarkStart w:id="31" w:name="_Toc242297613"/>
+      <w:bookmarkStart w:id="34" w:name="_Toc243069556"/>
       <w:r>
         <w:lastRenderedPageBreak/>
         <w:t>D. Reproducibility</w:t>
       </w:r>
-      <w:bookmarkEnd w:id="31"/>
+      <w:bookmarkEnd w:id="34"/>
     </w:p>
     <w:p>
       <w:pPr>
@@ -10192,18 +12507,18 @@
         <w:t>python -m src.run_all</w:t>
       </w:r>
       <w:r>
-        <w:t xml:space="preserve"> (about 24.1 minutes for the notebook). Every number in this report is read from outputs/results.json, which the notebook writes. The submission file outputs/submission.csv has 86,868 rows with columns building_id, damage_grade (integers 1–3). Its predicted class shares are grade 1 6.8%, grade 2 64.9% and grade 3 28.3%.</w:t>
+        <w:t xml:space="preserve"> (about 59.4 minutes for the notebook). Every number in this report is read from outputs/results.json, which the notebook writes. The submission file outputs/submission.csv comes from the final model (HistGradientBoosting, refitted on all 260,601 labelled buildings) and has 86,868 rows with columns building_id, damage_grade (integers 1–3). Its predicted class shares are grade 1 7.8%, grade 2 64.2% and grade 3 28.1%.</w:t>
       </w:r>
     </w:p>
     <w:p>
       <w:pPr>
         <w:pStyle w:val="Heading2"/>
       </w:pPr>
-      <w:bookmarkStart w:id="32" w:name="_Toc242297614"/>
+      <w:bookmarkStart w:id="35" w:name="_Toc243069557"/>
       <w:r>
         <w:t>E. Contribution statement</w:t>
       </w:r>
-      <w:bookmarkEnd w:id="32"/>
+      <w:bookmarkEnd w:id="35"/>
     </w:p>
     <w:p>
       <w:pPr>
@@ -10218,7 +12533,7 @@
       </w:r>
     </w:p>
     <w:sectPr>
-      <w:footerReference w:type="default" r:id="rId20"/>
+      <w:footerReference w:type="default" r:id="rId23"/>
       <w:pgSz w:w="12240" w:h="15840"/>
       <w:pgMar w:top="1304" w:right="1361" w:bottom="1304" w:left="1361" w:header="720" w:footer="720" w:gutter="0"/>
       <w:cols w:space="720"/>
@@ -10477,31 +12792,31 @@
       </w:rPr>
     </w:lvl>
   </w:abstractNum>
-  <w:num w:numId="1" w16cid:durableId="1883319680">
+  <w:num w:numId="1" w16cid:durableId="46031863">
     <w:abstractNumId w:val="8"/>
   </w:num>
-  <w:num w:numId="2" w16cid:durableId="1303344756">
+  <w:num w:numId="2" w16cid:durableId="1593783935">
     <w:abstractNumId w:val="6"/>
   </w:num>
-  <w:num w:numId="3" w16cid:durableId="564025369">
+  <w:num w:numId="3" w16cid:durableId="1126923668">
     <w:abstractNumId w:val="5"/>
   </w:num>
-  <w:num w:numId="4" w16cid:durableId="1198392652">
+  <w:num w:numId="4" w16cid:durableId="1887060382">
     <w:abstractNumId w:val="4"/>
   </w:num>
-  <w:num w:numId="5" w16cid:durableId="1137382273">
+  <w:num w:numId="5" w16cid:durableId="1958022622">
     <w:abstractNumId w:val="7"/>
   </w:num>
-  <w:num w:numId="6" w16cid:durableId="553858042">
+  <w:num w:numId="6" w16cid:durableId="659389007">
     <w:abstractNumId w:val="3"/>
   </w:num>
-  <w:num w:numId="7" w16cid:durableId="2098356582">
+  <w:num w:numId="7" w16cid:durableId="188182204">
     <w:abstractNumId w:val="2"/>
   </w:num>
-  <w:num w:numId="8" w16cid:durableId="502935436">
+  <w:num w:numId="8" w16cid:durableId="1841386332">
     <w:abstractNumId w:val="1"/>
   </w:num>
-  <w:num w:numId="9" w16cid:durableId="736365909">
+  <w:num w:numId="9" w16cid:durableId="1750809644">
     <w:abstractNumId w:val="0"/>
   </w:num>
 </w:numbering>
@@ -10898,10 +13213,11 @@
     <w:qFormat/>
     <w:rsid w:val="00FC693F"/>
     <w:pPr>
-      <w:spacing w:after="120"/>
+      <w:spacing w:after="120" w:line="264" w:lineRule="auto"/>
     </w:pPr>
     <w:rPr>
       <w:rFonts w:ascii="Calibri" w:eastAsia="Calibri" w:hAnsi="Calibri"/>
+      <w:sz w:val="21"/>
     </w:rPr>
   </w:style>
   <w:style w:type="paragraph" w:styleId="Heading1">
@@ -21891,7 +24207,7 @@
     <w:autoRedefine/>
     <w:uiPriority w:val="39"/>
     <w:unhideWhenUsed/>
-    <w:rsid w:val="00C64F74"/>
+    <w:rsid w:val="00F47D19"/>
     <w:pPr>
       <w:spacing w:after="100"/>
     </w:pPr>
@@ -21903,10 +24219,10 @@
     <w:autoRedefine/>
     <w:uiPriority w:val="39"/>
     <w:unhideWhenUsed/>
-    <w:rsid w:val="00C64F74"/>
+    <w:rsid w:val="00F47D19"/>
     <w:pPr>
       <w:spacing w:after="100"/>
-      <w:ind w:left="220"/>
+      <w:ind w:left="210"/>
     </w:pPr>
   </w:style>
   <w:style w:type="character" w:styleId="Hyperlink">
@@ -21914,7 +24230,7 @@
     <w:basedOn w:val="DefaultParagraphFont"/>
     <w:uiPriority w:val="99"/>
     <w:unhideWhenUsed/>
-    <w:rsid w:val="00C64F74"/>
+    <w:rsid w:val="00F47D19"/>
     <w:rPr>
       <w:color w:val="0000FF" w:themeColor="hyperlink"/>
       <w:u w:val="single"/>
